--- a/docs/twm-geosos-flus-comparison-summary-2026-06-23.docx
+++ b/docs/twm-geosos-flus-comparison-summary-2026-06-23.docx
@@ -1,112 +1,301 @@
 
 <file path=word/document.xml><?xml version="1.0" encoding="utf-8"?>
-<w:document xmlns:w="http://schemas.openxmlformats.org/wordprocessingml/2006/main" xmlns:r="http://schemas.openxmlformats.org/officeDocument/2006/relationships" xmlns:wp="http://schemas.openxmlformats.org/drawingml/2006/wordprocessingDrawing" xmlns:a="http://schemas.openxmlformats.org/drawingml/2006/main" xmlns:pic="http://schemas.openxmlformats.org/drawingml/2006/picture">
+<w:document xmlns:wpc="http://schemas.microsoft.com/office/word/2010/wordprocessingCanvas" xmlns:cx="http://schemas.microsoft.com/office/drawing/2014/chartex" xmlns:cx1="http://schemas.microsoft.com/office/drawing/2015/9/8/chartex" xmlns:cx2="http://schemas.microsoft.com/office/drawing/2015/10/21/chartex" xmlns:cx3="http://schemas.microsoft.com/office/drawing/2016/5/9/chartex" xmlns:cx4="http://schemas.microsoft.com/office/drawing/2016/5/10/chartex" xmlns:cx5="http://schemas.microsoft.com/office/drawing/2016/5/11/chartex" xmlns:cx6="http://schemas.microsoft.com/office/drawing/2016/5/12/chartex" xmlns:cx7="http://schemas.microsoft.com/office/drawing/2016/5/13/chartex" xmlns:cx8="http://schemas.microsoft.com/office/drawing/2016/5/14/chartex" xmlns:mc="http://schemas.openxmlformats.org/markup-compatibility/2006" xmlns:m="http://schemas.openxmlformats.org/officeDocument/2006/math" xmlns:aink="http://schemas.microsoft.com/office/drawing/2016/ink" xmlns:am3d="http://schemas.microsoft.com/office/drawing/2017/model3d" xmlns:oel="http://schemas.microsoft.com/office/2019/extlst" xmlns:r="http://schemas.openxmlformats.org/officeDocument/2006/relationships" xmlns:wp14="http://schemas.microsoft.com/office/word/2010/wordprocessingDrawing" xmlns:wp="http://schemas.openxmlformats.org/drawingml/2006/wordprocessingDrawing" xmlns:wpg="http://schemas.microsoft.com/office/word/2010/wordprocessingGroup" xmlns:wpi="http://schemas.microsoft.com/office/word/2010/wordprocessingInk" xmlns:wps="http://schemas.microsoft.com/office/word/2010/wordprocessingShape" xmlns:o="urn:schemas-microsoft-com:office:office" xmlns:v="urn:schemas-microsoft-com:vml" xmlns:w10="urn:schemas-microsoft-com:office:word" xmlns:w="http://schemas.openxmlformats.org/wordprocessingml/2006/main" xmlns:w14="http://schemas.microsoft.com/office/word/2010/wordml" xmlns:w15="http://schemas.microsoft.com/office/word/2012/wordml" xmlns:w16cex="http://schemas.microsoft.com/office/word/2018/wordml/cex" xmlns:w16cid="http://schemas.microsoft.com/office/word/2016/wordml/cid" xmlns:w16="http://schemas.microsoft.com/office/word/2018/wordml" xmlns:w16sdtdh="http://schemas.microsoft.com/office/word/2020/wordml/sdtdatahash" xmlns:w16sdtfl="http://schemas.microsoft.com/office/word/2024/wordml/sdtformatlock" xmlns:w16se="http://schemas.microsoft.com/office/word/2015/wordml/symex" xmlns:w16du="http://schemas.microsoft.com/office/word/2023/wordml/word16du" xmlns:wne="http://schemas.microsoft.com/office/word/2006/wordml" mc:Ignorable="w14 w15 w16se w16cid w16 w16cex w16sdtdh w16sdtfl w16du wp14">
   <w:body>
     <w:p>
       <w:pPr>
-        <w:pStyle w:val="Title"/>
+        <w:pStyle w:val="a3"/>
+        <w:spacing w:after="200"/>
         <w:jc w:val="center"/>
-        <w:spacing w:after="200"/>
       </w:pPr>
       <w:r>
-        <w:t>TWM 与 GeoSOS-FLUS 对比验证总结报告</w:t>
+        <w:t xml:space="preserve">TWM </w:t>
+      </w:r>
+      <w:r>
+        <w:t>与</w:t>
+      </w:r>
+      <w:r>
+        <w:t xml:space="preserve"> GeoSOS-FLUS </w:t>
+      </w:r>
+      <w:r>
+        <w:t>对比验证总结报告</w:t>
       </w:r>
     </w:p>
     <w:p>
       <w:pPr>
         <w:jc w:val="center"/>
-        <w:spacing w:after="120"/>
       </w:pPr>
       <w:r>
         <w:rPr>
           <w:color w:val="555555"/>
-          <w:sz w:val="28"/>
-          <w:szCs w:val="28"/>
-        </w:rPr>
-        <w:t>面向导师、客户与公司管理层的阶段性技术说明</w:t>
+          <w:sz w:val="22"/>
+          <w:szCs w:val="22"/>
+        </w:rPr>
+        <w:t>生成日期：</w:t>
+      </w:r>
+      <w:r>
+        <w:rPr>
+          <w:color w:val="555555"/>
+          <w:sz w:val="22"/>
+          <w:szCs w:val="22"/>
+        </w:rPr>
+        <w:t>2026-06-23</w:t>
       </w:r>
     </w:p>
     <w:p>
       <w:pPr>
         <w:jc w:val="center"/>
-        <w:spacing w:after="120"/>
       </w:pPr>
       <w:r>
         <w:rPr>
           <w:color w:val="555555"/>
-          <w:sz w:val="22"/>
-          <w:szCs w:val="22"/>
-        </w:rPr>
-        <w:t>生成日期：2026-06-23</w:t>
+          <w:sz w:val="20"/>
+          <w:szCs w:val="20"/>
+        </w:rPr>
+        <w:t>证据来源：本地</w:t>
+      </w:r>
+      <w:r>
+        <w:rPr>
+          <w:color w:val="555555"/>
+          <w:sz w:val="20"/>
+          <w:szCs w:val="20"/>
+        </w:rPr>
+        <w:t xml:space="preserve"> </w:t>
+      </w:r>
+      <w:proofErr w:type="spellStart"/>
+      <w:r>
+        <w:rPr>
+          <w:color w:val="555555"/>
+          <w:sz w:val="20"/>
+          <w:szCs w:val="20"/>
+        </w:rPr>
+        <w:t>GeoSOS</w:t>
+      </w:r>
+      <w:proofErr w:type="spellEnd"/>
+      <w:r>
+        <w:rPr>
+          <w:color w:val="555555"/>
+          <w:sz w:val="20"/>
+          <w:szCs w:val="20"/>
+        </w:rPr>
+        <w:t xml:space="preserve"> </w:t>
+      </w:r>
+      <w:proofErr w:type="spellStart"/>
+      <w:r>
+        <w:rPr>
+          <w:color w:val="555555"/>
+          <w:sz w:val="20"/>
+          <w:szCs w:val="20"/>
+        </w:rPr>
+        <w:t>DongGuan</w:t>
+      </w:r>
+      <w:proofErr w:type="spellEnd"/>
+      <w:r>
+        <w:rPr>
+          <w:color w:val="555555"/>
+          <w:sz w:val="20"/>
+          <w:szCs w:val="20"/>
+        </w:rPr>
+        <w:t xml:space="preserve"> 80m </w:t>
+      </w:r>
+      <w:r>
+        <w:rPr>
+          <w:color w:val="555555"/>
+          <w:sz w:val="20"/>
+          <w:szCs w:val="20"/>
+        </w:rPr>
+        <w:t>教程数据、</w:t>
+      </w:r>
+      <w:r>
+        <w:rPr>
+          <w:color w:val="555555"/>
+          <w:sz w:val="20"/>
+          <w:szCs w:val="20"/>
+        </w:rPr>
+        <w:t xml:space="preserve">GeoSOS-FLUS V2.4 </w:t>
+      </w:r>
+      <w:r>
+        <w:rPr>
+          <w:color w:val="555555"/>
+          <w:sz w:val="20"/>
+          <w:szCs w:val="20"/>
+        </w:rPr>
+        <w:t>官方样例数据、</w:t>
+      </w:r>
+      <w:r>
+        <w:rPr>
+          <w:color w:val="555555"/>
+          <w:sz w:val="20"/>
+          <w:szCs w:val="20"/>
+        </w:rPr>
+        <w:t xml:space="preserve">Google Earth Engine Dynamic World admin20 </w:t>
+      </w:r>
+      <w:r>
+        <w:rPr>
+          <w:color w:val="555555"/>
+          <w:sz w:val="20"/>
+          <w:szCs w:val="20"/>
+        </w:rPr>
+        <w:t>公开多区域数据。</w:t>
+      </w:r>
+    </w:p>
+    <w:p>
+      <w:r>
+        <w:br w:type="page"/>
       </w:r>
     </w:p>
     <w:p>
       <w:pPr>
-        <w:jc w:val="center"/>
-        <w:spacing w:after="120"/>
+        <w:pStyle w:val="1"/>
+        <w:spacing w:after="100"/>
+        <w:rPr>
+          <w:rFonts w:hint="eastAsia"/>
+        </w:rPr>
       </w:pPr>
       <w:r>
-        <w:rPr>
-          <w:color w:val="555555"/>
-          <w:sz w:val="20"/>
-          <w:szCs w:val="20"/>
-        </w:rPr>
-        <w:t>证据来源：本地 GeoSOS DongGuan 80m 教程数据、GeoSOS-FLUS V2.4 官方样例数据、Google Earth Engine Dynamic World admin20 公开多区域数据。</w:t>
+        <w:lastRenderedPageBreak/>
+        <w:t>一、结论先行</w:t>
       </w:r>
     </w:p>
     <w:p>
       <w:r>
-        <w:br w:type="page"/>
+        <w:rPr>
+          <w:b/>
+          <w:color w:val="1F4E79"/>
+        </w:rPr>
+        <w:t xml:space="preserve">TWM </w:t>
+      </w:r>
+      <w:r>
+        <w:rPr>
+          <w:b/>
+          <w:color w:val="1F4E79"/>
+        </w:rPr>
+        <w:t>的目标不是替代</w:t>
+      </w:r>
+      <w:r>
+        <w:rPr>
+          <w:b/>
+          <w:color w:val="1F4E79"/>
+        </w:rPr>
+        <w:t xml:space="preserve"> GeoSOS-FLUS</w:t>
+      </w:r>
+      <w:r>
+        <w:rPr>
+          <w:b/>
+          <w:color w:val="1F4E79"/>
+        </w:rPr>
+        <w:t>，而是面向更宽的国土空间治理任务构建</w:t>
+      </w:r>
+      <w:r>
+        <w:rPr>
+          <w:b/>
+          <w:color w:val="1F4E79"/>
+        </w:rPr>
+        <w:t xml:space="preserve"> geospatial world model</w:t>
+      </w:r>
+      <w:r>
+        <w:rPr>
+          <w:b/>
+          <w:color w:val="1F4E79"/>
+        </w:rPr>
+        <w:t>；</w:t>
+      </w:r>
+      <w:r>
+        <w:rPr>
+          <w:b/>
+          <w:color w:val="1F4E79"/>
+        </w:rPr>
+        <w:t xml:space="preserve">GeoSOS-FLUS </w:t>
+      </w:r>
+      <w:r>
+        <w:rPr>
+          <w:b/>
+          <w:color w:val="1F4E79"/>
+        </w:rPr>
+        <w:t>类型的土地利用模拟是</w:t>
+      </w:r>
+      <w:r>
+        <w:rPr>
+          <w:b/>
+          <w:color w:val="1F4E79"/>
+        </w:rPr>
+        <w:t xml:space="preserve"> TWM </w:t>
+      </w:r>
+      <w:r>
+        <w:rPr>
+          <w:b/>
+          <w:color w:val="1F4E79"/>
+        </w:rPr>
+        <w:t>可覆盖的一个子任务。当前实验已经证明</w:t>
+      </w:r>
+      <w:r>
+        <w:rPr>
+          <w:b/>
+          <w:color w:val="1F4E79"/>
+        </w:rPr>
+        <w:t xml:space="preserve"> TWM </w:t>
+      </w:r>
+      <w:r>
+        <w:rPr>
+          <w:b/>
+          <w:color w:val="1F4E79"/>
+        </w:rPr>
+        <w:t>能在</w:t>
+      </w:r>
+      <w:r>
+        <w:rPr>
+          <w:b/>
+          <w:color w:val="1F4E79"/>
+        </w:rPr>
+        <w:t xml:space="preserve"> FLUS </w:t>
+      </w:r>
+      <w:r>
+        <w:rPr>
+          <w:b/>
+          <w:color w:val="1F4E79"/>
+        </w:rPr>
+        <w:t>型同栅格任务上完成渲染、模拟、规划与对比评估，并在部分变化定位指标上取得进展，但不能据此宣称</w:t>
+      </w:r>
+      <w:r>
+        <w:rPr>
+          <w:b/>
+          <w:color w:val="1F4E79"/>
+        </w:rPr>
+        <w:t xml:space="preserve"> TWM </w:t>
+      </w:r>
+      <w:r>
+        <w:rPr>
+          <w:b/>
+          <w:color w:val="1F4E79"/>
+        </w:rPr>
+        <w:t>已经全面优于</w:t>
+      </w:r>
+      <w:r>
+        <w:rPr>
+          <w:b/>
+          <w:color w:val="1F4E79"/>
+        </w:rPr>
+        <w:t xml:space="preserve"> GeoSOS-FLUS</w:t>
+      </w:r>
+      <w:r>
+        <w:rPr>
+          <w:b/>
+          <w:color w:val="1F4E79"/>
+        </w:rPr>
+        <w:t>。</w:t>
       </w:r>
     </w:p>
     <w:p>
       <w:pPr>
-        <w:pStyle w:val="Heading1"/>
-        <w:spacing w:after="100"/>
+        <w:spacing w:after="60"/>
+        <w:jc w:val="center"/>
       </w:pPr>
       <w:r>
-        <w:t>一、结论先行：这句话能不能这样说</w:t>
-      </w:r>
-    </w:p>
-    <w:p>
-      <w:pPr>
-        <w:spacing w:after="120"/>
-      </w:pPr>
-      <w:r>
-        <w:t>用户原话：“TWM 并不是用来对标 GeoSOS-FLUS 的，TWM 的应用场景远远大于 GeoSOS-FLUS，但 TWM 的架构可以顺手也能解决 GeoSOS-FLUS 类型的算法模型能解决的问题。”</w:t>
-      </w:r>
-    </w:p>
-    <w:p>
-      <w:pPr>
-        <w:spacing w:after="120"/>
-      </w:pPr>
-      <w:r>
-        <w:rPr>
-          <w:b/>
-        </w:rPr>
-        <w:t>评估结论：基本方向是对的，但对外报告中建议避免“顺手”和“远远大于”这类口语化、容易被理解成全面优越的表述。更严谨的说法如下：</w:t>
-      </w:r>
-    </w:p>
-    <w:p>
-      <w:pPr>
-        <w:spacing w:after="120"/>
-      </w:pPr>
-      <w:r>
-        <w:rPr>
-          <w:b/>
-          <w:color w:val="1F4E79"/>
-        </w:rPr>
-        <w:t>推荐表述：TWM 的目标不是替代 GeoSOS-FLUS，而是面向更宽的国土空间治理任务构建 geospatial world model；GeoSOS-FLUS 类型的土地利用模拟是 TWM 可覆盖的一个子任务。当前实验已经证明 TWM 能在 FLUS 型同栅格任务上完成渲染、模拟、规划与对比评估，并在部分变化定位指标上取得进展，但不能据此宣称 TWM 已经全面优于 GeoSOS-FLUS。</w:t>
-      </w:r>
-    </w:p>
-    <w:p>
-      <w:pPr>
-        <w:jc w:val="center"/>
-        <w:spacing w:after="60"/>
-      </w:pPr>
-      <w:r>
+        <w:rPr>
+          <w:noProof/>
+        </w:rPr>
         <w:drawing>
-          <wp:inline distT="0" distB="0" distL="0" distR="0">
+          <wp:inline distT="0" distB="0" distL="0" distR="0" wp14:anchorId="7B179552" wp14:editId="52C8551D">
             <wp:extent cx="5897880" cy="3137672"/>
             <wp:effectExtent l="0" t="0" r="0" b="0"/>
             <wp:docPr id="1" name="twm_flus_positioning_boundary.png"/>
@@ -121,7 +310,7 @@
                     <pic:cNvPicPr/>
                   </pic:nvPicPr>
                   <pic:blipFill>
-                    <a:blip r:embed="rId1"/>
+                    <a:blip r:embed="rId4"/>
                     <a:stretch>
                       <a:fillRect/>
                     </a:stretch>
@@ -144,8 +333,8 @@
     </w:p>
     <w:p>
       <w:pPr>
+        <w:spacing w:after="160"/>
         <w:jc w:val="center"/>
-        <w:spacing w:after="160"/>
       </w:pPr>
       <w:r>
         <w:rPr>
@@ -154,12 +343,48 @@
           <w:sz w:val="18"/>
           <w:szCs w:val="18"/>
         </w:rPr>
-        <w:t>图 1  TWM 与 GeoSOS-FLUS 的任务定位关系：不是同一任务中心，但存在土地利用模拟子任务重叠。</w:t>
+        <w:t>图</w:t>
+      </w:r>
+      <w:r>
+        <w:rPr>
+          <w:i/>
+          <w:color w:val="555555"/>
+          <w:sz w:val="18"/>
+          <w:szCs w:val="18"/>
+        </w:rPr>
+        <w:t xml:space="preserve"> 1  TWM </w:t>
+      </w:r>
+      <w:r>
+        <w:rPr>
+          <w:i/>
+          <w:color w:val="555555"/>
+          <w:sz w:val="18"/>
+          <w:szCs w:val="18"/>
+        </w:rPr>
+        <w:t>与</w:t>
+      </w:r>
+      <w:r>
+        <w:rPr>
+          <w:i/>
+          <w:color w:val="555555"/>
+          <w:sz w:val="18"/>
+          <w:szCs w:val="18"/>
+        </w:rPr>
+        <w:t xml:space="preserve"> GeoSOS-FLUS </w:t>
+      </w:r>
+      <w:r>
+        <w:rPr>
+          <w:i/>
+          <w:color w:val="555555"/>
+          <w:sz w:val="18"/>
+          <w:szCs w:val="18"/>
+        </w:rPr>
+        <w:t>的任务定位关系：不是同一任务中心，但存在土地利用模拟子任务重叠。</w:t>
       </w:r>
     </w:p>
     <w:p>
       <w:pPr>
-        <w:pStyle w:val="Heading1"/>
+        <w:pStyle w:val="1"/>
         <w:spacing w:after="100"/>
       </w:pPr>
       <w:r>
@@ -168,8 +393,9 @@
     </w:p>
     <w:tbl>
       <w:tblPr>
-        <w:tblStyle w:val="TableGrid"/>
+        <w:tblStyle w:val="a6"/>
         <w:tblW w:w="0" w:type="auto"/>
+        <w:tblInd w:w="80" w:type="dxa"/>
         <w:tblLook w:val="04A0" w:firstRow="1" w:lastRow="0" w:firstColumn="1" w:lastColumn="0" w:noHBand="0" w:noVBand="1"/>
       </w:tblPr>
       <w:tblGrid>
@@ -181,7 +407,7 @@
         <w:tc>
           <w:tcPr>
             <w:tcW w:w="2500" w:type="dxa"/>
-            <w:shd w:fill="E8EEF7"/>
+            <w:shd w:val="clear" w:color="auto" w:fill="E8EEF7"/>
           </w:tcPr>
           <w:p>
             <w:pPr>
@@ -200,7 +426,7 @@
         <w:tc>
           <w:tcPr>
             <w:tcW w:w="1900" w:type="dxa"/>
-            <w:shd w:fill="E8EEF7"/>
+            <w:shd w:val="clear" w:color="auto" w:fill="E8EEF7"/>
           </w:tcPr>
           <w:p>
             <w:pPr>
@@ -219,7 +445,7 @@
         <w:tc>
           <w:tcPr>
             <w:tcW w:w="5200" w:type="dxa"/>
-            <w:shd w:fill="E8EEF7"/>
+            <w:shd w:val="clear" w:color="auto" w:fill="E8EEF7"/>
           </w:tcPr>
           <w:p>
             <w:pPr>
@@ -250,7 +476,21 @@
                 <w:sz w:val="18"/>
                 <w:szCs w:val="18"/>
               </w:rPr>
-              <w:t>TWM 不是为了单纯对标 FLUS</w:t>
+              <w:t xml:space="preserve">TWM </w:t>
+            </w:r>
+            <w:r>
+              <w:rPr>
+                <w:sz w:val="18"/>
+                <w:szCs w:val="18"/>
+              </w:rPr>
+              <w:t>不是为了单纯对标</w:t>
+            </w:r>
+            <w:r>
+              <w:rPr>
+                <w:sz w:val="18"/>
+                <w:szCs w:val="18"/>
+              </w:rPr>
+              <w:t xml:space="preserve"> FLUS</w:t>
             </w:r>
           </w:p>
         </w:tc>
@@ -284,7 +524,28 @@
                 <w:sz w:val="18"/>
                 <w:szCs w:val="18"/>
               </w:rPr>
-              <w:t>TWM 的核心对象是国土空间治理闭环，包括对象、关系、规则、证据、模拟、规划、审计；FLUS 主要服务土地利用变化模拟。</w:t>
+              <w:t xml:space="preserve">TWM </w:t>
+            </w:r>
+            <w:r>
+              <w:rPr>
+                <w:sz w:val="18"/>
+                <w:szCs w:val="18"/>
+              </w:rPr>
+              <w:t>的核心对象是国土空间治理闭环，包括对象、关系、规则、证据、模拟、规划、审计；</w:t>
+            </w:r>
+            <w:r>
+              <w:rPr>
+                <w:sz w:val="18"/>
+                <w:szCs w:val="18"/>
+              </w:rPr>
+              <w:t xml:space="preserve">FLUS </w:t>
+            </w:r>
+            <w:r>
+              <w:rPr>
+                <w:sz w:val="18"/>
+                <w:szCs w:val="18"/>
+              </w:rPr>
+              <w:t>主要服务土地利用变化模拟。</w:t>
             </w:r>
           </w:p>
         </w:tc>
@@ -303,7 +564,21 @@
                 <w:sz w:val="18"/>
                 <w:szCs w:val="18"/>
               </w:rPr>
-              <w:t>TWM 的应用场景大于 FLUS</w:t>
+              <w:t xml:space="preserve">TWM </w:t>
+            </w:r>
+            <w:r>
+              <w:rPr>
+                <w:sz w:val="18"/>
+                <w:szCs w:val="18"/>
+              </w:rPr>
+              <w:t>的应用场景大于</w:t>
+            </w:r>
+            <w:r>
+              <w:rPr>
+                <w:sz w:val="18"/>
+                <w:szCs w:val="18"/>
+              </w:rPr>
+              <w:t xml:space="preserve"> FLUS</w:t>
             </w:r>
           </w:p>
         </w:tc>
@@ -320,7 +595,28 @@
                 <w:sz w:val="18"/>
                 <w:szCs w:val="18"/>
               </w:rPr>
-              <w:t>可以，但要解释为“任务范围更宽”</w:t>
+              <w:t>可以，但要解释为</w:t>
+            </w:r>
+            <w:r>
+              <w:rPr>
+                <w:sz w:val="18"/>
+                <w:szCs w:val="18"/>
+              </w:rPr>
+              <w:t>“</w:t>
+            </w:r>
+            <w:r>
+              <w:rPr>
+                <w:sz w:val="18"/>
+                <w:szCs w:val="18"/>
+              </w:rPr>
+              <w:t>任务范围更宽</w:t>
+            </w:r>
+            <w:r>
+              <w:rPr>
+                <w:sz w:val="18"/>
+                <w:szCs w:val="18"/>
+              </w:rPr>
+              <w:t>”</w:t>
             </w:r>
           </w:p>
         </w:tc>
@@ -337,7 +633,21 @@
                 <w:sz w:val="18"/>
                 <w:szCs w:val="18"/>
               </w:rPr>
-              <w:t>这是架构和业务范围判断，不等于当前所有指标全面优于 FLUS。</w:t>
+              <w:t>这是架构和业务范围判断，不等于当前所有指标全面优于</w:t>
+            </w:r>
+            <w:r>
+              <w:rPr>
+                <w:sz w:val="18"/>
+                <w:szCs w:val="18"/>
+              </w:rPr>
+              <w:t xml:space="preserve"> FLUS</w:t>
+            </w:r>
+            <w:r>
+              <w:rPr>
+                <w:sz w:val="18"/>
+                <w:szCs w:val="18"/>
+              </w:rPr>
+              <w:t>。</w:t>
             </w:r>
           </w:p>
         </w:tc>
@@ -356,7 +666,28 @@
                 <w:sz w:val="18"/>
                 <w:szCs w:val="18"/>
               </w:rPr>
-              <w:t>TWM 架构可覆盖 FLUS 类型的土地利用模拟子任务</w:t>
+              <w:t xml:space="preserve">TWM </w:t>
+            </w:r>
+            <w:r>
+              <w:rPr>
+                <w:sz w:val="18"/>
+                <w:szCs w:val="18"/>
+              </w:rPr>
+              <w:t>架构可覆盖</w:t>
+            </w:r>
+            <w:r>
+              <w:rPr>
+                <w:sz w:val="18"/>
+                <w:szCs w:val="18"/>
+              </w:rPr>
+              <w:t xml:space="preserve"> FLUS </w:t>
+            </w:r>
+            <w:r>
+              <w:rPr>
+                <w:sz w:val="18"/>
+                <w:szCs w:val="18"/>
+              </w:rPr>
+              <w:t>类型的土地利用模拟子任务</w:t>
             </w:r>
           </w:p>
         </w:tc>
@@ -390,7 +721,42 @@
                 <w:sz w:val="18"/>
                 <w:szCs w:val="18"/>
               </w:rPr>
-              <w:t>V2.4 官方样例和 Dynamic World admin20 已验证同栅格/多区域模拟能力。</w:t>
+              <w:t xml:space="preserve">V2.4 </w:t>
+            </w:r>
+            <w:r>
+              <w:rPr>
+                <w:sz w:val="18"/>
+                <w:szCs w:val="18"/>
+              </w:rPr>
+              <w:t>官方样例和</w:t>
+            </w:r>
+            <w:r>
+              <w:rPr>
+                <w:sz w:val="18"/>
+                <w:szCs w:val="18"/>
+              </w:rPr>
+              <w:t xml:space="preserve"> Dynamic World admin20 </w:t>
+            </w:r>
+            <w:r>
+              <w:rPr>
+                <w:sz w:val="18"/>
+                <w:szCs w:val="18"/>
+              </w:rPr>
+              <w:t>已验证同栅格</w:t>
+            </w:r>
+            <w:r>
+              <w:rPr>
+                <w:sz w:val="18"/>
+                <w:szCs w:val="18"/>
+              </w:rPr>
+              <w:t>/</w:t>
+            </w:r>
+            <w:r>
+              <w:rPr>
+                <w:sz w:val="18"/>
+                <w:szCs w:val="18"/>
+              </w:rPr>
+              <w:t>多区域模拟能力。</w:t>
             </w:r>
           </w:p>
         </w:tc>
@@ -409,7 +775,21 @@
                 <w:sz w:val="18"/>
                 <w:szCs w:val="18"/>
               </w:rPr>
-              <w:t>TWM 已经全面超过 GeoSOS-FLUS</w:t>
+              <w:t xml:space="preserve">TWM </w:t>
+            </w:r>
+            <w:r>
+              <w:rPr>
+                <w:sz w:val="18"/>
+                <w:szCs w:val="18"/>
+              </w:rPr>
+              <w:t>已经全面超过</w:t>
+            </w:r>
+            <w:r>
+              <w:rPr>
+                <w:sz w:val="18"/>
+                <w:szCs w:val="18"/>
+              </w:rPr>
+              <w:t xml:space="preserve"> GeoSOS-FLUS</w:t>
             </w:r>
           </w:p>
         </w:tc>
@@ -443,7 +823,93 @@
                 <w:sz w:val="18"/>
                 <w:szCs w:val="18"/>
               </w:rPr>
-              <w:t>当前 V2.4 样例中独立 TWM 候选 Change FoM 超过官方 FLUS，但 OA/Kappa 仍略低，且仅为样例级验证。</w:t>
+              <w:t>当前</w:t>
+            </w:r>
+            <w:r>
+              <w:rPr>
+                <w:sz w:val="18"/>
+                <w:szCs w:val="18"/>
+              </w:rPr>
+              <w:t xml:space="preserve"> V2.4 </w:t>
+            </w:r>
+            <w:r>
+              <w:rPr>
+                <w:sz w:val="18"/>
+                <w:szCs w:val="18"/>
+              </w:rPr>
+              <w:t>样例中独立</w:t>
+            </w:r>
+            <w:r>
+              <w:rPr>
+                <w:sz w:val="18"/>
+                <w:szCs w:val="18"/>
+              </w:rPr>
+              <w:t xml:space="preserve"> TWM </w:t>
+            </w:r>
+            <w:r>
+              <w:rPr>
+                <w:sz w:val="18"/>
+                <w:szCs w:val="18"/>
+              </w:rPr>
+              <w:t>候选</w:t>
+            </w:r>
+            <w:r>
+              <w:rPr>
+                <w:sz w:val="18"/>
+                <w:szCs w:val="18"/>
+              </w:rPr>
+              <w:t xml:space="preserve"> Change </w:t>
+            </w:r>
+            <w:proofErr w:type="spellStart"/>
+            <w:r>
+              <w:rPr>
+                <w:sz w:val="18"/>
+                <w:szCs w:val="18"/>
+              </w:rPr>
+              <w:t>FoM</w:t>
+            </w:r>
+            <w:proofErr w:type="spellEnd"/>
+            <w:r>
+              <w:rPr>
+                <w:sz w:val="18"/>
+                <w:szCs w:val="18"/>
+              </w:rPr>
+              <w:t xml:space="preserve"> </w:t>
+            </w:r>
+            <w:r>
+              <w:rPr>
+                <w:sz w:val="18"/>
+                <w:szCs w:val="18"/>
+              </w:rPr>
+              <w:t>超过官方</w:t>
+            </w:r>
+            <w:r>
+              <w:rPr>
+                <w:sz w:val="18"/>
+                <w:szCs w:val="18"/>
+              </w:rPr>
+              <w:t xml:space="preserve"> FLUS</w:t>
+            </w:r>
+            <w:r>
+              <w:rPr>
+                <w:sz w:val="18"/>
+                <w:szCs w:val="18"/>
+              </w:rPr>
+              <w:t>，但</w:t>
+            </w:r>
+            <w:r>
+              <w:rPr>
+                <w:sz w:val="18"/>
+                <w:szCs w:val="18"/>
+              </w:rPr>
+              <w:t xml:space="preserve"> OA/Kappa </w:t>
+            </w:r>
+            <w:r>
+              <w:rPr>
+                <w:sz w:val="18"/>
+                <w:szCs w:val="18"/>
+              </w:rPr>
+              <w:t>仍略低，且仅为样例级验证。</w:t>
             </w:r>
           </w:p>
         </w:tc>
@@ -462,7 +928,21 @@
                 <w:sz w:val="18"/>
                 <w:szCs w:val="18"/>
               </w:rPr>
-              <w:t>TWM 可以替代 GeoSOS-FLUS</w:t>
+              <w:t xml:space="preserve">TWM </w:t>
+            </w:r>
+            <w:r>
+              <w:rPr>
+                <w:sz w:val="18"/>
+                <w:szCs w:val="18"/>
+              </w:rPr>
+              <w:t>可以替代</w:t>
+            </w:r>
+            <w:r>
+              <w:rPr>
+                <w:sz w:val="18"/>
+                <w:szCs w:val="18"/>
+              </w:rPr>
+              <w:t xml:space="preserve"> GeoSOS-FLUS</w:t>
             </w:r>
           </w:p>
         </w:tc>
@@ -496,7 +976,21 @@
                 <w:sz w:val="18"/>
                 <w:szCs w:val="18"/>
               </w:rPr>
-              <w:t>可作为研发目标或局部场景方案，但需要多城市、多时期、直接 FLUS 复现实验和业务数据验证。</w:t>
+              <w:t>可作为研发目标或局部场景方案，但需要多城市、多时期、直接</w:t>
+            </w:r>
+            <w:r>
+              <w:rPr>
+                <w:sz w:val="18"/>
+                <w:szCs w:val="18"/>
+              </w:rPr>
+              <w:t xml:space="preserve"> FLUS </w:t>
+            </w:r>
+            <w:r>
+              <w:rPr>
+                <w:sz w:val="18"/>
+                <w:szCs w:val="18"/>
+              </w:rPr>
+              <w:t>复现实验和业务数据验证。</w:t>
             </w:r>
           </w:p>
         </w:tc>
@@ -506,61 +1000,72 @@
       <w:pPr>
         <w:spacing w:after="80"/>
       </w:pPr>
-      <w:r>
-        <w:t/>
-      </w:r>
     </w:p>
     <w:p>
       <w:pPr>
-        <w:pStyle w:val="Heading1"/>
+        <w:pStyle w:val="1"/>
         <w:spacing w:after="100"/>
       </w:pPr>
       <w:r>
+        <w:lastRenderedPageBreak/>
         <w:t>三、对比背景</w:t>
       </w:r>
     </w:p>
     <w:p>
       <w:pPr>
-        <w:pStyle w:val="Heading2"/>
-        <w:spacing w:after="100"/>
+        <w:pStyle w:val="2"/>
       </w:pPr>
       <w:r>
-        <w:t>3.1 GeoSOS-FLUS 解决的问题</w:t>
+        <w:t xml:space="preserve">3.1 GeoSOS-FLUS </w:t>
+      </w:r>
+      <w:r>
+        <w:t>解决的问题</w:t>
+      </w:r>
+    </w:p>
+    <w:p>
+      <w:r>
+        <w:t xml:space="preserve">GeoSOS-FLUS </w:t>
+      </w:r>
+      <w:r>
+        <w:t>主要面向多地类土地利用变化模拟。典型工作流是：基于驱动因子学习或给定各地类适宜性，再在元胞自动机、邻域效应、转移约束和未来需求量约束下，生成未来土地利用格局。它适合做情景模拟、城市扩张、土地利用变化分析。</w:t>
       </w:r>
     </w:p>
     <w:p>
       <w:pPr>
-        <w:spacing w:after="120"/>
+        <w:pStyle w:val="2"/>
       </w:pPr>
       <w:r>
-        <w:t>GeoSOS-FLUS 主要面向多地类土地利用变化模拟。典型工作流是：基于驱动因子学习或给定各地类适宜性，再在元胞自动机、邻域效应、转移约束和未来需求量约束下，生成未来土地利用格局。它适合做情景模拟、城市扩张、土地利用变化分析。</w:t>
+        <w:t xml:space="preserve">3.2 TWM </w:t>
+      </w:r>
+      <w:r>
+        <w:t>解决的问题</w:t>
+      </w:r>
+    </w:p>
+    <w:p>
+      <w:r>
+        <w:t xml:space="preserve">TWM </w:t>
+      </w:r>
+      <w:r>
+        <w:t>的目标更宽：它面向国土空间治理中的状态表达、证据组织、规则约束、行动条件模拟、方案规划、人工复核与审计闭环。土地利用模拟只是其中的</w:t>
+      </w:r>
+      <w:r>
+        <w:t xml:space="preserve"> simulator </w:t>
+      </w:r>
+      <w:r>
+        <w:t>子任务之一。</w:t>
       </w:r>
     </w:p>
     <w:p>
       <w:pPr>
-        <w:pStyle w:val="Heading2"/>
-        <w:spacing w:after="100"/>
+        <w:spacing w:after="60"/>
+        <w:jc w:val="center"/>
       </w:pPr>
       <w:r>
-        <w:t>3.2 TWM 解决的问题</w:t>
-      </w:r>
-    </w:p>
-    <w:p>
-      <w:pPr>
-        <w:spacing w:after="120"/>
-      </w:pPr>
-      <w:r>
-        <w:t>TWM 的目标更宽：它面向国土空间治理中的状态表达、证据组织、规则约束、行动条件模拟、方案规划、人工复核与审计闭环。土地利用模拟只是其中的 simulator 子任务之一。</w:t>
-      </w:r>
-    </w:p>
-    <w:p>
-      <w:pPr>
-        <w:jc w:val="center"/>
-        <w:spacing w:after="60"/>
-      </w:pPr>
-      <w:r>
+        <w:rPr>
+          <w:noProof/>
+        </w:rPr>
         <w:drawing>
-          <wp:inline distT="0" distB="0" distL="0" distR="0">
+          <wp:inline distT="0" distB="0" distL="0" distR="0" wp14:anchorId="6A7609C8" wp14:editId="4D622C1A">
             <wp:extent cx="5897880" cy="3761915"/>
             <wp:effectExtent l="0" t="0" r="0" b="0"/>
             <wp:docPr id="2" name="twm_architecture_overview.png"/>
@@ -575,7 +1080,7 @@
                     <pic:cNvPicPr/>
                   </pic:nvPicPr>
                   <pic:blipFill>
-                    <a:blip r:embed="rId2"/>
+                    <a:blip r:embed="rId5"/>
                     <a:stretch>
                       <a:fillRect/>
                     </a:stretch>
@@ -598,8 +1103,8 @@
     </w:p>
     <w:p>
       <w:pPr>
+        <w:spacing w:after="160"/>
         <w:jc w:val="center"/>
-        <w:spacing w:after="160"/>
       </w:pPr>
       <w:r>
         <w:rPr>
@@ -608,12 +1113,84 @@
           <w:sz w:val="18"/>
           <w:szCs w:val="18"/>
         </w:rPr>
-        <w:t>图 2  TWM 架构概览：对象-关系-规则-证据状态、模拟器、规划器与审计闭环。</w:t>
+        <w:t>图</w:t>
+      </w:r>
+      <w:r>
+        <w:rPr>
+          <w:i/>
+          <w:color w:val="555555"/>
+          <w:sz w:val="18"/>
+          <w:szCs w:val="18"/>
+        </w:rPr>
+        <w:t xml:space="preserve"> 2  TWM </w:t>
+      </w:r>
+      <w:r>
+        <w:rPr>
+          <w:i/>
+          <w:color w:val="555555"/>
+          <w:sz w:val="18"/>
+          <w:szCs w:val="18"/>
+        </w:rPr>
+        <w:t>架构概览：对象</w:t>
+      </w:r>
+      <w:r>
+        <w:rPr>
+          <w:i/>
+          <w:color w:val="555555"/>
+          <w:sz w:val="18"/>
+          <w:szCs w:val="18"/>
+        </w:rPr>
+        <w:t>-</w:t>
+      </w:r>
+      <w:r>
+        <w:rPr>
+          <w:i/>
+          <w:color w:val="555555"/>
+          <w:sz w:val="18"/>
+          <w:szCs w:val="18"/>
+        </w:rPr>
+        <w:t>关系</w:t>
+      </w:r>
+      <w:r>
+        <w:rPr>
+          <w:i/>
+          <w:color w:val="555555"/>
+          <w:sz w:val="18"/>
+          <w:szCs w:val="18"/>
+        </w:rPr>
+        <w:t>-</w:t>
+      </w:r>
+      <w:r>
+        <w:rPr>
+          <w:i/>
+          <w:color w:val="555555"/>
+          <w:sz w:val="18"/>
+          <w:szCs w:val="18"/>
+        </w:rPr>
+        <w:t>规则</w:t>
+      </w:r>
+      <w:r>
+        <w:rPr>
+          <w:i/>
+          <w:color w:val="555555"/>
+          <w:sz w:val="18"/>
+          <w:szCs w:val="18"/>
+        </w:rPr>
+        <w:t>-</w:t>
+      </w:r>
+      <w:r>
+        <w:rPr>
+          <w:i/>
+          <w:color w:val="555555"/>
+          <w:sz w:val="18"/>
+          <w:szCs w:val="18"/>
+        </w:rPr>
+        <w:t>证据状态、模拟器、规划器与审计闭环。</w:t>
       </w:r>
     </w:p>
     <w:p>
       <w:pPr>
-        <w:pStyle w:val="Heading1"/>
+        <w:pStyle w:val="1"/>
         <w:spacing w:after="100"/>
       </w:pPr>
       <w:r>
@@ -622,21 +1199,22 @@
     </w:p>
     <w:tbl>
       <w:tblPr>
-        <w:tblStyle w:val="TableGrid"/>
+        <w:tblStyle w:val="a6"/>
         <w:tblW w:w="0" w:type="auto"/>
+        <w:tblInd w:w="80" w:type="dxa"/>
         <w:tblLook w:val="04A0" w:firstRow="1" w:lastRow="0" w:firstColumn="1" w:lastColumn="0" w:noHBand="0" w:noVBand="1"/>
       </w:tblPr>
       <w:tblGrid>
-        <w:gridCol w:w="2100"/>
-        <w:gridCol w:w="2300"/>
-        <w:gridCol w:w="4200"/>
-        <w:gridCol w:w="2600"/>
+        <w:gridCol w:w="1959"/>
+        <w:gridCol w:w="2107"/>
+        <w:gridCol w:w="3880"/>
+        <w:gridCol w:w="2340"/>
       </w:tblGrid>
       <w:tr>
         <w:tc>
           <w:tcPr>
             <w:tcW w:w="2100" w:type="dxa"/>
-            <w:shd w:fill="E8EEF7"/>
+            <w:shd w:val="clear" w:color="auto" w:fill="E8EEF7"/>
           </w:tcPr>
           <w:p>
             <w:pPr>
@@ -655,7 +1233,7 @@
         <w:tc>
           <w:tcPr>
             <w:tcW w:w="2300" w:type="dxa"/>
-            <w:shd w:fill="E8EEF7"/>
+            <w:shd w:val="clear" w:color="auto" w:fill="E8EEF7"/>
           </w:tcPr>
           <w:p>
             <w:pPr>
@@ -674,7 +1252,7 @@
         <w:tc>
           <w:tcPr>
             <w:tcW w:w="4200" w:type="dxa"/>
-            <w:shd w:fill="E8EEF7"/>
+            <w:shd w:val="clear" w:color="auto" w:fill="E8EEF7"/>
           </w:tcPr>
           <w:p>
             <w:pPr>
@@ -693,7 +1271,7 @@
         <w:tc>
           <w:tcPr>
             <w:tcW w:w="2600" w:type="dxa"/>
-            <w:shd w:fill="E8EEF7"/>
+            <w:shd w:val="clear" w:color="auto" w:fill="E8EEF7"/>
           </w:tcPr>
           <w:p>
             <w:pPr>
@@ -724,7 +1302,14 @@
                 <w:sz w:val="18"/>
                 <w:szCs w:val="18"/>
               </w:rPr>
-              <w:t>GeoSOS-FLUS V2.4 官方样例</w:t>
+              <w:t xml:space="preserve">GeoSOS-FLUS V2.4 </w:t>
+            </w:r>
+            <w:r>
+              <w:rPr>
+                <w:sz w:val="18"/>
+                <w:szCs w:val="18"/>
+              </w:rPr>
+              <w:t>官方样例</w:t>
             </w:r>
           </w:p>
         </w:tc>
@@ -741,7 +1326,21 @@
                 <w:sz w:val="18"/>
                 <w:szCs w:val="18"/>
               </w:rPr>
-              <w:t>正式同栅格 FLUS baseline 对比</w:t>
+              <w:t>正式同栅格</w:t>
+            </w:r>
+            <w:r>
+              <w:rPr>
+                <w:sz w:val="18"/>
+                <w:szCs w:val="18"/>
+              </w:rPr>
+              <w:t xml:space="preserve"> FLUS baseline </w:t>
+            </w:r>
+            <w:r>
+              <w:rPr>
+                <w:sz w:val="18"/>
+                <w:szCs w:val="18"/>
+              </w:rPr>
+              <w:t>对比</w:t>
             </w:r>
           </w:p>
         </w:tc>
@@ -758,7 +1357,128 @@
                 <w:sz w:val="18"/>
                 <w:szCs w:val="18"/>
               </w:rPr>
-              <w:t>2001 起始图、2006 真值图、FLUS 官方 simulationResult / simulationResult1、Probability-of-occurrence、限制区、驱动因子；531×768，100 m，248,920 个有效像元。</w:t>
+              <w:t xml:space="preserve">2001 </w:t>
+            </w:r>
+            <w:r>
+              <w:rPr>
+                <w:sz w:val="18"/>
+                <w:szCs w:val="18"/>
+              </w:rPr>
+              <w:t>起始图、</w:t>
+            </w:r>
+            <w:r>
+              <w:rPr>
+                <w:sz w:val="18"/>
+                <w:szCs w:val="18"/>
+              </w:rPr>
+              <w:t xml:space="preserve">2006 </w:t>
+            </w:r>
+            <w:r>
+              <w:rPr>
+                <w:sz w:val="18"/>
+                <w:szCs w:val="18"/>
+              </w:rPr>
+              <w:t>真值图、</w:t>
+            </w:r>
+            <w:r>
+              <w:rPr>
+                <w:sz w:val="18"/>
+                <w:szCs w:val="18"/>
+              </w:rPr>
+              <w:t xml:space="preserve">FLUS </w:t>
+            </w:r>
+            <w:r>
+              <w:rPr>
+                <w:sz w:val="18"/>
+                <w:szCs w:val="18"/>
+              </w:rPr>
+              <w:t>官方</w:t>
+            </w:r>
+            <w:r>
+              <w:rPr>
+                <w:sz w:val="18"/>
+                <w:szCs w:val="18"/>
+              </w:rPr>
+              <w:t xml:space="preserve"> </w:t>
+            </w:r>
+            <w:proofErr w:type="spellStart"/>
+            <w:r>
+              <w:rPr>
+                <w:sz w:val="18"/>
+                <w:szCs w:val="18"/>
+              </w:rPr>
+              <w:t>simulationResult</w:t>
+            </w:r>
+            <w:proofErr w:type="spellEnd"/>
+            <w:r>
+              <w:rPr>
+                <w:sz w:val="18"/>
+                <w:szCs w:val="18"/>
+              </w:rPr>
+              <w:t xml:space="preserve"> / simulationResult1</w:t>
+            </w:r>
+            <w:r>
+              <w:rPr>
+                <w:sz w:val="18"/>
+                <w:szCs w:val="18"/>
+              </w:rPr>
+              <w:t>、</w:t>
+            </w:r>
+            <w:r>
+              <w:rPr>
+                <w:sz w:val="18"/>
+                <w:szCs w:val="18"/>
+              </w:rPr>
+              <w:t>Probability-of-occurrence</w:t>
+            </w:r>
+            <w:r>
+              <w:rPr>
+                <w:sz w:val="18"/>
+                <w:szCs w:val="18"/>
+              </w:rPr>
+              <w:t>、限制区、驱动因子；</w:t>
+            </w:r>
+            <w:r>
+              <w:rPr>
+                <w:sz w:val="18"/>
+                <w:szCs w:val="18"/>
+              </w:rPr>
+              <w:t>531×768</w:t>
+            </w:r>
+            <w:r>
+              <w:rPr>
+                <w:sz w:val="18"/>
+                <w:szCs w:val="18"/>
+              </w:rPr>
+              <w:t>，</w:t>
+            </w:r>
+            <w:r>
+              <w:rPr>
+                <w:sz w:val="18"/>
+                <w:szCs w:val="18"/>
+              </w:rPr>
+              <w:t>100 m</w:t>
+            </w:r>
+            <w:r>
+              <w:rPr>
+                <w:sz w:val="18"/>
+                <w:szCs w:val="18"/>
+              </w:rPr>
+              <w:t>，</w:t>
+            </w:r>
+            <w:r>
+              <w:rPr>
+                <w:sz w:val="18"/>
+                <w:szCs w:val="18"/>
+              </w:rPr>
+              <w:t xml:space="preserve">248,920 </w:t>
+            </w:r>
+            <w:r>
+              <w:rPr>
+                <w:sz w:val="18"/>
+                <w:szCs w:val="18"/>
+              </w:rPr>
+              <w:t>个有效像元。</w:t>
             </w:r>
           </w:p>
         </w:tc>
@@ -789,12 +1509,44 @@
             <w:pPr>
               <w:spacing w:after="40"/>
             </w:pPr>
-            <w:r>
-              <w:rPr>
-                <w:sz w:val="18"/>
-                <w:szCs w:val="18"/>
-              </w:rPr>
-              <w:t>GeoSOS DongGuan 80m 教程数据</w:t>
+            <w:proofErr w:type="spellStart"/>
+            <w:r>
+              <w:rPr>
+                <w:sz w:val="18"/>
+                <w:szCs w:val="18"/>
+              </w:rPr>
+              <w:t>GeoSOS</w:t>
+            </w:r>
+            <w:proofErr w:type="spellEnd"/>
+            <w:r>
+              <w:rPr>
+                <w:sz w:val="18"/>
+                <w:szCs w:val="18"/>
+              </w:rPr>
+              <w:t xml:space="preserve"> </w:t>
+            </w:r>
+            <w:proofErr w:type="spellStart"/>
+            <w:r>
+              <w:rPr>
+                <w:sz w:val="18"/>
+                <w:szCs w:val="18"/>
+              </w:rPr>
+              <w:t>DongGuan</w:t>
+            </w:r>
+            <w:proofErr w:type="spellEnd"/>
+            <w:r>
+              <w:rPr>
+                <w:sz w:val="18"/>
+                <w:szCs w:val="18"/>
+              </w:rPr>
+              <w:t xml:space="preserve"> 80m </w:t>
+            </w:r>
+            <w:r>
+              <w:rPr>
+                <w:sz w:val="18"/>
+                <w:szCs w:val="18"/>
+              </w:rPr>
+              <w:t>教程数据</w:t>
             </w:r>
           </w:p>
         </w:tc>
@@ -811,7 +1563,42 @@
                 <w:sz w:val="18"/>
                 <w:szCs w:val="18"/>
               </w:rPr>
-              <w:t>TWM 数据接入、渲染器/模拟器/规划器连续性验证</w:t>
+              <w:t xml:space="preserve">TWM </w:t>
+            </w:r>
+            <w:r>
+              <w:rPr>
+                <w:sz w:val="18"/>
+                <w:szCs w:val="18"/>
+              </w:rPr>
+              <w:t>数据接入、渲染器</w:t>
+            </w:r>
+            <w:r>
+              <w:rPr>
+                <w:sz w:val="18"/>
+                <w:szCs w:val="18"/>
+              </w:rPr>
+              <w:t>/</w:t>
+            </w:r>
+            <w:r>
+              <w:rPr>
+                <w:sz w:val="18"/>
+                <w:szCs w:val="18"/>
+              </w:rPr>
+              <w:t>模拟器</w:t>
+            </w:r>
+            <w:r>
+              <w:rPr>
+                <w:sz w:val="18"/>
+                <w:szCs w:val="18"/>
+              </w:rPr>
+              <w:t>/</w:t>
+            </w:r>
+            <w:r>
+              <w:rPr>
+                <w:sz w:val="18"/>
+                <w:szCs w:val="18"/>
+              </w:rPr>
+              <w:t>规划器连续性验证</w:t>
             </w:r>
           </w:p>
         </w:tc>
@@ -828,7 +1615,56 @@
                 <w:sz w:val="18"/>
                 <w:szCs w:val="18"/>
               </w:rPr>
-              <w:t>2000/2005/2006 三期土地利用、80 m 栅格、6 类地类、道路/城市距离等驱动因子。</w:t>
+              <w:t xml:space="preserve">2000/2005/2006 </w:t>
+            </w:r>
+            <w:r>
+              <w:rPr>
+                <w:sz w:val="18"/>
+                <w:szCs w:val="18"/>
+              </w:rPr>
+              <w:t>三期土地利用、</w:t>
+            </w:r>
+            <w:r>
+              <w:rPr>
+                <w:sz w:val="18"/>
+                <w:szCs w:val="18"/>
+              </w:rPr>
+              <w:t xml:space="preserve">80 m </w:t>
+            </w:r>
+            <w:r>
+              <w:rPr>
+                <w:sz w:val="18"/>
+                <w:szCs w:val="18"/>
+              </w:rPr>
+              <w:t>栅格、</w:t>
+            </w:r>
+            <w:r>
+              <w:rPr>
+                <w:sz w:val="18"/>
+                <w:szCs w:val="18"/>
+              </w:rPr>
+              <w:t xml:space="preserve">6 </w:t>
+            </w:r>
+            <w:r>
+              <w:rPr>
+                <w:sz w:val="18"/>
+                <w:szCs w:val="18"/>
+              </w:rPr>
+              <w:t>类地类、道路</w:t>
+            </w:r>
+            <w:r>
+              <w:rPr>
+                <w:sz w:val="18"/>
+                <w:szCs w:val="18"/>
+              </w:rPr>
+              <w:t>/</w:t>
+            </w:r>
+            <w:r>
+              <w:rPr>
+                <w:sz w:val="18"/>
+                <w:szCs w:val="18"/>
+              </w:rPr>
+              <w:t>城市距离等驱动因子。</w:t>
             </w:r>
           </w:p>
         </w:tc>
@@ -845,7 +1681,35 @@
                 <w:sz w:val="18"/>
                 <w:szCs w:val="18"/>
               </w:rPr>
-              <w:t>缺少官方 FLUS 输出图，因此不能作为官方 FLUS 胜负结论。</w:t>
+              <w:t>缺少官方</w:t>
+            </w:r>
+            <w:r>
+              <w:rPr>
+                <w:sz w:val="18"/>
+                <w:szCs w:val="18"/>
+              </w:rPr>
+              <w:t xml:space="preserve"> FLUS </w:t>
+            </w:r>
+            <w:r>
+              <w:rPr>
+                <w:sz w:val="18"/>
+                <w:szCs w:val="18"/>
+              </w:rPr>
+              <w:t>输出图，因此不能作为官方</w:t>
+            </w:r>
+            <w:r>
+              <w:rPr>
+                <w:sz w:val="18"/>
+                <w:szCs w:val="18"/>
+              </w:rPr>
+              <w:t xml:space="preserve"> FLUS </w:t>
+            </w:r>
+            <w:r>
+              <w:rPr>
+                <w:sz w:val="18"/>
+                <w:szCs w:val="18"/>
+              </w:rPr>
+              <w:t>胜负结论。</w:t>
             </w:r>
           </w:p>
         </w:tc>
@@ -864,7 +1728,22 @@
                 <w:sz w:val="18"/>
                 <w:szCs w:val="18"/>
               </w:rPr>
-              <w:t>Dynamic World admin20 公开多区域数据</w:t>
+              <w:t xml:space="preserve">Dynamic World admin20 </w:t>
+            </w:r>
+            <w:r>
+              <w:rPr>
+                <w:sz w:val="18"/>
+                <w:szCs w:val="18"/>
+              </w:rPr>
+              <w:t>公开多区域</w:t>
+            </w:r>
+            <w:r>
+              <w:rPr>
+                <w:sz w:val="18"/>
+                <w:szCs w:val="18"/>
+              </w:rPr>
+              <w:lastRenderedPageBreak/>
+              <w:t>数据</w:t>
             </w:r>
           </w:p>
         </w:tc>
@@ -881,6 +1760,7 @@
                 <w:sz w:val="18"/>
                 <w:szCs w:val="18"/>
               </w:rPr>
+              <w:lastRenderedPageBreak/>
               <w:t>多区域、多时期公开验证</w:t>
             </w:r>
           </w:p>
@@ -898,7 +1778,106 @@
                 <w:sz w:val="18"/>
                 <w:szCs w:val="18"/>
               </w:rPr>
-              <w:t>GEE Dynamic World 2017-2023，20 个乡镇/街道，100 个 rolling cases，140 幅土地覆盖栅格，60 幅驱动栅格。</w:t>
+              <w:t>GEE Dynamic World 2017-2023</w:t>
+            </w:r>
+            <w:r>
+              <w:rPr>
+                <w:sz w:val="18"/>
+                <w:szCs w:val="18"/>
+              </w:rPr>
+              <w:t>，</w:t>
+            </w:r>
+            <w:r>
+              <w:rPr>
+                <w:sz w:val="18"/>
+                <w:szCs w:val="18"/>
+              </w:rPr>
+              <w:t xml:space="preserve">20 </w:t>
+            </w:r>
+            <w:r>
+              <w:rPr>
+                <w:sz w:val="18"/>
+                <w:szCs w:val="18"/>
+              </w:rPr>
+              <w:t>个乡镇</w:t>
+            </w:r>
+            <w:r>
+              <w:rPr>
+                <w:sz w:val="18"/>
+                <w:szCs w:val="18"/>
+              </w:rPr>
+              <w:t>/</w:t>
+            </w:r>
+            <w:r>
+              <w:rPr>
+                <w:sz w:val="18"/>
+                <w:szCs w:val="18"/>
+              </w:rPr>
+              <w:t>街道，</w:t>
+            </w:r>
+            <w:r>
+              <w:rPr>
+                <w:sz w:val="18"/>
+                <w:szCs w:val="18"/>
+              </w:rPr>
+              <w:t xml:space="preserve">100 </w:t>
+            </w:r>
+            <w:r>
+              <w:rPr>
+                <w:sz w:val="18"/>
+                <w:szCs w:val="18"/>
+              </w:rPr>
+              <w:t>个</w:t>
+            </w:r>
+            <w:r>
+              <w:rPr>
+                <w:sz w:val="18"/>
+                <w:szCs w:val="18"/>
+              </w:rPr>
+              <w:t xml:space="preserve"> rolling cases</w:t>
+            </w:r>
+            <w:r>
+              <w:rPr>
+                <w:sz w:val="18"/>
+                <w:szCs w:val="18"/>
+              </w:rPr>
+              <w:t>，</w:t>
+            </w:r>
+            <w:r>
+              <w:rPr>
+                <w:sz w:val="18"/>
+                <w:szCs w:val="18"/>
+              </w:rPr>
+              <w:t xml:space="preserve">140 </w:t>
+            </w:r>
+            <w:r>
+              <w:rPr>
+                <w:sz w:val="18"/>
+                <w:szCs w:val="18"/>
+              </w:rPr>
+              <w:t>幅土地覆盖</w:t>
+            </w:r>
+            <w:r>
+              <w:rPr>
+                <w:sz w:val="18"/>
+                <w:szCs w:val="18"/>
+              </w:rPr>
+              <w:lastRenderedPageBreak/>
+              <w:t>栅格，</w:t>
+            </w:r>
+            <w:r>
+              <w:rPr>
+                <w:sz w:val="18"/>
+                <w:szCs w:val="18"/>
+              </w:rPr>
+              <w:t xml:space="preserve">60 </w:t>
+            </w:r>
+            <w:r>
+              <w:rPr>
+                <w:sz w:val="18"/>
+                <w:szCs w:val="18"/>
+              </w:rPr>
+              <w:t>幅驱动栅格。</w:t>
             </w:r>
           </w:p>
         </w:tc>
@@ -915,6 +1894,7 @@
                 <w:sz w:val="18"/>
                 <w:szCs w:val="18"/>
               </w:rPr>
+              <w:lastRenderedPageBreak/>
               <w:t>可支撑公开工程验证和研究假设，不等同生产落地。</w:t>
             </w:r>
           </w:p>
@@ -925,35 +1905,92 @@
       <w:pPr>
         <w:spacing w:after="80"/>
       </w:pPr>
-      <w:r>
-        <w:t/>
-      </w:r>
     </w:p>
     <w:p>
       <w:pPr>
-        <w:pStyle w:val="Heading1"/>
+        <w:pStyle w:val="1"/>
         <w:spacing w:after="100"/>
       </w:pPr>
       <w:r>
-        <w:t>五、GeoSOS-FLUS V2.4 官方样例：同案结果</w:t>
+        <w:t>五、</w:t>
+      </w:r>
+      <w:r>
+        <w:t xml:space="preserve">GeoSOS-FLUS V2.4 </w:t>
+      </w:r>
+      <w:r>
+        <w:t>官方样例：同案结果</w:t>
+      </w:r>
+    </w:p>
+    <w:p>
+      <w:r>
+        <w:t>该实验把</w:t>
+      </w:r>
+      <w:r>
+        <w:t xml:space="preserve"> V2.4 </w:t>
+      </w:r>
+      <w:r>
+        <w:t>官方样例接入</w:t>
+      </w:r>
+      <w:r>
+        <w:t xml:space="preserve"> TWM</w:t>
+      </w:r>
+      <w:r>
+        <w:t>，官方</w:t>
+      </w:r>
+      <w:r>
+        <w:t xml:space="preserve"> FLUS </w:t>
+      </w:r>
+      <w:r>
+        <w:t>输出保留为</w:t>
+      </w:r>
+      <w:r>
+        <w:t xml:space="preserve"> baseline </w:t>
+      </w:r>
+      <w:r>
+        <w:t>行，</w:t>
+      </w:r>
+      <w:r>
+        <w:t xml:space="preserve">TWM </w:t>
+      </w:r>
+      <w:r>
+        <w:t>候选在同一</w:t>
+      </w:r>
+      <w:r>
+        <w:t xml:space="preserve"> 531×768</w:t>
+      </w:r>
+      <w:r>
+        <w:t>、</w:t>
+      </w:r>
+      <w:r>
+        <w:t xml:space="preserve">100 m </w:t>
+      </w:r>
+      <w:r>
+        <w:t>栅格、同一</w:t>
+      </w:r>
+      <w:r>
+        <w:t xml:space="preserve"> future-pixel </w:t>
+      </w:r>
+      <w:r>
+        <w:t>需求量、同一</w:t>
+      </w:r>
+      <w:r>
+        <w:t xml:space="preserve"> 2006 </w:t>
+      </w:r>
+      <w:r>
+        <w:t>真值下生成模拟图并计算指标。</w:t>
       </w:r>
     </w:p>
     <w:p>
       <w:pPr>
-        <w:spacing w:after="120"/>
+        <w:spacing w:after="60"/>
+        <w:jc w:val="center"/>
       </w:pPr>
       <w:r>
-        <w:t>该实验把 V2.4 官方样例接入 TWM，官方 FLUS 输出保留为 baseline 行，TWM 候选在同一 531×768、100 m 栅格、同一 future-pixel 需求量、同一 2006 真值下生成模拟图并计算指标。</w:t>
-      </w:r>
-    </w:p>
-    <w:p>
-      <w:pPr>
-        <w:jc w:val="center"/>
-        <w:spacing w:after="60"/>
-      </w:pPr>
-      <w:r>
+        <w:rPr>
+          <w:noProof/>
+        </w:rPr>
         <w:drawing>
-          <wp:inline distT="0" distB="0" distL="0" distR="0">
+          <wp:inline distT="0" distB="0" distL="0" distR="0" wp14:anchorId="4A42B13E" wp14:editId="7B968285">
             <wp:extent cx="5897880" cy="2697786"/>
             <wp:effectExtent l="0" t="0" r="0" b="0"/>
             <wp:docPr id="3" name="twm_flus_v24_key_metric_comparison.png"/>
@@ -968,7 +2005,7 @@
                     <pic:cNvPicPr/>
                   </pic:nvPicPr>
                   <pic:blipFill>
-                    <a:blip r:embed="rId3"/>
+                    <a:blip r:embed="rId6"/>
                     <a:stretch>
                       <a:fillRect/>
                     </a:stretch>
@@ -991,8 +2028,8 @@
     </w:p>
     <w:p>
       <w:pPr>
+        <w:spacing w:after="160"/>
         <w:jc w:val="center"/>
-        <w:spacing w:after="160"/>
       </w:pPr>
       <w:r>
         <w:rPr>
@@ -1001,29 +2038,48 @@
           <w:sz w:val="18"/>
           <w:szCs w:val="18"/>
         </w:rPr>
-        <w:t>图 3  FLUS V2.4 官方样例关键指标对比。</w:t>
+        <w:t>图</w:t>
+      </w:r>
+      <w:r>
+        <w:rPr>
+          <w:i/>
+          <w:color w:val="555555"/>
+          <w:sz w:val="18"/>
+          <w:szCs w:val="18"/>
+        </w:rPr>
+        <w:t xml:space="preserve"> 3  FLUS V2.4 </w:t>
+      </w:r>
+      <w:r>
+        <w:rPr>
+          <w:i/>
+          <w:color w:val="555555"/>
+          <w:sz w:val="18"/>
+          <w:szCs w:val="18"/>
+        </w:rPr>
+        <w:t>官方样例关键指标对比。</w:t>
       </w:r>
     </w:p>
     <w:tbl>
       <w:tblPr>
-        <w:tblStyle w:val="TableGrid"/>
+        <w:tblStyle w:val="a6"/>
         <w:tblW w:w="0" w:type="auto"/>
+        <w:tblInd w:w="80" w:type="dxa"/>
         <w:tblLook w:val="04A0" w:firstRow="1" w:lastRow="0" w:firstColumn="1" w:lastColumn="0" w:noHBand="0" w:noVBand="1"/>
       </w:tblPr>
       <w:tblGrid>
-        <w:gridCol w:w="2600"/>
-        <w:gridCol w:w="1700"/>
-        <w:gridCol w:w="1100"/>
-        <w:gridCol w:w="1100"/>
-        <w:gridCol w:w="1300"/>
-        <w:gridCol w:w="1200"/>
-        <w:gridCol w:w="3000"/>
+        <w:gridCol w:w="2245"/>
+        <w:gridCol w:w="1327"/>
+        <w:gridCol w:w="1034"/>
+        <w:gridCol w:w="1034"/>
+        <w:gridCol w:w="1164"/>
+        <w:gridCol w:w="1099"/>
+        <w:gridCol w:w="2383"/>
       </w:tblGrid>
       <w:tr>
         <w:tc>
           <w:tcPr>
             <w:tcW w:w="2600" w:type="dxa"/>
-            <w:shd w:fill="E8EEF7"/>
+            <w:shd w:val="clear" w:color="auto" w:fill="E8EEF7"/>
           </w:tcPr>
           <w:p>
             <w:pPr>
@@ -1042,7 +2098,7 @@
         <w:tc>
           <w:tcPr>
             <w:tcW w:w="1700" w:type="dxa"/>
-            <w:shd w:fill="E8EEF7"/>
+            <w:shd w:val="clear" w:color="auto" w:fill="E8EEF7"/>
           </w:tcPr>
           <w:p>
             <w:pPr>
@@ -1054,14 +2110,30 @@
                 <w:sz w:val="18"/>
                 <w:szCs w:val="18"/>
               </w:rPr>
-              <w:t>是否独立于 FLUS 概率图</w:t>
+              <w:t>是否独立于</w:t>
+            </w:r>
+            <w:r>
+              <w:rPr>
+                <w:b/>
+                <w:sz w:val="18"/>
+                <w:szCs w:val="18"/>
+              </w:rPr>
+              <w:t xml:space="preserve"> FLUS </w:t>
+            </w:r>
+            <w:r>
+              <w:rPr>
+                <w:b/>
+                <w:sz w:val="18"/>
+                <w:szCs w:val="18"/>
+              </w:rPr>
+              <w:t>概率图</w:t>
             </w:r>
           </w:p>
         </w:tc>
         <w:tc>
           <w:tcPr>
             <w:tcW w:w="1100" w:type="dxa"/>
-            <w:shd w:fill="E8EEF7"/>
+            <w:shd w:val="clear" w:color="auto" w:fill="E8EEF7"/>
           </w:tcPr>
           <w:p>
             <w:pPr>
@@ -1080,7 +2152,7 @@
         <w:tc>
           <w:tcPr>
             <w:tcW w:w="1100" w:type="dxa"/>
-            <w:shd w:fill="E8EEF7"/>
+            <w:shd w:val="clear" w:color="auto" w:fill="E8EEF7"/>
           </w:tcPr>
           <w:p>
             <w:pPr>
@@ -1099,7 +2171,7 @@
         <w:tc>
           <w:tcPr>
             <w:tcW w:w="1300" w:type="dxa"/>
-            <w:shd w:fill="E8EEF7"/>
+            <w:shd w:val="clear" w:color="auto" w:fill="E8EEF7"/>
           </w:tcPr>
           <w:p>
             <w:pPr>
@@ -1111,14 +2183,24 @@
                 <w:sz w:val="18"/>
                 <w:szCs w:val="18"/>
               </w:rPr>
-              <w:t>Change FoM</w:t>
-            </w:r>
+              <w:t xml:space="preserve">Change </w:t>
+            </w:r>
+            <w:proofErr w:type="spellStart"/>
+            <w:r>
+              <w:rPr>
+                <w:b/>
+                <w:sz w:val="18"/>
+                <w:szCs w:val="18"/>
+              </w:rPr>
+              <w:t>FoM</w:t>
+            </w:r>
+            <w:proofErr w:type="spellEnd"/>
           </w:p>
         </w:tc>
         <w:tc>
           <w:tcPr>
             <w:tcW w:w="1200" w:type="dxa"/>
-            <w:shd w:fill="E8EEF7"/>
+            <w:shd w:val="clear" w:color="auto" w:fill="E8EEF7"/>
           </w:tcPr>
           <w:p>
             <w:pPr>
@@ -1137,7 +2219,7 @@
         <w:tc>
           <w:tcPr>
             <w:tcW w:w="3000" w:type="dxa"/>
-            <w:shd w:fill="E8EEF7"/>
+            <w:shd w:val="clear" w:color="auto" w:fill="E8EEF7"/>
           </w:tcPr>
           <w:p>
             <w:pPr>
@@ -1168,8 +2250,17 @@
                 <w:sz w:val="18"/>
                 <w:szCs w:val="18"/>
               </w:rPr>
-              <w:t>Official FLUS simulationResult</w:t>
-            </w:r>
+              <w:t xml:space="preserve">Official FLUS </w:t>
+            </w:r>
+            <w:proofErr w:type="spellStart"/>
+            <w:r>
+              <w:rPr>
+                <w:sz w:val="18"/>
+                <w:szCs w:val="18"/>
+              </w:rPr>
+              <w:t>simulationResult</w:t>
+            </w:r>
+            <w:proofErr w:type="spellEnd"/>
           </w:p>
         </w:tc>
         <w:tc>
@@ -1391,7 +2482,37 @@
                 <w:sz w:val="18"/>
                 <w:szCs w:val="18"/>
               </w:rPr>
-              <w:t>官方包内输出，Change FoM 略高</w:t>
+              <w:t>官方包内输出，</w:t>
+            </w:r>
+            <w:r>
+              <w:rPr>
+                <w:sz w:val="18"/>
+                <w:szCs w:val="18"/>
+              </w:rPr>
+              <w:t xml:space="preserve">Change </w:t>
+            </w:r>
+            <w:proofErr w:type="spellStart"/>
+            <w:r>
+              <w:rPr>
+                <w:sz w:val="18"/>
+                <w:szCs w:val="18"/>
+              </w:rPr>
+              <w:t>FoM</w:t>
+            </w:r>
+            <w:proofErr w:type="spellEnd"/>
+            <w:r>
+              <w:rPr>
+                <w:sz w:val="18"/>
+                <w:szCs w:val="18"/>
+              </w:rPr>
+              <w:t xml:space="preserve"> </w:t>
+            </w:r>
+            <w:r>
+              <w:rPr>
+                <w:sz w:val="18"/>
+                <w:szCs w:val="18"/>
+              </w:rPr>
+              <w:t>略高</w:t>
             </w:r>
           </w:p>
         </w:tc>
@@ -1512,7 +2633,14 @@
                 <w:sz w:val="18"/>
                 <w:szCs w:val="18"/>
               </w:rPr>
-              <w:t>独立 suitability + exact quota</w:t>
+              <w:t>独立</w:t>
+            </w:r>
+            <w:r>
+              <w:rPr>
+                <w:sz w:val="18"/>
+                <w:szCs w:val="18"/>
+              </w:rPr>
+              <w:t xml:space="preserve"> suitability + exact quota</w:t>
             </w:r>
           </w:p>
         </w:tc>
@@ -1633,7 +2761,21 @@
                 <w:sz w:val="18"/>
                 <w:szCs w:val="18"/>
               </w:rPr>
-              <w:t>独立 suitability；变化定位更强</w:t>
+              <w:t>独立</w:t>
+            </w:r>
+            <w:r>
+              <w:rPr>
+                <w:sz w:val="18"/>
+                <w:szCs w:val="18"/>
+              </w:rPr>
+              <w:t xml:space="preserve"> suitability</w:t>
+            </w:r>
+            <w:r>
+              <w:rPr>
+                <w:sz w:val="18"/>
+                <w:szCs w:val="18"/>
+              </w:rPr>
+              <w:t>；变化定位更强</w:t>
             </w:r>
           </w:p>
         </w:tc>
@@ -1754,7 +2896,35 @@
                 <w:sz w:val="18"/>
                 <w:szCs w:val="18"/>
               </w:rPr>
-              <w:t>使用 FLUS Probability-of-occurrence，属于融合/上限候选</w:t>
+              <w:t>使用</w:t>
+            </w:r>
+            <w:r>
+              <w:rPr>
+                <w:sz w:val="18"/>
+                <w:szCs w:val="18"/>
+              </w:rPr>
+              <w:t xml:space="preserve"> FLUS Probability-of-occurrence</w:t>
+            </w:r>
+            <w:r>
+              <w:rPr>
+                <w:sz w:val="18"/>
+                <w:szCs w:val="18"/>
+              </w:rPr>
+              <w:t>，属于融合</w:t>
+            </w:r>
+            <w:r>
+              <w:rPr>
+                <w:sz w:val="18"/>
+                <w:szCs w:val="18"/>
+              </w:rPr>
+              <w:t>/</w:t>
+            </w:r>
+            <w:r>
+              <w:rPr>
+                <w:sz w:val="18"/>
+                <w:szCs w:val="18"/>
+              </w:rPr>
+              <w:t>上限候选</w:t>
             </w:r>
           </w:p>
         </w:tc>
@@ -1773,7 +2943,23 @@
                 <w:sz w:val="18"/>
                 <w:szCs w:val="18"/>
               </w:rPr>
-              <w:t>TWM competitive quota change seeking</w:t>
+              <w:t xml:space="preserve">TWM competitive quota </w:t>
+            </w:r>
+            <w:proofErr w:type="gramStart"/>
+            <w:r>
+              <w:rPr>
+                <w:sz w:val="18"/>
+                <w:szCs w:val="18"/>
+              </w:rPr>
+              <w:t>change</w:t>
+            </w:r>
+            <w:proofErr w:type="gramEnd"/>
+            <w:r>
+              <w:rPr>
+                <w:sz w:val="18"/>
+                <w:szCs w:val="18"/>
+              </w:rPr>
+              <w:t xml:space="preserve"> seeking</w:t>
             </w:r>
           </w:p>
         </w:tc>
@@ -1875,7 +3061,65 @@
                 <w:sz w:val="18"/>
                 <w:szCs w:val="18"/>
               </w:rPr>
-              <w:t>使用 FLUS 概率图；Change FoM 最高但 OA/Kappa 较低</w:t>
+              <w:t>使用</w:t>
+            </w:r>
+            <w:r>
+              <w:rPr>
+                <w:sz w:val="18"/>
+                <w:szCs w:val="18"/>
+              </w:rPr>
+              <w:t xml:space="preserve"> FLUS </w:t>
+            </w:r>
+            <w:r>
+              <w:rPr>
+                <w:sz w:val="18"/>
+                <w:szCs w:val="18"/>
+              </w:rPr>
+              <w:t>概率图；</w:t>
+            </w:r>
+            <w:r>
+              <w:rPr>
+                <w:sz w:val="18"/>
+                <w:szCs w:val="18"/>
+              </w:rPr>
+              <w:t xml:space="preserve">Change </w:t>
+            </w:r>
+            <w:proofErr w:type="spellStart"/>
+            <w:r>
+              <w:rPr>
+                <w:sz w:val="18"/>
+                <w:szCs w:val="18"/>
+              </w:rPr>
+              <w:t>FoM</w:t>
+            </w:r>
+            <w:proofErr w:type="spellEnd"/>
+            <w:r>
+              <w:rPr>
+                <w:sz w:val="18"/>
+                <w:szCs w:val="18"/>
+              </w:rPr>
+              <w:t xml:space="preserve"> </w:t>
+            </w:r>
+            <w:r>
+              <w:rPr>
+                <w:sz w:val="18"/>
+                <w:szCs w:val="18"/>
+              </w:rPr>
+              <w:t>最高但</w:t>
+            </w:r>
+            <w:r>
+              <w:rPr>
+                <w:sz w:val="18"/>
+                <w:szCs w:val="18"/>
+              </w:rPr>
+              <w:t xml:space="preserve"> OA/Kappa </w:t>
+            </w:r>
+            <w:r>
+              <w:rPr>
+                <w:sz w:val="18"/>
+                <w:szCs w:val="18"/>
+              </w:rPr>
+              <w:t>较低</w:t>
             </w:r>
           </w:p>
         </w:tc>
@@ -1885,62 +3129,271 @@
       <w:pPr>
         <w:spacing w:after="80"/>
       </w:pPr>
-      <w:r>
-        <w:t/>
+    </w:p>
+    <w:p>
+      <w:r>
+        <w:t>关键解读：</w:t>
       </w:r>
     </w:p>
     <w:p>
       <w:pPr>
-        <w:spacing w:after="120"/>
+        <w:pStyle w:val="a4"/>
+        <w:spacing w:after="80"/>
       </w:pPr>
       <w:r>
-        <w:t>关键解读：</w:t>
+        <w:lastRenderedPageBreak/>
+        <w:t>独立</w:t>
+      </w:r>
+      <w:r>
+        <w:t xml:space="preserve"> TWM logit change-seeking </w:t>
+      </w:r>
+      <w:r>
+        <w:t>候选的</w:t>
+      </w:r>
+      <w:r>
+        <w:t xml:space="preserve"> Change </w:t>
+      </w:r>
+      <w:proofErr w:type="spellStart"/>
+      <w:r>
+        <w:t>FoM</w:t>
+      </w:r>
+      <w:proofErr w:type="spellEnd"/>
+      <w:r>
+        <w:t xml:space="preserve"> </w:t>
+      </w:r>
+      <w:r>
+        <w:t>为</w:t>
+      </w:r>
+      <w:r>
+        <w:t xml:space="preserve"> 0.306413</w:t>
+      </w:r>
+      <w:r>
+        <w:t>，高于官方</w:t>
+      </w:r>
+      <w:r>
+        <w:t xml:space="preserve"> FLUS </w:t>
+      </w:r>
+      <w:r>
+        <w:t>样例较优输出</w:t>
+      </w:r>
+      <w:r>
+        <w:t xml:space="preserve"> 0.292161</w:t>
+      </w:r>
+      <w:r>
+        <w:t>；这说明</w:t>
+      </w:r>
+      <w:r>
+        <w:t xml:space="preserve"> TWM </w:t>
+      </w:r>
+      <w:r>
+        <w:t>在该样例的变化定位上已有进展。</w:t>
       </w:r>
     </w:p>
     <w:p>
       <w:pPr>
-        <w:pStyle w:val="ListBullet"/>
+        <w:pStyle w:val="a4"/>
         <w:spacing w:after="80"/>
       </w:pPr>
       <w:r>
-        <w:t>独立 TWM logit change-seeking 候选的 Change FoM 为 0.306413，高于官方 FLUS 样例较优输出 0.292161；这说明 TWM 在该样例的变化定位上已有进展。</w:t>
+        <w:t>同一候选的</w:t>
+      </w:r>
+      <w:r>
+        <w:t xml:space="preserve"> OA </w:t>
+      </w:r>
+      <w:r>
+        <w:t>为</w:t>
+      </w:r>
+      <w:r>
+        <w:t xml:space="preserve"> 0.593721</w:t>
+      </w:r>
+      <w:r>
+        <w:t>、</w:t>
+      </w:r>
+      <w:r>
+        <w:t xml:space="preserve">Kappa </w:t>
+      </w:r>
+      <w:r>
+        <w:t>为</w:t>
+      </w:r>
+      <w:r>
+        <w:t xml:space="preserve"> 0.476546</w:t>
+      </w:r>
+      <w:r>
+        <w:t>，仍低于官方</w:t>
+      </w:r>
+      <w:r>
+        <w:t xml:space="preserve"> FLUS </w:t>
+      </w:r>
+      <w:r>
+        <w:t>的</w:t>
+      </w:r>
+      <w:r>
+        <w:t xml:space="preserve"> OA </w:t>
+      </w:r>
+      <w:r>
+        <w:t>约</w:t>
+      </w:r>
+      <w:r>
+        <w:t xml:space="preserve"> 0.602</w:t>
+      </w:r>
+      <w:r>
+        <w:t>、</w:t>
+      </w:r>
+      <w:r>
+        <w:t xml:space="preserve">Kappa </w:t>
+      </w:r>
+      <w:r>
+        <w:t>约</w:t>
+      </w:r>
+      <w:r>
+        <w:t xml:space="preserve"> 0.487</w:t>
+      </w:r>
+      <w:r>
+        <w:t>；因此不能说</w:t>
+      </w:r>
+      <w:r>
+        <w:t xml:space="preserve"> TWM </w:t>
+      </w:r>
+      <w:r>
+        <w:t>已全面超过</w:t>
+      </w:r>
+      <w:r>
+        <w:t xml:space="preserve"> FLUS</w:t>
+      </w:r>
+      <w:r>
+        <w:t>。</w:t>
       </w:r>
     </w:p>
     <w:p>
       <w:pPr>
-        <w:pStyle w:val="ListBullet"/>
+        <w:pStyle w:val="a4"/>
         <w:spacing w:after="80"/>
       </w:pPr>
       <w:r>
-        <w:t>同一候选的 OA 为 0.593721、Kappa 为 0.476546，仍低于官方 FLUS 的 OA 约 0.602、Kappa 约 0.487；因此不能说 TWM 已全面超过 FLUS。</w:t>
+        <w:t>使用</w:t>
+      </w:r>
+      <w:r>
+        <w:t xml:space="preserve"> FLUS </w:t>
+      </w:r>
+      <w:r>
+        <w:t>概率图的</w:t>
+      </w:r>
+      <w:r>
+        <w:t xml:space="preserve"> TWM </w:t>
+      </w:r>
+      <w:r>
+        <w:t>融合候选</w:t>
+      </w:r>
+      <w:r>
+        <w:t xml:space="preserve"> Change </w:t>
+      </w:r>
+      <w:proofErr w:type="spellStart"/>
+      <w:r>
+        <w:t>FoM</w:t>
+      </w:r>
+      <w:proofErr w:type="spellEnd"/>
+      <w:r>
+        <w:t xml:space="preserve"> </w:t>
+      </w:r>
+      <w:r>
+        <w:t>可达</w:t>
+      </w:r>
+      <w:r>
+        <w:t xml:space="preserve"> 0.343228 </w:t>
+      </w:r>
+      <w:r>
+        <w:t>或</w:t>
+      </w:r>
+      <w:r>
+        <w:t xml:space="preserve"> 0.381297</w:t>
+      </w:r>
+      <w:r>
+        <w:t>，但它们使用了</w:t>
+      </w:r>
+      <w:r>
+        <w:t xml:space="preserve"> FLUS </w:t>
+      </w:r>
+      <w:r>
+        <w:t>包内</w:t>
+      </w:r>
+      <w:r>
+        <w:t xml:space="preserve"> Probability-of-</w:t>
+      </w:r>
+      <w:proofErr w:type="spellStart"/>
+      <w:r>
+        <w:t>occurrence.tif</w:t>
+      </w:r>
+      <w:proofErr w:type="spellEnd"/>
+      <w:r>
+        <w:t>，不能作为</w:t>
+      </w:r>
+      <w:r>
+        <w:t>“</w:t>
+      </w:r>
+      <w:r>
+        <w:t>独立</w:t>
+      </w:r>
+      <w:r>
+        <w:t xml:space="preserve"> TWM </w:t>
+      </w:r>
+      <w:r>
+        <w:t>超过</w:t>
+      </w:r>
+      <w:r>
+        <w:t xml:space="preserve"> FLUS”</w:t>
+      </w:r>
+      <w:r>
+        <w:t>的证据。</w:t>
       </w:r>
     </w:p>
     <w:p>
       <w:pPr>
-        <w:pStyle w:val="ListBullet"/>
+        <w:pStyle w:val="a4"/>
         <w:spacing w:after="80"/>
       </w:pPr>
       <w:r>
-        <w:t>使用 FLUS 概率图的 TWM 融合候选 Change FoM 可达 0.343228 或 0.381297，但它们使用了 FLUS 包内 Probability-of-occurrence.tif，不能作为“独立 TWM 超过 FLUS”的证据。</w:t>
+        <w:t>规划器当前选择</w:t>
+      </w:r>
+      <w:r>
+        <w:t xml:space="preserve"> </w:t>
+      </w:r>
+      <w:proofErr w:type="spellStart"/>
+      <w:r>
+        <w:t>twm_driver_only_compact_growth</w:t>
+      </w:r>
+      <w:proofErr w:type="spellEnd"/>
+      <w:r>
+        <w:t>，是因为规划器综合需求贴合、限制区、</w:t>
+      </w:r>
+      <w:r>
+        <w:t>cost matrix</w:t>
+      </w:r>
+      <w:r>
+        <w:t>、紧凑性、可达性和事后诊断，而不是单纯最大化事后</w:t>
+      </w:r>
+      <w:r>
+        <w:t xml:space="preserve"> Change </w:t>
+      </w:r>
+      <w:proofErr w:type="spellStart"/>
+      <w:r>
+        <w:t>FoM</w:t>
+      </w:r>
+      <w:proofErr w:type="spellEnd"/>
+      <w:r>
+        <w:t>。</w:t>
       </w:r>
     </w:p>
     <w:p>
       <w:pPr>
-        <w:pStyle w:val="ListBullet"/>
-        <w:spacing w:after="80"/>
+        <w:spacing w:after="60"/>
+        <w:jc w:val="center"/>
       </w:pPr>
       <w:r>
-        <w:t>规划器当前选择 twm_driver_only_compact_growth，是因为规划器综合需求贴合、限制区、cost matrix、紧凑性、可达性和事后诊断，而不是单纯最大化事后 Change FoM。</w:t>
-      </w:r>
-    </w:p>
-    <w:p>
-      <w:pPr>
-        <w:jc w:val="center"/>
-        <w:spacing w:after="60"/>
-      </w:pPr>
-      <w:r>
+        <w:rPr>
+          <w:noProof/>
+        </w:rPr>
         <w:drawing>
-          <wp:inline distT="0" distB="0" distL="0" distR="0">
+          <wp:inline distT="0" distB="0" distL="0" distR="0" wp14:anchorId="581A10D7" wp14:editId="7B04F0ED">
             <wp:extent cx="5897880" cy="1333355"/>
             <wp:effectExtent l="0" t="0" r="0" b="0"/>
             <wp:docPr id="4" name="twm_flus_v24_simopt_prediction_maps.png"/>
@@ -1955,7 +3408,7 @@
                     <pic:cNvPicPr/>
                   </pic:nvPicPr>
                   <pic:blipFill>
-                    <a:blip r:embed="rId4"/>
+                    <a:blip r:embed="rId7"/>
                     <a:stretch>
                       <a:fillRect/>
                     </a:stretch>
@@ -1978,8 +3431,8 @@
     </w:p>
     <w:p>
       <w:pPr>
+        <w:spacing w:after="160"/>
         <w:jc w:val="center"/>
-        <w:spacing w:after="160"/>
       </w:pPr>
       <w:r>
         <w:rPr>
@@ -1988,17 +3441,56 @@
           <w:sz w:val="18"/>
           <w:szCs w:val="18"/>
         </w:rPr>
-        <w:t>图 4  FLUS V2.4 官方样例中官方输出与 TWM 候选预测图并列。</w:t>
+        <w:t>图</w:t>
+      </w:r>
+      <w:r>
+        <w:rPr>
+          <w:i/>
+          <w:color w:val="555555"/>
+          <w:sz w:val="18"/>
+          <w:szCs w:val="18"/>
+        </w:rPr>
+        <w:t xml:space="preserve"> 4  FLUS V2.4 </w:t>
+      </w:r>
+      <w:r>
+        <w:rPr>
+          <w:i/>
+          <w:color w:val="555555"/>
+          <w:sz w:val="18"/>
+          <w:szCs w:val="18"/>
+        </w:rPr>
+        <w:t>官方样例中官方输出与</w:t>
+      </w:r>
+      <w:r>
+        <w:rPr>
+          <w:i/>
+          <w:color w:val="555555"/>
+          <w:sz w:val="18"/>
+          <w:szCs w:val="18"/>
+        </w:rPr>
+        <w:t xml:space="preserve"> TWM </w:t>
+      </w:r>
+      <w:r>
+        <w:rPr>
+          <w:i/>
+          <w:color w:val="555555"/>
+          <w:sz w:val="18"/>
+          <w:szCs w:val="18"/>
+        </w:rPr>
+        <w:t>候选预测图并列。</w:t>
       </w:r>
     </w:p>
     <w:p>
       <w:pPr>
+        <w:spacing w:after="60"/>
         <w:jc w:val="center"/>
-        <w:spacing w:after="60"/>
       </w:pPr>
       <w:r>
+        <w:rPr>
+          <w:noProof/>
+        </w:rPr>
         <w:drawing>
-          <wp:inline distT="0" distB="0" distL="0" distR="0">
+          <wp:inline distT="0" distB="0" distL="0" distR="0" wp14:anchorId="079BB8B9" wp14:editId="7C0A5803">
             <wp:extent cx="5897880" cy="2864684"/>
             <wp:effectExtent l="0" t="0" r="0" b="0"/>
             <wp:docPr id="5" name="twm_flus_v24_simopt_planner_ranking.png"/>
@@ -2013,7 +3505,7 @@
                     <pic:cNvPicPr/>
                   </pic:nvPicPr>
                   <pic:blipFill>
-                    <a:blip r:embed="rId5"/>
+                    <a:blip r:embed="rId8"/>
                     <a:stretch>
                       <a:fillRect/>
                     </a:stretch>
@@ -2036,8 +3528,8 @@
     </w:p>
     <w:p>
       <w:pPr>
+        <w:spacing w:after="160"/>
         <w:jc w:val="center"/>
-        <w:spacing w:after="160"/>
       </w:pPr>
       <w:r>
         <w:rPr>
@@ -2046,45 +3538,136 @@
           <w:sz w:val="18"/>
           <w:szCs w:val="18"/>
         </w:rPr>
-        <w:t>图 5  TWM 规划器在 FLUS V2.4 样例上的候选排序。</w:t>
+        <w:t>图</w:t>
+      </w:r>
+      <w:r>
+        <w:rPr>
+          <w:i/>
+          <w:color w:val="555555"/>
+          <w:sz w:val="18"/>
+          <w:szCs w:val="18"/>
+        </w:rPr>
+        <w:t xml:space="preserve"> 5  TWM </w:t>
+      </w:r>
+      <w:r>
+        <w:rPr>
+          <w:i/>
+          <w:color w:val="555555"/>
+          <w:sz w:val="18"/>
+          <w:szCs w:val="18"/>
+        </w:rPr>
+        <w:t>规划器在</w:t>
+      </w:r>
+      <w:r>
+        <w:rPr>
+          <w:i/>
+          <w:color w:val="555555"/>
+          <w:sz w:val="18"/>
+          <w:szCs w:val="18"/>
+        </w:rPr>
+        <w:t xml:space="preserve"> FLUS V2.4 </w:t>
+      </w:r>
+      <w:r>
+        <w:rPr>
+          <w:i/>
+          <w:color w:val="555555"/>
+          <w:sz w:val="18"/>
+          <w:szCs w:val="18"/>
+        </w:rPr>
+        <w:t>样例上的候选排序。</w:t>
       </w:r>
     </w:p>
     <w:p>
       <w:pPr>
-        <w:pStyle w:val="Heading1"/>
+        <w:pStyle w:val="1"/>
         <w:spacing w:after="100"/>
       </w:pPr>
       <w:r>
-        <w:t>六、DongGuan 80m 教程数据：接入与连续性验证</w:t>
+        <w:t>六、</w:t>
+      </w:r>
+      <w:proofErr w:type="spellStart"/>
+      <w:r>
+        <w:t>DongGuan</w:t>
+      </w:r>
+      <w:proofErr w:type="spellEnd"/>
+      <w:r>
+        <w:t xml:space="preserve"> 80m </w:t>
+      </w:r>
+      <w:r>
+        <w:t>教程数据：接入与连续性验证</w:t>
       </w:r>
     </w:p>
     <w:p>
-      <w:pPr>
-        <w:spacing w:after="120"/>
-      </w:pPr>
-      <w:r>
-        <w:t>DongGuan 80m 数据适合验证 TWM 能否读取 GeoSOS/FLUS 风格的历史土地利用、驱动因子和转换约束，并生成渲染器、模拟器、规划器输出。但它缺少本次使用口径下的官方 FLUS 预测图，因此不能用来声明“击败官方 FLUS”。</w:t>
+      <w:proofErr w:type="spellStart"/>
+      <w:r>
+        <w:t>DongGuan</w:t>
+      </w:r>
+      <w:proofErr w:type="spellEnd"/>
+      <w:r>
+        <w:t xml:space="preserve"> 80m </w:t>
+      </w:r>
+      <w:r>
+        <w:t>数据适合验证</w:t>
+      </w:r>
+      <w:r>
+        <w:t xml:space="preserve"> TWM </w:t>
+      </w:r>
+      <w:r>
+        <w:t>能否读取</w:t>
+      </w:r>
+      <w:r>
+        <w:t xml:space="preserve"> </w:t>
+      </w:r>
+      <w:proofErr w:type="spellStart"/>
+      <w:r>
+        <w:t>GeoSOS</w:t>
+      </w:r>
+      <w:proofErr w:type="spellEnd"/>
+      <w:r>
+        <w:t xml:space="preserve">/FLUS </w:t>
+      </w:r>
+      <w:r>
+        <w:t>风格的历史土地利用、驱动因子和转换约束，并生成渲染器、模拟器、规划器输出。但它缺少本次使用口径下的官方</w:t>
+      </w:r>
+      <w:r>
+        <w:t xml:space="preserve"> FLUS </w:t>
+      </w:r>
+      <w:r>
+        <w:t>预测图，因此不能用来声明</w:t>
+      </w:r>
+      <w:r>
+        <w:t>“</w:t>
+      </w:r>
+      <w:r>
+        <w:t>击败官方</w:t>
+      </w:r>
+      <w:r>
+        <w:t xml:space="preserve"> FLUS”</w:t>
+      </w:r>
+      <w:r>
+        <w:t>。</w:t>
       </w:r>
     </w:p>
     <w:tbl>
       <w:tblPr>
-        <w:tblStyle w:val="TableGrid"/>
+        <w:tblStyle w:val="a6"/>
         <w:tblW w:w="0" w:type="auto"/>
+        <w:tblInd w:w="80" w:type="dxa"/>
         <w:tblLook w:val="04A0" w:firstRow="1" w:lastRow="0" w:firstColumn="1" w:lastColumn="0" w:noHBand="0" w:noVBand="1"/>
       </w:tblPr>
       <w:tblGrid>
-        <w:gridCol w:w="2500"/>
-        <w:gridCol w:w="1200"/>
-        <w:gridCol w:w="1200"/>
-        <w:gridCol w:w="1300"/>
-        <w:gridCol w:w="1200"/>
-        <w:gridCol w:w="3800"/>
+        <w:gridCol w:w="2275"/>
+        <w:gridCol w:w="1152"/>
+        <w:gridCol w:w="1152"/>
+        <w:gridCol w:w="1235"/>
+        <w:gridCol w:w="1152"/>
+        <w:gridCol w:w="3320"/>
       </w:tblGrid>
       <w:tr>
         <w:tc>
           <w:tcPr>
             <w:tcW w:w="2500" w:type="dxa"/>
-            <w:shd w:fill="E8EEF7"/>
+            <w:shd w:val="clear" w:color="auto" w:fill="E8EEF7"/>
           </w:tcPr>
           <w:p>
             <w:pPr>
@@ -2103,7 +3686,7 @@
         <w:tc>
           <w:tcPr>
             <w:tcW w:w="1200" w:type="dxa"/>
-            <w:shd w:fill="E8EEF7"/>
+            <w:shd w:val="clear" w:color="auto" w:fill="E8EEF7"/>
           </w:tcPr>
           <w:p>
             <w:pPr>
@@ -2122,7 +3705,7 @@
         <w:tc>
           <w:tcPr>
             <w:tcW w:w="1200" w:type="dxa"/>
-            <w:shd w:fill="E8EEF7"/>
+            <w:shd w:val="clear" w:color="auto" w:fill="E8EEF7"/>
           </w:tcPr>
           <w:p>
             <w:pPr>
@@ -2141,7 +3724,7 @@
         <w:tc>
           <w:tcPr>
             <w:tcW w:w="1300" w:type="dxa"/>
-            <w:shd w:fill="E8EEF7"/>
+            <w:shd w:val="clear" w:color="auto" w:fill="E8EEF7"/>
           </w:tcPr>
           <w:p>
             <w:pPr>
@@ -2153,14 +3736,24 @@
                 <w:sz w:val="18"/>
                 <w:szCs w:val="18"/>
               </w:rPr>
-              <w:t>Change FoM</w:t>
-            </w:r>
+              <w:t xml:space="preserve">Change </w:t>
+            </w:r>
+            <w:proofErr w:type="spellStart"/>
+            <w:r>
+              <w:rPr>
+                <w:b/>
+                <w:sz w:val="18"/>
+                <w:szCs w:val="18"/>
+              </w:rPr>
+              <w:t>FoM</w:t>
+            </w:r>
+            <w:proofErr w:type="spellEnd"/>
           </w:p>
         </w:tc>
         <w:tc>
           <w:tcPr>
             <w:tcW w:w="1200" w:type="dxa"/>
-            <w:shd w:fill="E8EEF7"/>
+            <w:shd w:val="clear" w:color="auto" w:fill="E8EEF7"/>
           </w:tcPr>
           <w:p>
             <w:pPr>
@@ -2179,7 +3772,7 @@
         <w:tc>
           <w:tcPr>
             <w:tcW w:w="3800" w:type="dxa"/>
-            <w:shd w:fill="E8EEF7"/>
+            <w:shd w:val="clear" w:color="auto" w:fill="E8EEF7"/>
           </w:tcPr>
           <w:p>
             <w:pPr>
@@ -2314,6 +3907,7 @@
                 <w:sz w:val="18"/>
                 <w:szCs w:val="18"/>
               </w:rPr>
+              <w:lastRenderedPageBreak/>
               <w:t>Markov projection</w:t>
             </w:r>
           </w:p>
@@ -2503,7 +4097,14 @@
                 <w:sz w:val="18"/>
                 <w:szCs w:val="18"/>
               </w:rPr>
-              <w:t>独立 TWM dynamics</w:t>
+              <w:t>独立</w:t>
+            </w:r>
+            <w:r>
+              <w:rPr>
+                <w:sz w:val="18"/>
+                <w:szCs w:val="18"/>
+              </w:rPr>
+              <w:t xml:space="preserve"> TWM dynamics</w:t>
             </w:r>
           </w:p>
         </w:tc>
@@ -2617,18 +4218,18 @@
       <w:pPr>
         <w:spacing w:after="80"/>
       </w:pPr>
-      <w:r>
-        <w:t/>
-      </w:r>
     </w:p>
     <w:p>
       <w:pPr>
+        <w:spacing w:after="60"/>
         <w:jc w:val="center"/>
-        <w:spacing w:after="60"/>
       </w:pPr>
       <w:r>
+        <w:rPr>
+          <w:noProof/>
+        </w:rPr>
         <w:drawing>
-          <wp:inline distT="0" distB="0" distL="0" distR="0">
+          <wp:inline distT="0" distB="0" distL="0" distR="0" wp14:anchorId="33DF5DE2" wp14:editId="1B216512">
             <wp:extent cx="5897880" cy="1613243"/>
             <wp:effectExtent l="0" t="0" r="0" b="0"/>
             <wp:docPr id="6" name="twm_dongguan_independent_dynamics_maps.png"/>
@@ -2643,7 +4244,7 @@
                     <pic:cNvPicPr/>
                   </pic:nvPicPr>
                   <pic:blipFill>
-                    <a:blip r:embed="rId6"/>
+                    <a:blip r:embed="rId9"/>
                     <a:stretch>
                       <a:fillRect/>
                     </a:stretch>
@@ -2666,8 +4267,8 @@
     </w:p>
     <w:p>
       <w:pPr>
+        <w:spacing w:after="160"/>
         <w:jc w:val="center"/>
-        <w:spacing w:after="160"/>
       </w:pPr>
       <w:r>
         <w:rPr>
@@ -2676,17 +4277,94 @@
           <w:sz w:val="18"/>
           <w:szCs w:val="18"/>
         </w:rPr>
-        <w:t>图 6  DongGuan 80m 上 TWM 独立 dynamics 的模拟图。</w:t>
+        <w:t>图</w:t>
+      </w:r>
+      <w:r>
+        <w:rPr>
+          <w:i/>
+          <w:color w:val="555555"/>
+          <w:sz w:val="18"/>
+          <w:szCs w:val="18"/>
+        </w:rPr>
+        <w:t xml:space="preserve"> 6  </w:t>
+      </w:r>
+      <w:proofErr w:type="spellStart"/>
+      <w:r>
+        <w:rPr>
+          <w:i/>
+          <w:color w:val="555555"/>
+          <w:sz w:val="18"/>
+          <w:szCs w:val="18"/>
+        </w:rPr>
+        <w:t>DongGuan</w:t>
+      </w:r>
+      <w:proofErr w:type="spellEnd"/>
+      <w:r>
+        <w:rPr>
+          <w:i/>
+          <w:color w:val="555555"/>
+          <w:sz w:val="18"/>
+          <w:szCs w:val="18"/>
+        </w:rPr>
+        <w:t xml:space="preserve"> 80m </w:t>
+      </w:r>
+      <w:r>
+        <w:rPr>
+          <w:i/>
+          <w:color w:val="555555"/>
+          <w:sz w:val="18"/>
+          <w:szCs w:val="18"/>
+        </w:rPr>
+        <w:t>上</w:t>
+      </w:r>
+      <w:r>
+        <w:rPr>
+          <w:i/>
+          <w:color w:val="555555"/>
+          <w:sz w:val="18"/>
+          <w:szCs w:val="18"/>
+        </w:rPr>
+        <w:t xml:space="preserve"> TWM </w:t>
+      </w:r>
+      <w:r>
+        <w:rPr>
+          <w:i/>
+          <w:color w:val="555555"/>
+          <w:sz w:val="18"/>
+          <w:szCs w:val="18"/>
+        </w:rPr>
+        <w:t>独立</w:t>
+      </w:r>
+      <w:r>
+        <w:rPr>
+          <w:i/>
+          <w:color w:val="555555"/>
+          <w:sz w:val="18"/>
+          <w:szCs w:val="18"/>
+        </w:rPr>
+        <w:t xml:space="preserve"> dynamics </w:t>
+      </w:r>
+      <w:r>
+        <w:rPr>
+          <w:i/>
+          <w:color w:val="555555"/>
+          <w:sz w:val="18"/>
+          <w:szCs w:val="18"/>
+        </w:rPr>
+        <w:t>的模拟图。</w:t>
       </w:r>
     </w:p>
     <w:p>
       <w:pPr>
+        <w:spacing w:after="60"/>
         <w:jc w:val="center"/>
-        <w:spacing w:after="60"/>
       </w:pPr>
       <w:r>
+        <w:rPr>
+          <w:noProof/>
+        </w:rPr>
         <w:drawing>
-          <wp:inline distT="0" distB="0" distL="0" distR="0">
+          <wp:inline distT="0" distB="0" distL="0" distR="0" wp14:anchorId="6B2F1F54" wp14:editId="09D1D7C6">
             <wp:extent cx="5897880" cy="1326118"/>
             <wp:effectExtent l="0" t="0" r="0" b="0"/>
             <wp:docPr id="7" name="twm_dongguan_simopt_prediction_maps.png"/>
@@ -2701,7 +4379,7 @@
                     <pic:cNvPicPr/>
                   </pic:nvPicPr>
                   <pic:blipFill>
-                    <a:blip r:embed="rId7"/>
+                    <a:blip r:embed="rId10"/>
                     <a:stretch>
                       <a:fillRect/>
                     </a:stretch>
@@ -2724,8 +4402,8 @@
     </w:p>
     <w:p>
       <w:pPr>
+        <w:spacing w:after="160"/>
         <w:jc w:val="center"/>
-        <w:spacing w:after="160"/>
       </w:pPr>
       <w:r>
         <w:rPr>
@@ -2734,34 +4412,156 @@
           <w:sz w:val="18"/>
           <w:szCs w:val="18"/>
         </w:rPr>
-        <w:t>图 7  DongGuan 教程数据上的 TWM 方案模拟与规划输出。</w:t>
+        <w:t>图</w:t>
+      </w:r>
+      <w:r>
+        <w:rPr>
+          <w:i/>
+          <w:color w:val="555555"/>
+          <w:sz w:val="18"/>
+          <w:szCs w:val="18"/>
+        </w:rPr>
+        <w:t xml:space="preserve"> 7  </w:t>
+      </w:r>
+      <w:proofErr w:type="spellStart"/>
+      <w:r>
+        <w:rPr>
+          <w:i/>
+          <w:color w:val="555555"/>
+          <w:sz w:val="18"/>
+          <w:szCs w:val="18"/>
+        </w:rPr>
+        <w:t>DongGuan</w:t>
+      </w:r>
+      <w:proofErr w:type="spellEnd"/>
+      <w:r>
+        <w:rPr>
+          <w:i/>
+          <w:color w:val="555555"/>
+          <w:sz w:val="18"/>
+          <w:szCs w:val="18"/>
+        </w:rPr>
+        <w:t xml:space="preserve"> </w:t>
+      </w:r>
+      <w:r>
+        <w:rPr>
+          <w:i/>
+          <w:color w:val="555555"/>
+          <w:sz w:val="18"/>
+          <w:szCs w:val="18"/>
+        </w:rPr>
+        <w:t>教程数据上的</w:t>
+      </w:r>
+      <w:r>
+        <w:rPr>
+          <w:i/>
+          <w:color w:val="555555"/>
+          <w:sz w:val="18"/>
+          <w:szCs w:val="18"/>
+        </w:rPr>
+        <w:t xml:space="preserve"> TWM </w:t>
+      </w:r>
+      <w:r>
+        <w:rPr>
+          <w:i/>
+          <w:color w:val="555555"/>
+          <w:sz w:val="18"/>
+          <w:szCs w:val="18"/>
+        </w:rPr>
+        <w:t>方案模拟与规划输出。</w:t>
       </w:r>
     </w:p>
     <w:p>
       <w:pPr>
-        <w:pStyle w:val="Heading1"/>
+        <w:pStyle w:val="1"/>
         <w:spacing w:after="100"/>
       </w:pPr>
       <w:r>
-        <w:t>七、Dynamic World admin20：公开多区域验证</w:t>
+        <w:t>七、</w:t>
+      </w:r>
+      <w:r>
+        <w:t>Dynamic World admin20</w:t>
+      </w:r>
+      <w:r>
+        <w:t>：公开多区域验证</w:t>
+      </w:r>
+    </w:p>
+    <w:p>
+      <w:r>
+        <w:t>为了避免只在一个教程样例上讨论，</w:t>
+      </w:r>
+      <w:r>
+        <w:t xml:space="preserve">TWM </w:t>
+      </w:r>
+      <w:r>
+        <w:t>还基于</w:t>
+      </w:r>
+      <w:r>
+        <w:t xml:space="preserve"> Google Earth Engine </w:t>
+      </w:r>
+      <w:r>
+        <w:t>下载了</w:t>
+      </w:r>
+      <w:r>
+        <w:t xml:space="preserve"> Dynamic World </w:t>
+      </w:r>
+      <w:r>
+        <w:t>公开数据，形成</w:t>
+      </w:r>
+      <w:r>
+        <w:t xml:space="preserve"> 20 </w:t>
+      </w:r>
+      <w:r>
+        <w:t>个乡镇</w:t>
+      </w:r>
+      <w:r>
+        <w:t>/</w:t>
+      </w:r>
+      <w:r>
+        <w:t>街道、</w:t>
+      </w:r>
+      <w:r>
+        <w:t xml:space="preserve">2017-2023 </w:t>
+      </w:r>
+      <w:r>
+        <w:t>年、</w:t>
+      </w:r>
+      <w:r>
+        <w:t xml:space="preserve">100 </w:t>
+      </w:r>
+      <w:r>
+        <w:t>个</w:t>
+      </w:r>
+      <w:r>
+        <w:t xml:space="preserve"> rolling cases </w:t>
+      </w:r>
+      <w:r>
+        <w:t>的多区域验证。该实验不对标</w:t>
+      </w:r>
+      <w:r>
+        <w:t xml:space="preserve"> FLUS</w:t>
+      </w:r>
+      <w:r>
+        <w:t>，而是验证</w:t>
+      </w:r>
+      <w:r>
+        <w:t xml:space="preserve"> TWM dynamics </w:t>
+      </w:r>
+      <w:r>
+        <w:t>在公开多时期土地覆盖变化上的泛化方向。</w:t>
       </w:r>
     </w:p>
     <w:p>
       <w:pPr>
-        <w:spacing w:after="120"/>
+        <w:spacing w:after="60"/>
+        <w:jc w:val="center"/>
       </w:pPr>
       <w:r>
-        <w:t>为了避免只在一个教程样例上讨论，TWM 还基于 Google Earth Engine 下载了 Dynamic World 公开数据，形成 20 个乡镇/街道、2017-2023 年、100 个 rolling cases 的多区域验证。该实验不对标 FLUS，而是验证 TWM dynamics 在公开多时期土地覆盖变化上的泛化方向。</w:t>
-      </w:r>
-    </w:p>
-    <w:p>
-      <w:pPr>
-        <w:jc w:val="center"/>
-        <w:spacing w:after="60"/>
-      </w:pPr>
-      <w:r>
+        <w:rPr>
+          <w:noProof/>
+        </w:rPr>
         <w:drawing>
-          <wp:inline distT="0" distB="0" distL="0" distR="0">
+          <wp:inline distT="0" distB="0" distL="0" distR="0" wp14:anchorId="524F7CF4" wp14:editId="4E79750E">
             <wp:extent cx="5897880" cy="2708700"/>
             <wp:effectExtent l="0" t="0" r="0" b="0"/>
             <wp:docPr id="8" name="twm_dynamic_world_admin20_key_metrics.png"/>
@@ -2776,7 +4576,7 @@
                     <pic:cNvPicPr/>
                   </pic:nvPicPr>
                   <pic:blipFill>
-                    <a:blip r:embed="rId8"/>
+                    <a:blip r:embed="rId11"/>
                     <a:stretch>
                       <a:fillRect/>
                     </a:stretch>
@@ -2799,8 +4599,8 @@
     </w:p>
     <w:p>
       <w:pPr>
+        <w:spacing w:after="160"/>
         <w:jc w:val="center"/>
-        <w:spacing w:after="160"/>
       </w:pPr>
       <w:r>
         <w:rPr>
@@ -2809,29 +4609,48 @@
           <w:sz w:val="18"/>
           <w:szCs w:val="18"/>
         </w:rPr>
-        <w:t>图 8  Dynamic World admin20 公开多区域验证关键指标。</w:t>
+        <w:t>图</w:t>
+      </w:r>
+      <w:r>
+        <w:rPr>
+          <w:i/>
+          <w:color w:val="555555"/>
+          <w:sz w:val="18"/>
+          <w:szCs w:val="18"/>
+        </w:rPr>
+        <w:t xml:space="preserve"> 8  Dynamic World admin20 </w:t>
+      </w:r>
+      <w:r>
+        <w:rPr>
+          <w:i/>
+          <w:color w:val="555555"/>
+          <w:sz w:val="18"/>
+          <w:szCs w:val="18"/>
+        </w:rPr>
+        <w:t>公开多区域验证关键指标。</w:t>
       </w:r>
     </w:p>
     <w:tbl>
       <w:tblPr>
-        <w:tblStyle w:val="TableGrid"/>
+        <w:tblStyle w:val="a6"/>
         <w:tblW w:w="0" w:type="auto"/>
+        <w:tblInd w:w="80" w:type="dxa"/>
         <w:tblLook w:val="04A0" w:firstRow="1" w:lastRow="0" w:firstColumn="1" w:lastColumn="0" w:noHBand="0" w:noVBand="1"/>
       </w:tblPr>
       <w:tblGrid>
-        <w:gridCol w:w="2600"/>
-        <w:gridCol w:w="1200"/>
-        <w:gridCol w:w="1200"/>
-        <w:gridCol w:w="1500"/>
-        <w:gridCol w:w="1400"/>
-        <w:gridCol w:w="1200"/>
-        <w:gridCol w:w="3000"/>
+        <w:gridCol w:w="2131"/>
+        <w:gridCol w:w="1099"/>
+        <w:gridCol w:w="1099"/>
+        <w:gridCol w:w="1293"/>
+        <w:gridCol w:w="1228"/>
+        <w:gridCol w:w="1085"/>
+        <w:gridCol w:w="2351"/>
       </w:tblGrid>
       <w:tr>
         <w:tc>
           <w:tcPr>
             <w:tcW w:w="2600" w:type="dxa"/>
-            <w:shd w:fill="E8EEF7"/>
+            <w:shd w:val="clear" w:color="auto" w:fill="E8EEF7"/>
           </w:tcPr>
           <w:p>
             <w:pPr>
@@ -2843,6 +4662,7 @@
                 <w:sz w:val="18"/>
                 <w:szCs w:val="18"/>
               </w:rPr>
+              <w:lastRenderedPageBreak/>
               <w:t>候选</w:t>
             </w:r>
           </w:p>
@@ -2850,7 +4670,7 @@
         <w:tc>
           <w:tcPr>
             <w:tcW w:w="1200" w:type="dxa"/>
-            <w:shd w:fill="E8EEF7"/>
+            <w:shd w:val="clear" w:color="auto" w:fill="E8EEF7"/>
           </w:tcPr>
           <w:p>
             <w:pPr>
@@ -2869,7 +4689,7 @@
         <w:tc>
           <w:tcPr>
             <w:tcW w:w="1200" w:type="dxa"/>
-            <w:shd w:fill="E8EEF7"/>
+            <w:shd w:val="clear" w:color="auto" w:fill="E8EEF7"/>
           </w:tcPr>
           <w:p>
             <w:pPr>
@@ -2888,7 +4708,7 @@
         <w:tc>
           <w:tcPr>
             <w:tcW w:w="1500" w:type="dxa"/>
-            <w:shd w:fill="E8EEF7"/>
+            <w:shd w:val="clear" w:color="auto" w:fill="E8EEF7"/>
           </w:tcPr>
           <w:p>
             <w:pPr>
@@ -2900,14 +4720,24 @@
                 <w:sz w:val="18"/>
                 <w:szCs w:val="18"/>
               </w:rPr>
-              <w:t>Mean Change FoM</w:t>
-            </w:r>
+              <w:t xml:space="preserve">Mean Change </w:t>
+            </w:r>
+            <w:proofErr w:type="spellStart"/>
+            <w:r>
+              <w:rPr>
+                <w:b/>
+                <w:sz w:val="18"/>
+                <w:szCs w:val="18"/>
+              </w:rPr>
+              <w:t>FoM</w:t>
+            </w:r>
+            <w:proofErr w:type="spellEnd"/>
           </w:p>
         </w:tc>
         <w:tc>
           <w:tcPr>
             <w:tcW w:w="1400" w:type="dxa"/>
-            <w:shd w:fill="E8EEF7"/>
+            <w:shd w:val="clear" w:color="auto" w:fill="E8EEF7"/>
           </w:tcPr>
           <w:p>
             <w:pPr>
@@ -2926,7 +4756,7 @@
         <w:tc>
           <w:tcPr>
             <w:tcW w:w="1200" w:type="dxa"/>
-            <w:shd w:fill="E8EEF7"/>
+            <w:shd w:val="clear" w:color="auto" w:fill="E8EEF7"/>
           </w:tcPr>
           <w:p>
             <w:pPr>
@@ -2945,7 +4775,7 @@
         <w:tc>
           <w:tcPr>
             <w:tcW w:w="3000" w:type="dxa"/>
-            <w:shd w:fill="E8EEF7"/>
+            <w:shd w:val="clear" w:color="auto" w:fill="E8EEF7"/>
           </w:tcPr>
           <w:p>
             <w:pPr>
@@ -3199,7 +5029,21 @@
                 <w:sz w:val="18"/>
                 <w:szCs w:val="18"/>
               </w:rPr>
-              <w:t>正式 forecast-demand TWM 候选</w:t>
+              <w:t>正式</w:t>
+            </w:r>
+            <w:r>
+              <w:rPr>
+                <w:sz w:val="18"/>
+                <w:szCs w:val="18"/>
+              </w:rPr>
+              <w:t xml:space="preserve"> forecast-demand TWM </w:t>
+            </w:r>
+            <w:r>
+              <w:rPr>
+                <w:sz w:val="18"/>
+                <w:szCs w:val="18"/>
+              </w:rPr>
+              <w:t>候选</w:t>
             </w:r>
           </w:p>
         </w:tc>
@@ -3320,7 +5164,21 @@
                 <w:sz w:val="18"/>
                 <w:szCs w:val="18"/>
               </w:rPr>
-              <w:t>leave-region-out 跨区域平滑；未超过 independent</w:t>
+              <w:t xml:space="preserve">leave-region-out </w:t>
+            </w:r>
+            <w:r>
+              <w:rPr>
+                <w:sz w:val="18"/>
+                <w:szCs w:val="18"/>
+              </w:rPr>
+              <w:t>跨区域平滑；未超过</w:t>
+            </w:r>
+            <w:r>
+              <w:rPr>
+                <w:sz w:val="18"/>
+                <w:szCs w:val="18"/>
+              </w:rPr>
+              <w:t xml:space="preserve"> independent</w:t>
             </w:r>
           </w:p>
         </w:tc>
@@ -3572,18 +5430,18 @@
       <w:pPr>
         <w:spacing w:after="80"/>
       </w:pPr>
-      <w:r>
-        <w:t/>
-      </w:r>
     </w:p>
     <w:p>
       <w:pPr>
+        <w:spacing w:after="60"/>
         <w:jc w:val="center"/>
-        <w:spacing w:after="60"/>
       </w:pPr>
       <w:r>
+        <w:rPr>
+          <w:noProof/>
+        </w:rPr>
         <w:drawing>
-          <wp:inline distT="0" distB="0" distL="0" distR="0">
+          <wp:inline distT="0" distB="0" distL="0" distR="0" wp14:anchorId="248C80D1" wp14:editId="3D368687">
             <wp:extent cx="5897880" cy="1132799"/>
             <wp:effectExtent l="0" t="0" r="0" b="0"/>
             <wp:docPr id="9" name="twm_public_landcover_benchmark_maps.png"/>
@@ -3598,7 +5456,7 @@
                     <pic:cNvPicPr/>
                   </pic:nvPicPr>
                   <pic:blipFill>
-                    <a:blip r:embed="rId9"/>
+                    <a:blip r:embed="rId12"/>
                     <a:stretch>
                       <a:fillRect/>
                     </a:stretch>
@@ -3621,8 +5479,8 @@
     </w:p>
     <w:p>
       <w:pPr>
+        <w:spacing w:after="160"/>
         <w:jc w:val="center"/>
-        <w:spacing w:after="160"/>
       </w:pPr>
       <w:r>
         <w:rPr>
@@ -3631,87 +5489,282 @@
           <w:sz w:val="18"/>
           <w:szCs w:val="18"/>
         </w:rPr>
-        <w:t>图 9  Dynamic World admin20 样例地图输出。</w:t>
+        <w:t>图</w:t>
+      </w:r>
+      <w:r>
+        <w:rPr>
+          <w:i/>
+          <w:color w:val="555555"/>
+          <w:sz w:val="18"/>
+          <w:szCs w:val="18"/>
+        </w:rPr>
+        <w:t xml:space="preserve"> 9  Dynamic World admin20 </w:t>
+      </w:r>
+      <w:r>
+        <w:rPr>
+          <w:i/>
+          <w:color w:val="555555"/>
+          <w:sz w:val="18"/>
+          <w:szCs w:val="18"/>
+        </w:rPr>
+        <w:t>样例地图输出。</w:t>
+      </w:r>
+    </w:p>
+    <w:p>
+      <w:r>
+        <w:t>关键解读：</w:t>
       </w:r>
     </w:p>
     <w:p>
       <w:pPr>
-        <w:spacing w:after="120"/>
+        <w:pStyle w:val="a4"/>
+        <w:spacing w:after="80"/>
       </w:pPr>
       <w:r>
-        <w:t>关键解读：</w:t>
+        <w:t>正式</w:t>
+      </w:r>
+      <w:r>
+        <w:t xml:space="preserve"> forecast-demand </w:t>
+      </w:r>
+      <w:r>
+        <w:t>设定下，</w:t>
+      </w:r>
+      <w:r>
+        <w:t xml:space="preserve">TWM independent </w:t>
+      </w:r>
+      <w:r>
+        <w:t>的</w:t>
+      </w:r>
+      <w:r>
+        <w:t xml:space="preserve"> Mean Change </w:t>
+      </w:r>
+      <w:proofErr w:type="spellStart"/>
+      <w:r>
+        <w:t>FoM</w:t>
+      </w:r>
+      <w:proofErr w:type="spellEnd"/>
+      <w:r>
+        <w:t xml:space="preserve"> </w:t>
+      </w:r>
+      <w:r>
+        <w:t>为</w:t>
+      </w:r>
+      <w:r>
+        <w:t xml:space="preserve"> 0.072289</w:t>
+      </w:r>
+      <w:r>
+        <w:t>，高于</w:t>
+      </w:r>
+      <w:r>
+        <w:t xml:space="preserve"> Markov </w:t>
+      </w:r>
+      <w:r>
+        <w:t>的</w:t>
+      </w:r>
+      <w:r>
+        <w:t xml:space="preserve"> 0.045569</w:t>
+      </w:r>
+      <w:r>
+        <w:t>；</w:t>
+      </w:r>
+      <w:r>
+        <w:t xml:space="preserve">Mean OA </w:t>
+      </w:r>
+      <w:r>
+        <w:t>也从</w:t>
+      </w:r>
+      <w:r>
+        <w:t xml:space="preserve"> 0.903706 </w:t>
+      </w:r>
+      <w:r>
+        <w:t>提升到</w:t>
+      </w:r>
+      <w:r>
+        <w:t xml:space="preserve"> 0.908289</w:t>
+      </w:r>
+      <w:r>
+        <w:t>。</w:t>
       </w:r>
     </w:p>
     <w:p>
       <w:pPr>
-        <w:pStyle w:val="ListBullet"/>
+        <w:pStyle w:val="a4"/>
         <w:spacing w:after="80"/>
       </w:pPr>
       <w:r>
-        <w:t>正式 forecast-demand 设定下，TWM independent 的 Mean Change FoM 为 0.072289，高于 Markov 的 0.045569；Mean OA 也从 0.903706 提升到 0.908289。</w:t>
+        <w:t xml:space="preserve">Persistence </w:t>
+      </w:r>
+      <w:r>
+        <w:t>的</w:t>
+      </w:r>
+      <w:r>
+        <w:t xml:space="preserve"> Mean OA </w:t>
+      </w:r>
+      <w:r>
+        <w:t>为</w:t>
+      </w:r>
+      <w:r>
+        <w:t xml:space="preserve"> 0.925218</w:t>
+      </w:r>
+      <w:r>
+        <w:t>，但</w:t>
+      </w:r>
+      <w:r>
+        <w:t xml:space="preserve"> Change </w:t>
+      </w:r>
+      <w:proofErr w:type="spellStart"/>
+      <w:r>
+        <w:t>FoM</w:t>
+      </w:r>
+      <w:proofErr w:type="spellEnd"/>
+      <w:r>
+        <w:t xml:space="preserve"> </w:t>
+      </w:r>
+      <w:r>
+        <w:t>为</w:t>
+      </w:r>
+      <w:r>
+        <w:t xml:space="preserve"> 0</w:t>
+      </w:r>
+      <w:r>
+        <w:t>；说明在土地覆盖变化任务中，</w:t>
+      </w:r>
+      <w:r>
+        <w:t xml:space="preserve">OA </w:t>
+      </w:r>
+      <w:r>
+        <w:t>不能单独作为评价依据。</w:t>
       </w:r>
     </w:p>
     <w:p>
       <w:pPr>
-        <w:pStyle w:val="ListBullet"/>
+        <w:pStyle w:val="a4"/>
         <w:spacing w:after="80"/>
       </w:pPr>
       <w:r>
-        <w:t>Persistence 的 Mean OA 为 0.925218，但 Change FoM 为 0；说明在土地覆盖变化任务中，OA 不能单独作为评价依据。</w:t>
+        <w:t xml:space="preserve">No-neighborhood ablation </w:t>
+      </w:r>
+      <w:r>
+        <w:t>的</w:t>
+      </w:r>
+      <w:r>
+        <w:t xml:space="preserve"> Mean Change </w:t>
+      </w:r>
+      <w:proofErr w:type="spellStart"/>
+      <w:r>
+        <w:t>FoM</w:t>
+      </w:r>
+      <w:proofErr w:type="spellEnd"/>
+      <w:r>
+        <w:t xml:space="preserve"> </w:t>
+      </w:r>
+      <w:r>
+        <w:t>为</w:t>
+      </w:r>
+      <w:r>
+        <w:t xml:space="preserve"> 0.058692</w:t>
+      </w:r>
+      <w:r>
+        <w:t>，低于</w:t>
+      </w:r>
+      <w:r>
+        <w:t xml:space="preserve"> full TWM</w:t>
+      </w:r>
+      <w:r>
+        <w:t>，说明邻域上下文是当前最稳定的正贡献组件。</w:t>
       </w:r>
     </w:p>
     <w:p>
       <w:pPr>
-        <w:pStyle w:val="ListBullet"/>
+        <w:pStyle w:val="a4"/>
         <w:spacing w:after="80"/>
       </w:pPr>
       <w:r>
-        <w:t>No-neighborhood ablation 的 Mean Change FoM 为 0.058692，低于 full TWM，说明邻域上下文是当前最稳定的正贡献组件。</w:t>
+        <w:t>当前</w:t>
+      </w:r>
+      <w:r>
+        <w:t xml:space="preserve"> SRTM/VIIRS </w:t>
+      </w:r>
+      <w:r>
+        <w:t>驱动因子没有改善聚合</w:t>
+      </w:r>
+      <w:r>
+        <w:t xml:space="preserve"> Change </w:t>
+      </w:r>
+      <w:proofErr w:type="spellStart"/>
+      <w:r>
+        <w:t>FoM</w:t>
+      </w:r>
+      <w:proofErr w:type="spellEnd"/>
+      <w:r>
+        <w:t>，说明驱动因子还不够贴近真实土地变化机制，后续应加入道路、人口、政策、经济活动等协变量。</w:t>
       </w:r>
     </w:p>
     <w:p>
       <w:pPr>
-        <w:pStyle w:val="ListBullet"/>
-        <w:spacing w:after="80"/>
+        <w:pStyle w:val="1"/>
+        <w:spacing w:after="100"/>
       </w:pPr>
       <w:r>
-        <w:t>当前 SRTM/VIIRS 驱动因子没有改善聚合 Change FoM，说明驱动因子还不够贴近真实土地变化机制，后续应加入道路、人口、政策、经济活动等协变量。</w:t>
+        <w:t>八、</w:t>
+      </w:r>
+      <w:r>
+        <w:t xml:space="preserve">TWM </w:t>
+      </w:r>
+      <w:r>
+        <w:t>为什么能够覆盖</w:t>
+      </w:r>
+      <w:r>
+        <w:t xml:space="preserve"> FLUS </w:t>
+      </w:r>
+      <w:r>
+        <w:t>类型问题</w:t>
       </w:r>
     </w:p>
     <w:p>
-      <w:pPr>
-        <w:pStyle w:val="Heading1"/>
-        <w:spacing w:after="100"/>
-      </w:pPr>
-      <w:r>
-        <w:t>八、TWM 为什么能够覆盖 FLUS 类型问题</w:t>
-      </w:r>
-    </w:p>
-    <w:p>
-      <w:pPr>
-        <w:spacing w:after="120"/>
-      </w:pPr>
-      <w:r>
-        <w:t>TWM 能覆盖 FLUS 类型子任务，不是因为简单复刻 FLUS，而是因为其 renderer-simulator-planner 架构包含土地利用模拟所需的关键环节，并在此基础上增加了治理型能力。</w:t>
+      <w:r>
+        <w:t xml:space="preserve">TWM </w:t>
+      </w:r>
+      <w:r>
+        <w:t>能覆盖</w:t>
+      </w:r>
+      <w:r>
+        <w:t xml:space="preserve"> FLUS </w:t>
+      </w:r>
+      <w:r>
+        <w:t>类型子任务，不是因为简单复刻</w:t>
+      </w:r>
+      <w:r>
+        <w:t xml:space="preserve"> FLUS</w:t>
+      </w:r>
+      <w:r>
+        <w:t>，而是因为其</w:t>
+      </w:r>
+      <w:r>
+        <w:t xml:space="preserve"> renderer-simulator-planner </w:t>
+      </w:r>
+      <w:r>
+        <w:t>架构包含土地利用模拟所需的关键环节，并在此基础上增加了治理型能力。</w:t>
       </w:r>
     </w:p>
     <w:tbl>
       <w:tblPr>
-        <w:tblStyle w:val="TableGrid"/>
+        <w:tblStyle w:val="a6"/>
         <w:tblW w:w="0" w:type="auto"/>
+        <w:tblInd w:w="80" w:type="dxa"/>
         <w:tblLook w:val="04A0" w:firstRow="1" w:lastRow="0" w:firstColumn="1" w:lastColumn="0" w:noHBand="0" w:noVBand="1"/>
       </w:tblPr>
       <w:tblGrid>
-        <w:gridCol w:w="1600"/>
-        <w:gridCol w:w="3100"/>
-        <w:gridCol w:w="2800"/>
-        <w:gridCol w:w="3000"/>
+        <w:gridCol w:w="1576"/>
+        <w:gridCol w:w="3069"/>
+        <w:gridCol w:w="2724"/>
+        <w:gridCol w:w="2917"/>
       </w:tblGrid>
       <w:tr>
         <w:tc>
           <w:tcPr>
             <w:tcW w:w="1600" w:type="dxa"/>
-            <w:shd w:fill="E8EEF7"/>
+            <w:shd w:val="clear" w:color="auto" w:fill="E8EEF7"/>
           </w:tcPr>
           <w:p>
             <w:pPr>
@@ -3730,7 +5783,7 @@
         <w:tc>
           <w:tcPr>
             <w:tcW w:w="3100" w:type="dxa"/>
-            <w:shd w:fill="E8EEF7"/>
+            <w:shd w:val="clear" w:color="auto" w:fill="E8EEF7"/>
           </w:tcPr>
           <w:p>
             <w:pPr>
@@ -3742,14 +5795,22 @@
                 <w:sz w:val="18"/>
                 <w:szCs w:val="18"/>
               </w:rPr>
-              <w:t>TWM 中的作用</w:t>
+              <w:t xml:space="preserve">TWM </w:t>
+            </w:r>
+            <w:r>
+              <w:rPr>
+                <w:b/>
+                <w:sz w:val="18"/>
+                <w:szCs w:val="18"/>
+              </w:rPr>
+              <w:t>中的作用</w:t>
             </w:r>
           </w:p>
         </w:tc>
         <w:tc>
           <w:tcPr>
             <w:tcW w:w="2800" w:type="dxa"/>
-            <w:shd w:fill="E8EEF7"/>
+            <w:shd w:val="clear" w:color="auto" w:fill="E8EEF7"/>
           </w:tcPr>
           <w:p>
             <w:pPr>
@@ -3761,14 +5822,30 @@
                 <w:sz w:val="18"/>
                 <w:szCs w:val="18"/>
               </w:rPr>
-              <w:t>对应 FLUS 型任务</w:t>
+              <w:t>对应</w:t>
+            </w:r>
+            <w:r>
+              <w:rPr>
+                <w:b/>
+                <w:sz w:val="18"/>
+                <w:szCs w:val="18"/>
+              </w:rPr>
+              <w:t xml:space="preserve"> FLUS </w:t>
+            </w:r>
+            <w:r>
+              <w:rPr>
+                <w:b/>
+                <w:sz w:val="18"/>
+                <w:szCs w:val="18"/>
+              </w:rPr>
+              <w:t>型任务</w:t>
             </w:r>
           </w:p>
         </w:tc>
         <w:tc>
           <w:tcPr>
             <w:tcW w:w="3000" w:type="dxa"/>
-            <w:shd w:fill="E8EEF7"/>
+            <w:shd w:val="clear" w:color="auto" w:fill="E8EEF7"/>
           </w:tcPr>
           <w:p>
             <w:pPr>
@@ -3780,7 +5857,23 @@
                 <w:sz w:val="18"/>
                 <w:szCs w:val="18"/>
               </w:rPr>
-              <w:t>超出 FLUS 的部分</w:t>
+              <w:t>超出</w:t>
+            </w:r>
+            <w:r>
+              <w:rPr>
+                <w:b/>
+                <w:sz w:val="18"/>
+                <w:szCs w:val="18"/>
+              </w:rPr>
+              <w:t xml:space="preserve"> FLUS </w:t>
+            </w:r>
+            <w:r>
+              <w:rPr>
+                <w:b/>
+                <w:sz w:val="18"/>
+                <w:szCs w:val="18"/>
+              </w:rPr>
+              <w:t>的部分</w:t>
             </w:r>
           </w:p>
         </w:tc>
@@ -3869,6 +5962,7 @@
                 <w:sz w:val="18"/>
                 <w:szCs w:val="18"/>
               </w:rPr>
+              <w:lastRenderedPageBreak/>
               <w:t>Simulator</w:t>
             </w:r>
           </w:p>
@@ -3886,7 +5980,21 @@
                 <w:sz w:val="18"/>
                 <w:szCs w:val="18"/>
               </w:rPr>
-              <w:t>学习或构建 action/constraint/scenario 条件下的状态转移，输出未来状态、风险和不确定性。</w:t>
+              <w:t>学习或构建</w:t>
+            </w:r>
+            <w:r>
+              <w:rPr>
+                <w:sz w:val="18"/>
+                <w:szCs w:val="18"/>
+              </w:rPr>
+              <w:t xml:space="preserve"> action/constraint/scenario </w:t>
+            </w:r>
+            <w:r>
+              <w:rPr>
+                <w:sz w:val="18"/>
+                <w:szCs w:val="18"/>
+              </w:rPr>
+              <w:t>条件下的状态转移，输出未来状态、风险和不确定性。</w:t>
             </w:r>
           </w:p>
         </w:tc>
@@ -3956,7 +6064,21 @@
                 <w:sz w:val="18"/>
                 <w:szCs w:val="18"/>
               </w:rPr>
-              <w:t>在 simulator 输出上生成和排序候选方案。</w:t>
+              <w:t>在</w:t>
+            </w:r>
+            <w:r>
+              <w:rPr>
+                <w:sz w:val="18"/>
+                <w:szCs w:val="18"/>
+              </w:rPr>
+              <w:t xml:space="preserve"> simulator </w:t>
+            </w:r>
+            <w:r>
+              <w:rPr>
+                <w:sz w:val="18"/>
+                <w:szCs w:val="18"/>
+              </w:rPr>
+              <w:t>输出上生成和排序候选方案。</w:t>
             </w:r>
           </w:p>
         </w:tc>
@@ -4026,7 +6148,35 @@
                 <w:sz w:val="18"/>
                 <w:szCs w:val="18"/>
               </w:rPr>
-              <w:t>对数据来源、训练口径、是否使用 holdout、是否使用 FLUS 概率图进行边界标记。</w:t>
+              <w:t>对数据来源、训练口径、是否使用</w:t>
+            </w:r>
+            <w:r>
+              <w:rPr>
+                <w:sz w:val="18"/>
+                <w:szCs w:val="18"/>
+              </w:rPr>
+              <w:t xml:space="preserve"> holdout</w:t>
+            </w:r>
+            <w:r>
+              <w:rPr>
+                <w:sz w:val="18"/>
+                <w:szCs w:val="18"/>
+              </w:rPr>
+              <w:t>、是否使用</w:t>
+            </w:r>
+            <w:r>
+              <w:rPr>
+                <w:sz w:val="18"/>
+                <w:szCs w:val="18"/>
+              </w:rPr>
+              <w:t xml:space="preserve"> FLUS </w:t>
+            </w:r>
+            <w:r>
+              <w:rPr>
+                <w:sz w:val="18"/>
+                <w:szCs w:val="18"/>
+              </w:rPr>
+              <w:t>概率图进行边界标记。</w:t>
             </w:r>
           </w:p>
         </w:tc>
@@ -4070,53 +6220,31 @@
       <w:pPr>
         <w:spacing w:after="80"/>
       </w:pPr>
-      <w:r>
-        <w:t/>
-      </w:r>
     </w:p>
     <w:p>
       <w:pPr>
-        <w:pStyle w:val="Heading1"/>
+        <w:pStyle w:val="1"/>
         <w:spacing w:after="100"/>
       </w:pPr>
       <w:r>
-        <w:t>九、面向不同对象的建议表述</w:t>
+        <w:t>九、建议表述</w:t>
       </w:r>
     </w:p>
     <w:tbl>
       <w:tblPr>
-        <w:tblStyle w:val="TableGrid"/>
+        <w:tblStyle w:val="a6"/>
         <w:tblW w:w="0" w:type="auto"/>
+        <w:tblInd w:w="80" w:type="dxa"/>
         <w:tblLook w:val="04A0" w:firstRow="1" w:lastRow="0" w:firstColumn="1" w:lastColumn="0" w:noHBand="0" w:noVBand="1"/>
       </w:tblPr>
       <w:tblGrid>
-        <w:gridCol w:w="1600"/>
-        <w:gridCol w:w="8600"/>
+        <w:gridCol w:w="10206"/>
       </w:tblGrid>
       <w:tr>
         <w:tc>
           <w:tcPr>
-            <w:tcW w:w="1600" w:type="dxa"/>
-            <w:shd w:fill="E8EEF7"/>
-          </w:tcPr>
-          <w:p>
-            <w:pPr>
-              <w:spacing w:after="40"/>
-            </w:pPr>
-            <w:r>
-              <w:rPr>
-                <w:b/>
-                <w:sz w:val="18"/>
-                <w:szCs w:val="18"/>
-              </w:rPr>
-              <w:t>对象</w:t>
-            </w:r>
-          </w:p>
-        </w:tc>
-        <w:tc>
-          <w:tcPr>
-            <w:tcW w:w="8600" w:type="dxa"/>
-            <w:shd w:fill="E8EEF7"/>
+            <w:tcW w:w="10206" w:type="dxa"/>
+            <w:shd w:val="clear" w:color="auto" w:fill="E8EEF7"/>
           </w:tcPr>
           <w:p>
             <w:pPr>
@@ -4136,35 +6264,125 @@
       <w:tr>
         <w:tc>
           <w:tcPr>
-            <w:tcW w:w="1600" w:type="dxa"/>
-          </w:tcPr>
-          <w:p>
-            <w:pPr>
-              <w:spacing w:after="40"/>
-            </w:pPr>
-            <w:r>
-              <w:rPr>
-                <w:sz w:val="18"/>
-                <w:szCs w:val="18"/>
-              </w:rPr>
-              <w:t>导师</w:t>
-            </w:r>
-          </w:p>
-        </w:tc>
-        <w:tc>
-          <w:tcPr>
-            <w:tcW w:w="8600" w:type="dxa"/>
-          </w:tcPr>
-          <w:p>
-            <w:pPr>
-              <w:spacing w:after="40"/>
-            </w:pPr>
-            <w:r>
-              <w:rPr>
-                <w:sz w:val="18"/>
-                <w:szCs w:val="18"/>
-              </w:rPr>
-              <w:t>TWM 不是 FLUS 的简单替代，而是把土地利用模拟扩展到国土空间治理 world model。当前证据显示，TWM 能在 FLUS 型样例上同案运行并在 Change FoM 上取得部分进展，但 OA/Kappa、多案例泛化和因果业务数据仍需补强。</w:t>
+            <w:tcW w:w="10206" w:type="dxa"/>
+          </w:tcPr>
+          <w:p>
+            <w:pPr>
+              <w:spacing w:after="40"/>
+            </w:pPr>
+            <w:r>
+              <w:rPr>
+                <w:sz w:val="18"/>
+                <w:szCs w:val="18"/>
+              </w:rPr>
+              <w:t xml:space="preserve">TWM </w:t>
+            </w:r>
+            <w:r>
+              <w:rPr>
+                <w:sz w:val="18"/>
+                <w:szCs w:val="18"/>
+              </w:rPr>
+              <w:t>不是</w:t>
+            </w:r>
+            <w:r>
+              <w:rPr>
+                <w:sz w:val="18"/>
+                <w:szCs w:val="18"/>
+              </w:rPr>
+              <w:t xml:space="preserve"> FLUS </w:t>
+            </w:r>
+            <w:r>
+              <w:rPr>
+                <w:sz w:val="18"/>
+                <w:szCs w:val="18"/>
+              </w:rPr>
+              <w:t>的简单替代，而是把土地利用模拟扩展到国土空间治理</w:t>
+            </w:r>
+            <w:r>
+              <w:rPr>
+                <w:sz w:val="18"/>
+                <w:szCs w:val="18"/>
+              </w:rPr>
+              <w:t xml:space="preserve"> world model</w:t>
+            </w:r>
+            <w:r>
+              <w:rPr>
+                <w:sz w:val="18"/>
+                <w:szCs w:val="18"/>
+              </w:rPr>
+              <w:t>。当前证据显示，</w:t>
+            </w:r>
+            <w:r>
+              <w:rPr>
+                <w:sz w:val="18"/>
+                <w:szCs w:val="18"/>
+              </w:rPr>
+              <w:t xml:space="preserve">TWM </w:t>
+            </w:r>
+            <w:r>
+              <w:rPr>
+                <w:sz w:val="18"/>
+                <w:szCs w:val="18"/>
+              </w:rPr>
+              <w:t>能在</w:t>
+            </w:r>
+            <w:r>
+              <w:rPr>
+                <w:sz w:val="18"/>
+                <w:szCs w:val="18"/>
+              </w:rPr>
+              <w:t xml:space="preserve"> FLUS </w:t>
+            </w:r>
+            <w:r>
+              <w:rPr>
+                <w:sz w:val="18"/>
+                <w:szCs w:val="18"/>
+              </w:rPr>
+              <w:t>型样例上同案运行并在</w:t>
+            </w:r>
+            <w:r>
+              <w:rPr>
+                <w:sz w:val="18"/>
+                <w:szCs w:val="18"/>
+              </w:rPr>
+              <w:t xml:space="preserve"> Change </w:t>
+            </w:r>
+            <w:proofErr w:type="spellStart"/>
+            <w:r>
+              <w:rPr>
+                <w:sz w:val="18"/>
+                <w:szCs w:val="18"/>
+              </w:rPr>
+              <w:t>FoM</w:t>
+            </w:r>
+            <w:proofErr w:type="spellEnd"/>
+            <w:r>
+              <w:rPr>
+                <w:sz w:val="18"/>
+                <w:szCs w:val="18"/>
+              </w:rPr>
+              <w:t xml:space="preserve"> </w:t>
+            </w:r>
+            <w:r>
+              <w:rPr>
+                <w:sz w:val="18"/>
+                <w:szCs w:val="18"/>
+              </w:rPr>
+              <w:t>上取得部分进展，但</w:t>
+            </w:r>
+            <w:r>
+              <w:rPr>
+                <w:sz w:val="18"/>
+                <w:szCs w:val="18"/>
+              </w:rPr>
+              <w:t xml:space="preserve"> OA/Kappa</w:t>
+            </w:r>
+            <w:r>
+              <w:rPr>
+                <w:sz w:val="18"/>
+                <w:szCs w:val="18"/>
+              </w:rPr>
+              <w:t>、多案例泛化和因果业务数据仍需补强。</w:t>
             </w:r>
           </w:p>
         </w:tc>
@@ -4172,35 +6390,25 @@
       <w:tr>
         <w:tc>
           <w:tcPr>
-            <w:tcW w:w="1600" w:type="dxa"/>
-          </w:tcPr>
-          <w:p>
-            <w:pPr>
-              <w:spacing w:after="40"/>
-            </w:pPr>
-            <w:r>
-              <w:rPr>
-                <w:sz w:val="18"/>
-                <w:szCs w:val="18"/>
-              </w:rPr>
-              <w:t>客户</w:t>
-            </w:r>
-          </w:p>
-        </w:tc>
-        <w:tc>
-          <w:tcPr>
-            <w:tcW w:w="8600" w:type="dxa"/>
-          </w:tcPr>
-          <w:p>
-            <w:pPr>
-              <w:spacing w:after="40"/>
-            </w:pPr>
-            <w:r>
-              <w:rPr>
-                <w:sz w:val="18"/>
-                <w:szCs w:val="18"/>
-              </w:rPr>
-              <w:t>TWM 可以覆盖传统土地利用模拟，并进一步支持规则约束、方案比选、证据审计和人工复核。当前样例证明技术链条能跑通，但生产部署还需要接入客户真实规划、审批、监管和证据数据。</w:t>
+            <w:tcW w:w="10206" w:type="dxa"/>
+          </w:tcPr>
+          <w:p>
+            <w:pPr>
+              <w:spacing w:after="40"/>
+            </w:pPr>
+            <w:r>
+              <w:rPr>
+                <w:sz w:val="18"/>
+                <w:szCs w:val="18"/>
+              </w:rPr>
+              <w:t xml:space="preserve">TWM </w:t>
+            </w:r>
+            <w:r>
+              <w:rPr>
+                <w:sz w:val="18"/>
+                <w:szCs w:val="18"/>
+              </w:rPr>
+              <w:t>可以覆盖传统土地利用模拟，并进一步支持规则约束、方案比选、证据审计和人工复核。当前样例证明技术链条能跑通，但生产部署还需要接入客户真实规划、审批、监管和证据数据。</w:t>
             </w:r>
           </w:p>
         </w:tc>
@@ -4208,35 +6416,39 @@
       <w:tr>
         <w:tc>
           <w:tcPr>
-            <w:tcW w:w="1600" w:type="dxa"/>
-          </w:tcPr>
-          <w:p>
-            <w:pPr>
-              <w:spacing w:after="40"/>
-            </w:pPr>
-            <w:r>
-              <w:rPr>
-                <w:sz w:val="18"/>
-                <w:szCs w:val="18"/>
-              </w:rPr>
-              <w:t>公司领导</w:t>
-            </w:r>
-          </w:p>
-        </w:tc>
-        <w:tc>
-          <w:tcPr>
-            <w:tcW w:w="8600" w:type="dxa"/>
-          </w:tcPr>
-          <w:p>
-            <w:pPr>
-              <w:spacing w:after="40"/>
-            </w:pPr>
-            <w:r>
-              <w:rPr>
-                <w:sz w:val="18"/>
-                <w:szCs w:val="18"/>
-              </w:rPr>
-              <w:t>TWM 的价值不在替代单个 FLUS 工具，而在把模拟、规划、审计和自然资源业务闭环统一为平台能力。当前已经形成可演示、可复验的同案对比结果，下一步应投入真实业务数据和多区域验证。</w:t>
+            <w:tcW w:w="10206" w:type="dxa"/>
+          </w:tcPr>
+          <w:p>
+            <w:pPr>
+              <w:spacing w:after="40"/>
+            </w:pPr>
+            <w:r>
+              <w:rPr>
+                <w:sz w:val="18"/>
+                <w:szCs w:val="18"/>
+              </w:rPr>
+              <w:t xml:space="preserve">TWM </w:t>
+            </w:r>
+            <w:r>
+              <w:rPr>
+                <w:sz w:val="18"/>
+                <w:szCs w:val="18"/>
+              </w:rPr>
+              <w:t>的价值不在替代单个</w:t>
+            </w:r>
+            <w:r>
+              <w:rPr>
+                <w:sz w:val="18"/>
+                <w:szCs w:val="18"/>
+              </w:rPr>
+              <w:t xml:space="preserve"> FLUS </w:t>
+            </w:r>
+            <w:r>
+              <w:rPr>
+                <w:sz w:val="18"/>
+                <w:szCs w:val="18"/>
+              </w:rPr>
+              <w:t>工具，而在把模拟、规划、审计和自然资源业务闭环统一为平台能力。当前已经形成可演示、可复验的同案对比结果，下一步应投入真实业务数据和多区域验证。</w:t>
             </w:r>
           </w:p>
         </w:tc>
@@ -4246,13 +6458,10 @@
       <w:pPr>
         <w:spacing w:after="80"/>
       </w:pPr>
-      <w:r>
-        <w:t/>
-      </w:r>
     </w:p>
     <w:p>
       <w:pPr>
-        <w:pStyle w:val="Heading1"/>
+        <w:pStyle w:val="1"/>
         <w:spacing w:after="100"/>
       </w:pPr>
       <w:r>
@@ -4261,16 +6470,42 @@
     </w:p>
     <w:p>
       <w:pPr>
-        <w:pStyle w:val="ListNumber"/>
+        <w:pStyle w:val="a5"/>
         <w:spacing w:after="80"/>
       </w:pPr>
       <w:r>
-        <w:t>补直接 FLUS-console 复现实验：当前把包内 simulationResult 作为官方样例输出，后续应在可控环境中直接运行 FLUS console 复现。</w:t>
+        <w:t>补直接</w:t>
+      </w:r>
+      <w:r>
+        <w:t xml:space="preserve"> FLUS-console </w:t>
+      </w:r>
+      <w:r>
+        <w:t>复现实验：当前把包内</w:t>
+      </w:r>
+      <w:r>
+        <w:t xml:space="preserve"> </w:t>
+      </w:r>
+      <w:proofErr w:type="spellStart"/>
+      <w:r>
+        <w:t>simulationResult</w:t>
+      </w:r>
+      <w:proofErr w:type="spellEnd"/>
+      <w:r>
+        <w:t xml:space="preserve"> </w:t>
+      </w:r>
+      <w:r>
+        <w:t>作为官方样例输出，后续应在可控环境中直接运行</w:t>
+      </w:r>
+      <w:r>
+        <w:t xml:space="preserve"> FLUS console </w:t>
+      </w:r>
+      <w:r>
+        <w:t>复现。</w:t>
       </w:r>
     </w:p>
     <w:p>
       <w:pPr>
-        <w:pStyle w:val="ListNumber"/>
+        <w:pStyle w:val="a5"/>
         <w:spacing w:after="80"/>
       </w:pPr>
       <w:r>
@@ -4279,85 +6514,310 @@
     </w:p>
     <w:p>
       <w:pPr>
-        <w:pStyle w:val="ListNumber"/>
+        <w:pStyle w:val="a5"/>
         <w:spacing w:after="80"/>
       </w:pPr>
       <w:r>
-        <w:t>训练独立 TWM suitability/dynamics：继续减少对 FLUS 概率图的依赖，强化道路、人口、政策、经济活动等驱动因子。</w:t>
+        <w:t>训练独立</w:t>
+      </w:r>
+      <w:r>
+        <w:t xml:space="preserve"> TWM suitability/dynamics</w:t>
+      </w:r>
+      <w:r>
+        <w:t>：继续减少对</w:t>
+      </w:r>
+      <w:r>
+        <w:t xml:space="preserve"> FLUS </w:t>
+      </w:r>
+      <w:r>
+        <w:t>概率图的依赖，强化道路、人口、政策、经济活动等驱动因子。</w:t>
       </w:r>
     </w:p>
     <w:p>
       <w:pPr>
-        <w:pStyle w:val="ListNumber"/>
+        <w:pStyle w:val="a5"/>
         <w:spacing w:after="80"/>
       </w:pPr>
       <w:r>
-        <w:t>建立独立 demand/scenario 模型：避免把类别总量外推误差和模拟器空间分配能力混在一起。</w:t>
+        <w:t>建立独立</w:t>
+      </w:r>
+      <w:r>
+        <w:t xml:space="preserve"> demand/scenario </w:t>
+      </w:r>
+      <w:r>
+        <w:t>模型：避免把类别总量外推误差和模拟器空间分配能力混在一起。</w:t>
       </w:r>
     </w:p>
     <w:p>
       <w:pPr>
-        <w:pStyle w:val="ListNumber"/>
+        <w:pStyle w:val="a5"/>
         <w:spacing w:after="80"/>
       </w:pPr>
       <w:r>
-        <w:t>接入真实治理数据：项目边界、规划分区、审批记录、规则命中、证据链、复核结果等是 TWM 超出 FLUS 的核心证据来源。</w:t>
+        <w:t>接入真实治理数据：项目边界、规划分区、审批记录、规则命中、证据链、复核结果等是</w:t>
+      </w:r>
+      <w:r>
+        <w:t xml:space="preserve"> TWM </w:t>
+      </w:r>
+      <w:r>
+        <w:t>超出</w:t>
+      </w:r>
+      <w:r>
+        <w:t xml:space="preserve"> FLUS </w:t>
+      </w:r>
+      <w:r>
+        <w:t>的核心证据来源。</w:t>
       </w:r>
     </w:p>
     <w:p>
       <w:pPr>
-        <w:pStyle w:val="ListNumber"/>
+        <w:pStyle w:val="a5"/>
         <w:spacing w:after="80"/>
       </w:pPr>
       <w:r>
-        <w:t>形成可发表研究问题：不要泛泛说“世界模型更先进”，应聚焦“治理证据约束下的 action-conditioned geospatial world model 是否优于传统模拟/规则/优化分离流程”。</w:t>
+        <w:t>形成可发表研究问题：不要泛泛说</w:t>
+      </w:r>
+      <w:r>
+        <w:t>“</w:t>
+      </w:r>
+      <w:r>
+        <w:t>世界模型更先进</w:t>
+      </w:r>
+      <w:r>
+        <w:t>”</w:t>
+      </w:r>
+      <w:r>
+        <w:t>，应聚焦</w:t>
+      </w:r>
+      <w:r>
+        <w:t>“</w:t>
+      </w:r>
+      <w:r>
+        <w:t>治理证据约束下的</w:t>
+      </w:r>
+      <w:r>
+        <w:t xml:space="preserve"> action-conditioned geospatial world model </w:t>
+      </w:r>
+      <w:r>
+        <w:t>是否优于传统模拟</w:t>
+      </w:r>
+      <w:r>
+        <w:t>/</w:t>
+      </w:r>
+      <w:r>
+        <w:t>规则</w:t>
+      </w:r>
+      <w:r>
+        <w:t>/</w:t>
+      </w:r>
+      <w:r>
+        <w:t>优化分离流程</w:t>
+      </w:r>
+      <w:r>
+        <w:t>”</w:t>
+      </w:r>
+      <w:r>
+        <w:t>。</w:t>
       </w:r>
     </w:p>
     <w:p>
       <w:pPr>
-        <w:pStyle w:val="Heading1"/>
+        <w:pStyle w:val="1"/>
         <w:spacing w:after="100"/>
       </w:pPr>
       <w:r>
         <w:t>十一、最终判断</w:t>
+      </w:r>
+    </w:p>
+    <w:p>
+      <w:r>
+        <w:rPr>
+          <w:b/>
+          <w:color w:val="1F4E79"/>
+        </w:rPr>
+        <w:t>可以这样理解：</w:t>
+      </w:r>
+      <w:r>
+        <w:rPr>
+          <w:b/>
+          <w:color w:val="1F4E79"/>
+        </w:rPr>
+        <w:t xml:space="preserve">GeoSOS-FLUS </w:t>
+      </w:r>
+      <w:r>
+        <w:rPr>
+          <w:b/>
+          <w:color w:val="1F4E79"/>
+        </w:rPr>
+        <w:t>是土地利用变化模拟领域的成熟工具；</w:t>
+      </w:r>
+      <w:r>
+        <w:rPr>
+          <w:b/>
+          <w:color w:val="1F4E79"/>
+        </w:rPr>
+        <w:t xml:space="preserve">TWM </w:t>
+      </w:r>
+      <w:r>
+        <w:rPr>
+          <w:b/>
+          <w:color w:val="1F4E79"/>
+        </w:rPr>
+        <w:t>是面向国土空间治理的更大架构。</w:t>
+      </w:r>
+      <w:r>
+        <w:rPr>
+          <w:b/>
+          <w:color w:val="1F4E79"/>
+        </w:rPr>
+        <w:t xml:space="preserve">TWM </w:t>
+      </w:r>
+      <w:r>
+        <w:rPr>
+          <w:b/>
+          <w:color w:val="1F4E79"/>
+        </w:rPr>
+        <w:t>覆盖</w:t>
+      </w:r>
+      <w:r>
+        <w:rPr>
+          <w:b/>
+          <w:color w:val="1F4E79"/>
+        </w:rPr>
+        <w:t xml:space="preserve"> FLUS </w:t>
+      </w:r>
+      <w:r>
+        <w:rPr>
+          <w:b/>
+          <w:color w:val="1F4E79"/>
+        </w:rPr>
+        <w:t>类型问题是合理的，因为土地利用模拟可以作为</w:t>
+      </w:r>
+      <w:r>
+        <w:rPr>
+          <w:b/>
+          <w:color w:val="1F4E79"/>
+        </w:rPr>
+        <w:t xml:space="preserve"> TWM simulator </w:t>
+      </w:r>
+      <w:r>
+        <w:rPr>
+          <w:b/>
+          <w:color w:val="1F4E79"/>
+        </w:rPr>
+        <w:t>的一个子任务。但当前最严谨的结论不是</w:t>
+      </w:r>
+      <w:r>
+        <w:rPr>
+          <w:b/>
+          <w:color w:val="1F4E79"/>
+        </w:rPr>
+        <w:t xml:space="preserve">“TWM </w:t>
+      </w:r>
+      <w:r>
+        <w:rPr>
+          <w:b/>
+          <w:color w:val="1F4E79"/>
+        </w:rPr>
+        <w:t>已经全面打败</w:t>
+      </w:r>
+      <w:r>
+        <w:rPr>
+          <w:b/>
+          <w:color w:val="1F4E79"/>
+        </w:rPr>
+        <w:t xml:space="preserve"> FLUS”</w:t>
+      </w:r>
+      <w:r>
+        <w:rPr>
+          <w:b/>
+          <w:color w:val="1F4E79"/>
+        </w:rPr>
+        <w:t>，而是：</w:t>
+      </w:r>
+      <w:r>
+        <w:rPr>
+          <w:b/>
+          <w:color w:val="1F4E79"/>
+        </w:rPr>
+        <w:t xml:space="preserve">TWM </w:t>
+      </w:r>
+      <w:r>
+        <w:rPr>
+          <w:b/>
+          <w:color w:val="1F4E79"/>
+        </w:rPr>
+        <w:t>已在</w:t>
+      </w:r>
+      <w:r>
+        <w:rPr>
+          <w:b/>
+          <w:color w:val="1F4E79"/>
+        </w:rPr>
+        <w:t xml:space="preserve"> FLUS </w:t>
+      </w:r>
+      <w:r>
+        <w:rPr>
+          <w:b/>
+          <w:color w:val="1F4E79"/>
+        </w:rPr>
+        <w:t>官方样例和公开多区域数据上证明了同案模拟、指标对比和规划排序能力，并在变化定位指标上出现积极信号；全面替代或超越结论仍需要多案例、独立</w:t>
+      </w:r>
+      <w:r>
+        <w:rPr>
+          <w:b/>
+          <w:color w:val="1F4E79"/>
+        </w:rPr>
+        <w:t xml:space="preserve"> dynamics</w:t>
+      </w:r>
+      <w:r>
+        <w:rPr>
+          <w:b/>
+          <w:color w:val="1F4E79"/>
+        </w:rPr>
+        <w:t>、直接</w:t>
+      </w:r>
+      <w:r>
+        <w:rPr>
+          <w:b/>
+          <w:color w:val="1F4E79"/>
+        </w:rPr>
+        <w:t xml:space="preserve"> FLUS </w:t>
+      </w:r>
+      <w:r>
+        <w:rPr>
+          <w:b/>
+          <w:color w:val="1F4E79"/>
+        </w:rPr>
+        <w:t>复现和真实治理数据支撑。</w:t>
       </w:r>
     </w:p>
     <w:p>
       <w:pPr>
-        <w:spacing w:after="120"/>
-      </w:pPr>
-      <w:r>
-        <w:rPr>
-          <w:b/>
-          <w:color w:val="1F4E79"/>
-        </w:rPr>
-        <w:t>可以这样理解：GeoSOS-FLUS 是土地利用变化模拟领域的成熟工具；TWM 是面向国土空间治理的更大架构。TWM 覆盖 FLUS 类型问题是合理的，因为土地利用模拟可以作为 TWM simulator 的一个子任务。但当前最严谨的结论不是“TWM 已经全面打败 FLUS”，而是：TWM 已在 FLUS 官方样例和公开多区域数据上证明了同案模拟、指标对比和规划排序能力，并在变化定位指标上出现积极信号；全面替代或超越结论仍需要多案例、独立 dynamics、直接 FLUS 复现和真实治理数据支撑。</w:t>
-      </w:r>
-    </w:p>
-    <w:p>
-      <w:pPr>
-        <w:pStyle w:val="Heading1"/>
+        <w:pStyle w:val="1"/>
         <w:spacing w:after="100"/>
       </w:pPr>
       <w:r>
+        <w:lastRenderedPageBreak/>
         <w:t>附录：本报告使用的本地证据文件</w:t>
       </w:r>
     </w:p>
     <w:tbl>
       <w:tblPr>
-        <w:tblStyle w:val="TableGrid"/>
+        <w:tblStyle w:val="a6"/>
         <w:tblW w:w="0" w:type="auto"/>
+        <w:tblInd w:w="80" w:type="dxa"/>
         <w:tblLook w:val="04A0" w:firstRow="1" w:lastRow="0" w:firstColumn="1" w:lastColumn="0" w:noHBand="0" w:noVBand="1"/>
       </w:tblPr>
       <w:tblGrid>
-        <w:gridCol w:w="2800"/>
-        <w:gridCol w:w="7600"/>
+        <w:gridCol w:w="2754"/>
+        <w:gridCol w:w="7532"/>
       </w:tblGrid>
       <w:tr>
         <w:tc>
           <w:tcPr>
             <w:tcW w:w="2800" w:type="dxa"/>
-            <w:shd w:fill="E8EEF7"/>
+            <w:shd w:val="clear" w:color="auto" w:fill="E8EEF7"/>
           </w:tcPr>
           <w:p>
             <w:pPr>
@@ -4376,7 +6836,7 @@
         <w:tc>
           <w:tcPr>
             <w:tcW w:w="7600" w:type="dxa"/>
-            <w:shd w:fill="E8EEF7"/>
+            <w:shd w:val="clear" w:color="auto" w:fill="E8EEF7"/>
           </w:tcPr>
           <w:p>
             <w:pPr>
@@ -4407,7 +6867,14 @@
                 <w:sz w:val="18"/>
                 <w:szCs w:val="18"/>
               </w:rPr>
-              <w:t>FLUS V2.4 同案报告</w:t>
+              <w:t xml:space="preserve">FLUS V2.4 </w:t>
+            </w:r>
+            <w:r>
+              <w:rPr>
+                <w:sz w:val="18"/>
+                <w:szCs w:val="18"/>
+              </w:rPr>
+              <w:t>同案报告</w:t>
             </w:r>
           </w:p>
         </w:tc>
@@ -4443,7 +6910,14 @@
                 <w:sz w:val="18"/>
                 <w:szCs w:val="18"/>
               </w:rPr>
-              <w:t>FLUS V2.4 图文报告</w:t>
+              <w:t xml:space="preserve">FLUS V2.4 </w:t>
+            </w:r>
+            <w:r>
+              <w:rPr>
+                <w:sz w:val="18"/>
+                <w:szCs w:val="18"/>
+              </w:rPr>
+              <w:t>图文报告</w:t>
             </w:r>
           </w:p>
         </w:tc>
@@ -4479,7 +6953,14 @@
                 <w:sz w:val="18"/>
                 <w:szCs w:val="18"/>
               </w:rPr>
-              <w:t>Dynamic World admin20 报告</w:t>
+              <w:t xml:space="preserve">Dynamic World admin20 </w:t>
+            </w:r>
+            <w:r>
+              <w:rPr>
+                <w:sz w:val="18"/>
+                <w:szCs w:val="18"/>
+              </w:rPr>
+              <w:t>报告</w:t>
             </w:r>
           </w:p>
         </w:tc>
@@ -4515,7 +6996,14 @@
                 <w:sz w:val="18"/>
                 <w:szCs w:val="18"/>
               </w:rPr>
-              <w:t>Dynamic World 图文报告</w:t>
+              <w:t xml:space="preserve">Dynamic World </w:t>
+            </w:r>
+            <w:r>
+              <w:rPr>
+                <w:sz w:val="18"/>
+                <w:szCs w:val="18"/>
+              </w:rPr>
+              <w:t>图文报告</w:t>
             </w:r>
           </w:p>
         </w:tc>
@@ -4546,12 +7034,28 @@
             <w:pPr>
               <w:spacing w:after="40"/>
             </w:pPr>
-            <w:r>
-              <w:rPr>
-                <w:sz w:val="18"/>
-                <w:szCs w:val="18"/>
-              </w:rPr>
-              <w:t>DongGuan independent dynamics 报告</w:t>
+            <w:proofErr w:type="spellStart"/>
+            <w:r>
+              <w:rPr>
+                <w:sz w:val="18"/>
+                <w:szCs w:val="18"/>
+              </w:rPr>
+              <w:t>DongGuan</w:t>
+            </w:r>
+            <w:proofErr w:type="spellEnd"/>
+            <w:r>
+              <w:rPr>
+                <w:sz w:val="18"/>
+                <w:szCs w:val="18"/>
+              </w:rPr>
+              <w:t xml:space="preserve"> independent dynamics </w:t>
+            </w:r>
+            <w:r>
+              <w:rPr>
+                <w:sz w:val="18"/>
+                <w:szCs w:val="18"/>
+              </w:rPr>
+              <w:t>报告</w:t>
             </w:r>
           </w:p>
         </w:tc>
@@ -4587,7 +7091,42 @@
                 <w:sz w:val="18"/>
                 <w:szCs w:val="18"/>
               </w:rPr>
-              <w:t>TWM 渲染器/模拟器/规划器技术说明</w:t>
+              <w:t xml:space="preserve">TWM </w:t>
+            </w:r>
+            <w:r>
+              <w:rPr>
+                <w:sz w:val="18"/>
+                <w:szCs w:val="18"/>
+              </w:rPr>
+              <w:t>渲染器</w:t>
+            </w:r>
+            <w:r>
+              <w:rPr>
+                <w:sz w:val="18"/>
+                <w:szCs w:val="18"/>
+              </w:rPr>
+              <w:t>/</w:t>
+            </w:r>
+            <w:r>
+              <w:rPr>
+                <w:sz w:val="18"/>
+                <w:szCs w:val="18"/>
+              </w:rPr>
+              <w:t>模拟器</w:t>
+            </w:r>
+            <w:r>
+              <w:rPr>
+                <w:sz w:val="18"/>
+                <w:szCs w:val="18"/>
+              </w:rPr>
+              <w:t>/</w:t>
+            </w:r>
+            <w:r>
+              <w:rPr>
+                <w:sz w:val="18"/>
+                <w:szCs w:val="18"/>
+              </w:rPr>
+              <w:t>规划器技术说明</w:t>
             </w:r>
           </w:p>
         </w:tc>
@@ -4614,9 +7153,6 @@
       <w:pPr>
         <w:spacing w:after="80"/>
       </w:pPr>
-      <w:r>
-        <w:t/>
-      </w:r>
     </w:p>
     <w:sectPr>
       <w:pgSz w:w="11906" w:h="16838"/>
@@ -4629,13 +7165,14 @@
 </file>
 
 <file path=word/styles.xml><?xml version="1.0" encoding="utf-8"?>
-<w:styles xmlns:w="http://schemas.openxmlformats.org/wordprocessingml/2006/main">
+<w:styles xmlns:mc="http://schemas.openxmlformats.org/markup-compatibility/2006" xmlns:r="http://schemas.openxmlformats.org/officeDocument/2006/relationships" xmlns:w="http://schemas.openxmlformats.org/wordprocessingml/2006/main" xmlns:w14="http://schemas.microsoft.com/office/word/2010/wordml" xmlns:w15="http://schemas.microsoft.com/office/word/2012/wordml" xmlns:w16cex="http://schemas.microsoft.com/office/word/2018/wordml/cex" xmlns:w16cid="http://schemas.microsoft.com/office/word/2016/wordml/cid" xmlns:w16="http://schemas.microsoft.com/office/word/2018/wordml" xmlns:w16sdtdh="http://schemas.microsoft.com/office/word/2020/wordml/sdtdatahash" xmlns:w16sdtfl="http://schemas.microsoft.com/office/word/2024/wordml/sdtformatlock" xmlns:w16se="http://schemas.microsoft.com/office/word/2015/wordml/symex" xmlns:w16du="http://schemas.microsoft.com/office/word/2023/wordml/word16du" mc:Ignorable="w14 w15 w16se w16cid w16 w16cex w16sdtdh w16sdtfl w16du">
   <w:docDefaults>
     <w:rPrDefault>
       <w:rPr>
-        <w:rFonts w:ascii="Arial" w:eastAsia="Microsoft YaHei" w:hAnsi="Arial" w:cs="Arial"/>
+        <w:rFonts w:ascii="Arial" w:eastAsiaTheme="minorEastAsia" w:hAnsi="Arial" w:cs="Arial"/>
         <w:sz w:val="21"/>
         <w:szCs w:val="21"/>
+        <w:lang w:val="en-US" w:eastAsia="zh-CN" w:bidi="ar-SA"/>
       </w:rPr>
     </w:rPrDefault>
     <w:pPrDefault>
@@ -4644,62 +7181,437 @@
       </w:pPr>
     </w:pPrDefault>
   </w:docDefaults>
-  <w:style w:type="paragraph" w:default="1" w:styleId="Normal">
+  <w:latentStyles w:defLockedState="0" w:defUIPriority="99" w:defSemiHidden="0" w:defUnhideWhenUsed="0" w:defQFormat="0" w:count="376">
+    <w:lsdException w:name="Normal" w:uiPriority="0" w:qFormat="1"/>
+    <w:lsdException w:name="heading 1" w:uiPriority="9" w:qFormat="1"/>
+    <w:lsdException w:name="heading 2" w:semiHidden="1" w:uiPriority="9" w:unhideWhenUsed="1" w:qFormat="1"/>
+    <w:lsdException w:name="heading 3" w:semiHidden="1" w:uiPriority="9" w:unhideWhenUsed="1" w:qFormat="1"/>
+    <w:lsdException w:name="heading 4" w:semiHidden="1" w:uiPriority="9" w:unhideWhenUsed="1" w:qFormat="1"/>
+    <w:lsdException w:name="heading 5" w:semiHidden="1" w:uiPriority="9" w:unhideWhenUsed="1" w:qFormat="1"/>
+    <w:lsdException w:name="heading 6" w:semiHidden="1" w:uiPriority="9" w:unhideWhenUsed="1" w:qFormat="1"/>
+    <w:lsdException w:name="heading 7" w:semiHidden="1" w:uiPriority="9" w:unhideWhenUsed="1" w:qFormat="1"/>
+    <w:lsdException w:name="heading 8" w:semiHidden="1" w:uiPriority="9" w:unhideWhenUsed="1" w:qFormat="1"/>
+    <w:lsdException w:name="heading 9" w:semiHidden="1" w:uiPriority="9" w:unhideWhenUsed="1" w:qFormat="1"/>
+    <w:lsdException w:name="index 1" w:semiHidden="1" w:unhideWhenUsed="1"/>
+    <w:lsdException w:name="index 2" w:semiHidden="1" w:unhideWhenUsed="1"/>
+    <w:lsdException w:name="index 3" w:semiHidden="1" w:unhideWhenUsed="1"/>
+    <w:lsdException w:name="index 4" w:semiHidden="1" w:unhideWhenUsed="1"/>
+    <w:lsdException w:name="index 5" w:semiHidden="1" w:unhideWhenUsed="1"/>
+    <w:lsdException w:name="index 6" w:semiHidden="1" w:unhideWhenUsed="1"/>
+    <w:lsdException w:name="index 7" w:semiHidden="1" w:unhideWhenUsed="1"/>
+    <w:lsdException w:name="index 8" w:semiHidden="1" w:unhideWhenUsed="1"/>
+    <w:lsdException w:name="index 9" w:semiHidden="1" w:unhideWhenUsed="1"/>
+    <w:lsdException w:name="toc 1" w:semiHidden="1" w:uiPriority="39" w:unhideWhenUsed="1"/>
+    <w:lsdException w:name="toc 2" w:semiHidden="1" w:uiPriority="39" w:unhideWhenUsed="1"/>
+    <w:lsdException w:name="toc 3" w:semiHidden="1" w:uiPriority="39" w:unhideWhenUsed="1"/>
+    <w:lsdException w:name="toc 4" w:semiHidden="1" w:uiPriority="39" w:unhideWhenUsed="1"/>
+    <w:lsdException w:name="toc 5" w:semiHidden="1" w:uiPriority="39" w:unhideWhenUsed="1"/>
+    <w:lsdException w:name="toc 6" w:semiHidden="1" w:uiPriority="39" w:unhideWhenUsed="1"/>
+    <w:lsdException w:name="toc 7" w:semiHidden="1" w:uiPriority="39" w:unhideWhenUsed="1"/>
+    <w:lsdException w:name="toc 8" w:semiHidden="1" w:uiPriority="39" w:unhideWhenUsed="1"/>
+    <w:lsdException w:name="toc 9" w:semiHidden="1" w:uiPriority="39" w:unhideWhenUsed="1"/>
+    <w:lsdException w:name="Normal Indent" w:semiHidden="1" w:unhideWhenUsed="1"/>
+    <w:lsdException w:name="footnote text" w:semiHidden="1" w:unhideWhenUsed="1"/>
+    <w:lsdException w:name="annotation text" w:semiHidden="1" w:unhideWhenUsed="1"/>
+    <w:lsdException w:name="header" w:semiHidden="1" w:unhideWhenUsed="1"/>
+    <w:lsdException w:name="footer" w:semiHidden="1" w:unhideWhenUsed="1"/>
+    <w:lsdException w:name="index heading" w:semiHidden="1" w:unhideWhenUsed="1"/>
+    <w:lsdException w:name="caption" w:semiHidden="1" w:uiPriority="35" w:unhideWhenUsed="1" w:qFormat="1"/>
+    <w:lsdException w:name="table of figures" w:semiHidden="1" w:unhideWhenUsed="1"/>
+    <w:lsdException w:name="envelope address" w:semiHidden="1" w:unhideWhenUsed="1"/>
+    <w:lsdException w:name="envelope return" w:semiHidden="1" w:unhideWhenUsed="1"/>
+    <w:lsdException w:name="footnote reference" w:semiHidden="1" w:unhideWhenUsed="1"/>
+    <w:lsdException w:name="annotation reference" w:semiHidden="1" w:unhideWhenUsed="1"/>
+    <w:lsdException w:name="line number" w:semiHidden="1" w:unhideWhenUsed="1"/>
+    <w:lsdException w:name="page number" w:semiHidden="1" w:unhideWhenUsed="1"/>
+    <w:lsdException w:name="endnote reference" w:semiHidden="1" w:unhideWhenUsed="1"/>
+    <w:lsdException w:name="endnote text" w:semiHidden="1" w:unhideWhenUsed="1"/>
+    <w:lsdException w:name="table of authorities" w:semiHidden="1" w:unhideWhenUsed="1"/>
+    <w:lsdException w:name="macro" w:semiHidden="1" w:unhideWhenUsed="1"/>
+    <w:lsdException w:name="toa heading" w:semiHidden="1" w:unhideWhenUsed="1"/>
+    <w:lsdException w:name="List" w:semiHidden="1" w:unhideWhenUsed="1"/>
+    <w:lsdException w:name="List Bullet" w:semiHidden="1" w:unhideWhenUsed="1"/>
+    <w:lsdException w:name="List Number" w:semiHidden="1" w:unhideWhenUsed="1"/>
+    <w:lsdException w:name="List 2" w:semiHidden="1" w:unhideWhenUsed="1"/>
+    <w:lsdException w:name="List 3" w:semiHidden="1" w:unhideWhenUsed="1"/>
+    <w:lsdException w:name="List 4" w:semiHidden="1" w:unhideWhenUsed="1"/>
+    <w:lsdException w:name="List 5" w:semiHidden="1" w:unhideWhenUsed="1"/>
+    <w:lsdException w:name="List Bullet 2" w:semiHidden="1" w:unhideWhenUsed="1"/>
+    <w:lsdException w:name="List Bullet 3" w:semiHidden="1" w:unhideWhenUsed="1"/>
+    <w:lsdException w:name="List Bullet 4" w:semiHidden="1" w:unhideWhenUsed="1"/>
+    <w:lsdException w:name="List Bullet 5" w:semiHidden="1" w:unhideWhenUsed="1"/>
+    <w:lsdException w:name="List Number 2" w:semiHidden="1" w:unhideWhenUsed="1"/>
+    <w:lsdException w:name="List Number 3" w:semiHidden="1" w:unhideWhenUsed="1"/>
+    <w:lsdException w:name="List Number 4" w:semiHidden="1" w:unhideWhenUsed="1"/>
+    <w:lsdException w:name="List Number 5" w:semiHidden="1" w:unhideWhenUsed="1"/>
+    <w:lsdException w:name="Title" w:uiPriority="10" w:qFormat="1"/>
+    <w:lsdException w:name="Closing" w:semiHidden="1" w:unhideWhenUsed="1"/>
+    <w:lsdException w:name="Signature" w:semiHidden="1" w:unhideWhenUsed="1"/>
+    <w:lsdException w:name="Default Paragraph Font" w:semiHidden="1" w:uiPriority="1" w:unhideWhenUsed="1"/>
+    <w:lsdException w:name="Body Text" w:semiHidden="1" w:unhideWhenUsed="1"/>
+    <w:lsdException w:name="Body Text Indent" w:semiHidden="1" w:unhideWhenUsed="1"/>
+    <w:lsdException w:name="List Continue" w:semiHidden="1" w:unhideWhenUsed="1"/>
+    <w:lsdException w:name="List Continue 2" w:semiHidden="1" w:unhideWhenUsed="1"/>
+    <w:lsdException w:name="List Continue 3" w:semiHidden="1" w:unhideWhenUsed="1"/>
+    <w:lsdException w:name="List Continue 4" w:semiHidden="1" w:unhideWhenUsed="1"/>
+    <w:lsdException w:name="List Continue 5" w:semiHidden="1" w:unhideWhenUsed="1"/>
+    <w:lsdException w:name="Message Header" w:semiHidden="1" w:unhideWhenUsed="1"/>
+    <w:lsdException w:name="Subtitle" w:uiPriority="11" w:qFormat="1"/>
+    <w:lsdException w:name="Salutation" w:semiHidden="1" w:unhideWhenUsed="1"/>
+    <w:lsdException w:name="Date" w:semiHidden="1" w:unhideWhenUsed="1"/>
+    <w:lsdException w:name="Body Text First Indent" w:semiHidden="1" w:unhideWhenUsed="1"/>
+    <w:lsdException w:name="Body Text First Indent 2" w:semiHidden="1" w:unhideWhenUsed="1"/>
+    <w:lsdException w:name="Note Heading" w:semiHidden="1" w:unhideWhenUsed="1"/>
+    <w:lsdException w:name="Body Text 2" w:semiHidden="1" w:unhideWhenUsed="1"/>
+    <w:lsdException w:name="Body Text 3" w:semiHidden="1" w:unhideWhenUsed="1"/>
+    <w:lsdException w:name="Body Text Indent 2" w:semiHidden="1" w:unhideWhenUsed="1"/>
+    <w:lsdException w:name="Body Text Indent 3" w:semiHidden="1" w:unhideWhenUsed="1"/>
+    <w:lsdException w:name="Block Text" w:semiHidden="1" w:unhideWhenUsed="1"/>
+    <w:lsdException w:name="Hyperlink" w:semiHidden="1" w:unhideWhenUsed="1"/>
+    <w:lsdException w:name="FollowedHyperlink" w:semiHidden="1" w:unhideWhenUsed="1"/>
+    <w:lsdException w:name="Strong" w:uiPriority="22" w:qFormat="1"/>
+    <w:lsdException w:name="Emphasis" w:uiPriority="20" w:qFormat="1"/>
+    <w:lsdException w:name="Document Map" w:semiHidden="1" w:unhideWhenUsed="1"/>
+    <w:lsdException w:name="Plain Text" w:semiHidden="1" w:unhideWhenUsed="1"/>
+    <w:lsdException w:name="E-mail Signature" w:semiHidden="1" w:unhideWhenUsed="1"/>
+    <w:lsdException w:name="HTML Top of Form" w:semiHidden="1" w:unhideWhenUsed="1"/>
+    <w:lsdException w:name="HTML Bottom of Form" w:semiHidden="1" w:unhideWhenUsed="1"/>
+    <w:lsdException w:name="Normal (Web)" w:semiHidden="1" w:unhideWhenUsed="1"/>
+    <w:lsdException w:name="HTML Acronym" w:semiHidden="1" w:unhideWhenUsed="1"/>
+    <w:lsdException w:name="HTML Address" w:semiHidden="1" w:unhideWhenUsed="1"/>
+    <w:lsdException w:name="HTML Cite" w:semiHidden="1" w:unhideWhenUsed="1"/>
+    <w:lsdException w:name="HTML Code" w:semiHidden="1" w:unhideWhenUsed="1"/>
+    <w:lsdException w:name="HTML Definition" w:semiHidden="1" w:unhideWhenUsed="1"/>
+    <w:lsdException w:name="HTML Keyboard" w:semiHidden="1" w:unhideWhenUsed="1"/>
+    <w:lsdException w:name="HTML Preformatted" w:semiHidden="1" w:unhideWhenUsed="1"/>
+    <w:lsdException w:name="HTML Sample" w:semiHidden="1" w:unhideWhenUsed="1"/>
+    <w:lsdException w:name="HTML Typewriter" w:semiHidden="1" w:unhideWhenUsed="1"/>
+    <w:lsdException w:name="HTML Variable" w:semiHidden="1" w:unhideWhenUsed="1"/>
+    <w:lsdException w:name="Normal Table" w:semiHidden="1" w:unhideWhenUsed="1"/>
+    <w:lsdException w:name="annotation subject" w:semiHidden="1" w:unhideWhenUsed="1"/>
+    <w:lsdException w:name="No List" w:semiHidden="1" w:unhideWhenUsed="1"/>
+    <w:lsdException w:name="Outline List 1" w:semiHidden="1" w:unhideWhenUsed="1"/>
+    <w:lsdException w:name="Outline List 2" w:semiHidden="1" w:unhideWhenUsed="1"/>
+    <w:lsdException w:name="Outline List 3" w:semiHidden="1" w:unhideWhenUsed="1"/>
+    <w:lsdException w:name="Table Simple 1" w:semiHidden="1" w:unhideWhenUsed="1"/>
+    <w:lsdException w:name="Table Simple 2" w:semiHidden="1" w:unhideWhenUsed="1"/>
+    <w:lsdException w:name="Table Simple 3" w:semiHidden="1" w:unhideWhenUsed="1"/>
+    <w:lsdException w:name="Table Classic 1" w:semiHidden="1" w:unhideWhenUsed="1"/>
+    <w:lsdException w:name="Table Classic 2" w:semiHidden="1" w:unhideWhenUsed="1"/>
+    <w:lsdException w:name="Table Classic 3" w:semiHidden="1" w:unhideWhenUsed="1"/>
+    <w:lsdException w:name="Table Classic 4" w:semiHidden="1" w:unhideWhenUsed="1"/>
+    <w:lsdException w:name="Table Colorful 1" w:semiHidden="1" w:unhideWhenUsed="1"/>
+    <w:lsdException w:name="Table Colorful 2" w:semiHidden="1" w:unhideWhenUsed="1"/>
+    <w:lsdException w:name="Table Colorful 3" w:semiHidden="1" w:unhideWhenUsed="1"/>
+    <w:lsdException w:name="Table Columns 1" w:semiHidden="1" w:unhideWhenUsed="1"/>
+    <w:lsdException w:name="Table Columns 2" w:semiHidden="1" w:unhideWhenUsed="1"/>
+    <w:lsdException w:name="Table Columns 3" w:semiHidden="1" w:unhideWhenUsed="1"/>
+    <w:lsdException w:name="Table Columns 4" w:semiHidden="1" w:unhideWhenUsed="1"/>
+    <w:lsdException w:name="Table Columns 5" w:semiHidden="1" w:unhideWhenUsed="1"/>
+    <w:lsdException w:name="Table Grid 1" w:semiHidden="1" w:unhideWhenUsed="1"/>
+    <w:lsdException w:name="Table Grid 2" w:semiHidden="1" w:unhideWhenUsed="1"/>
+    <w:lsdException w:name="Table Grid 3" w:semiHidden="1" w:unhideWhenUsed="1"/>
+    <w:lsdException w:name="Table Grid 4" w:semiHidden="1" w:unhideWhenUsed="1"/>
+    <w:lsdException w:name="Table Grid 5" w:semiHidden="1" w:unhideWhenUsed="1"/>
+    <w:lsdException w:name="Table Grid 6" w:semiHidden="1" w:unhideWhenUsed="1"/>
+    <w:lsdException w:name="Table Grid 7" w:semiHidden="1" w:unhideWhenUsed="1"/>
+    <w:lsdException w:name="Table Grid 8" w:semiHidden="1" w:unhideWhenUsed="1"/>
+    <w:lsdException w:name="Table List 1" w:semiHidden="1" w:unhideWhenUsed="1"/>
+    <w:lsdException w:name="Table List 2" w:semiHidden="1" w:unhideWhenUsed="1"/>
+    <w:lsdException w:name="Table List 3" w:semiHidden="1" w:unhideWhenUsed="1"/>
+    <w:lsdException w:name="Table List 4" w:semiHidden="1" w:unhideWhenUsed="1"/>
+    <w:lsdException w:name="Table List 5" w:semiHidden="1" w:unhideWhenUsed="1"/>
+    <w:lsdException w:name="Table List 6" w:semiHidden="1" w:unhideWhenUsed="1"/>
+    <w:lsdException w:name="Table List 7" w:semiHidden="1" w:unhideWhenUsed="1"/>
+    <w:lsdException w:name="Table List 8" w:semiHidden="1" w:unhideWhenUsed="1"/>
+    <w:lsdException w:name="Table 3D effects 1" w:semiHidden="1" w:unhideWhenUsed="1"/>
+    <w:lsdException w:name="Table 3D effects 2" w:semiHidden="1" w:unhideWhenUsed="1"/>
+    <w:lsdException w:name="Table 3D effects 3" w:semiHidden="1" w:unhideWhenUsed="1"/>
+    <w:lsdException w:name="Table Contemporary" w:semiHidden="1" w:unhideWhenUsed="1"/>
+    <w:lsdException w:name="Table Elegant" w:semiHidden="1" w:unhideWhenUsed="1"/>
+    <w:lsdException w:name="Table Professional" w:semiHidden="1" w:unhideWhenUsed="1"/>
+    <w:lsdException w:name="Table Subtle 1" w:semiHidden="1" w:unhideWhenUsed="1"/>
+    <w:lsdException w:name="Table Subtle 2" w:semiHidden="1" w:unhideWhenUsed="1"/>
+    <w:lsdException w:name="Table Web 1" w:semiHidden="1" w:unhideWhenUsed="1"/>
+    <w:lsdException w:name="Table Web 2" w:semiHidden="1" w:unhideWhenUsed="1"/>
+    <w:lsdException w:name="Table Web 3" w:semiHidden="1" w:unhideWhenUsed="1"/>
+    <w:lsdException w:name="Balloon Text" w:semiHidden="1" w:unhideWhenUsed="1"/>
+    <w:lsdException w:name="Table Grid" w:uiPriority="39"/>
+    <w:lsdException w:name="Table Theme" w:semiHidden="1" w:unhideWhenUsed="1"/>
+    <w:lsdException w:name="Placeholder Text" w:semiHidden="1"/>
+    <w:lsdException w:name="No Spacing" w:uiPriority="1" w:qFormat="1"/>
+    <w:lsdException w:name="Light Shading" w:uiPriority="60"/>
+    <w:lsdException w:name="Light List" w:uiPriority="61"/>
+    <w:lsdException w:name="Light Grid" w:uiPriority="62"/>
+    <w:lsdException w:name="Medium Shading 1" w:uiPriority="63"/>
+    <w:lsdException w:name="Medium Shading 2" w:uiPriority="64"/>
+    <w:lsdException w:name="Medium List 1" w:uiPriority="65"/>
+    <w:lsdException w:name="Medium List 2" w:uiPriority="66"/>
+    <w:lsdException w:name="Medium Grid 1" w:uiPriority="67"/>
+    <w:lsdException w:name="Medium Grid 2" w:uiPriority="68"/>
+    <w:lsdException w:name="Medium Grid 3" w:uiPriority="69"/>
+    <w:lsdException w:name="Dark List" w:uiPriority="70"/>
+    <w:lsdException w:name="Colorful Shading" w:uiPriority="71"/>
+    <w:lsdException w:name="Colorful List" w:uiPriority="72"/>
+    <w:lsdException w:name="Colorful Grid" w:uiPriority="73"/>
+    <w:lsdException w:name="Light Shading Accent 1" w:uiPriority="60"/>
+    <w:lsdException w:name="Light List Accent 1" w:uiPriority="61"/>
+    <w:lsdException w:name="Light Grid Accent 1" w:uiPriority="62"/>
+    <w:lsdException w:name="Medium Shading 1 Accent 1" w:uiPriority="63"/>
+    <w:lsdException w:name="Medium Shading 2 Accent 1" w:uiPriority="64"/>
+    <w:lsdException w:name="Medium List 1 Accent 1" w:uiPriority="65"/>
+    <w:lsdException w:name="Revision" w:semiHidden="1"/>
+    <w:lsdException w:name="List Paragraph" w:uiPriority="34" w:qFormat="1"/>
+    <w:lsdException w:name="Quote" w:uiPriority="29" w:qFormat="1"/>
+    <w:lsdException w:name="Intense Quote" w:uiPriority="30" w:qFormat="1"/>
+    <w:lsdException w:name="Medium List 2 Accent 1" w:uiPriority="66"/>
+    <w:lsdException w:name="Medium Grid 1 Accent 1" w:uiPriority="67"/>
+    <w:lsdException w:name="Medium Grid 2 Accent 1" w:uiPriority="68"/>
+    <w:lsdException w:name="Medium Grid 3 Accent 1" w:uiPriority="69"/>
+    <w:lsdException w:name="Dark List Accent 1" w:uiPriority="70"/>
+    <w:lsdException w:name="Colorful Shading Accent 1" w:uiPriority="71"/>
+    <w:lsdException w:name="Colorful List Accent 1" w:uiPriority="72"/>
+    <w:lsdException w:name="Colorful Grid Accent 1" w:uiPriority="73"/>
+    <w:lsdException w:name="Light Shading Accent 2" w:uiPriority="60"/>
+    <w:lsdException w:name="Light List Accent 2" w:uiPriority="61"/>
+    <w:lsdException w:name="Light Grid Accent 2" w:uiPriority="62"/>
+    <w:lsdException w:name="Medium Shading 1 Accent 2" w:uiPriority="63"/>
+    <w:lsdException w:name="Medium Shading 2 Accent 2" w:uiPriority="64"/>
+    <w:lsdException w:name="Medium List 1 Accent 2" w:uiPriority="65"/>
+    <w:lsdException w:name="Medium List 2 Accent 2" w:uiPriority="66"/>
+    <w:lsdException w:name="Medium Grid 1 Accent 2" w:uiPriority="67"/>
+    <w:lsdException w:name="Medium Grid 2 Accent 2" w:uiPriority="68"/>
+    <w:lsdException w:name="Medium Grid 3 Accent 2" w:uiPriority="69"/>
+    <w:lsdException w:name="Dark List Accent 2" w:uiPriority="70"/>
+    <w:lsdException w:name="Colorful Shading Accent 2" w:uiPriority="71"/>
+    <w:lsdException w:name="Colorful List Accent 2" w:uiPriority="72"/>
+    <w:lsdException w:name="Colorful Grid Accent 2" w:uiPriority="73"/>
+    <w:lsdException w:name="Light Shading Accent 3" w:uiPriority="60"/>
+    <w:lsdException w:name="Light List Accent 3" w:uiPriority="61"/>
+    <w:lsdException w:name="Light Grid Accent 3" w:uiPriority="62"/>
+    <w:lsdException w:name="Medium Shading 1 Accent 3" w:uiPriority="63"/>
+    <w:lsdException w:name="Medium Shading 2 Accent 3" w:uiPriority="64"/>
+    <w:lsdException w:name="Medium List 1 Accent 3" w:uiPriority="65"/>
+    <w:lsdException w:name="Medium List 2 Accent 3" w:uiPriority="66"/>
+    <w:lsdException w:name="Medium Grid 1 Accent 3" w:uiPriority="67"/>
+    <w:lsdException w:name="Medium Grid 2 Accent 3" w:uiPriority="68"/>
+    <w:lsdException w:name="Medium Grid 3 Accent 3" w:uiPriority="69"/>
+    <w:lsdException w:name="Dark List Accent 3" w:uiPriority="70"/>
+    <w:lsdException w:name="Colorful Shading Accent 3" w:uiPriority="71"/>
+    <w:lsdException w:name="Colorful List Accent 3" w:uiPriority="72"/>
+    <w:lsdException w:name="Colorful Grid Accent 3" w:uiPriority="73"/>
+    <w:lsdException w:name="Light Shading Accent 4" w:uiPriority="60"/>
+    <w:lsdException w:name="Light List Accent 4" w:uiPriority="61"/>
+    <w:lsdException w:name="Light Grid Accent 4" w:uiPriority="62"/>
+    <w:lsdException w:name="Medium Shading 1 Accent 4" w:uiPriority="63"/>
+    <w:lsdException w:name="Medium Shading 2 Accent 4" w:uiPriority="64"/>
+    <w:lsdException w:name="Medium List 1 Accent 4" w:uiPriority="65"/>
+    <w:lsdException w:name="Medium List 2 Accent 4" w:uiPriority="66"/>
+    <w:lsdException w:name="Medium Grid 1 Accent 4" w:uiPriority="67"/>
+    <w:lsdException w:name="Medium Grid 2 Accent 4" w:uiPriority="68"/>
+    <w:lsdException w:name="Medium Grid 3 Accent 4" w:uiPriority="69"/>
+    <w:lsdException w:name="Dark List Accent 4" w:uiPriority="70"/>
+    <w:lsdException w:name="Colorful Shading Accent 4" w:uiPriority="71"/>
+    <w:lsdException w:name="Colorful List Accent 4" w:uiPriority="72"/>
+    <w:lsdException w:name="Colorful Grid Accent 4" w:uiPriority="73"/>
+    <w:lsdException w:name="Light Shading Accent 5" w:uiPriority="60"/>
+    <w:lsdException w:name="Light List Accent 5" w:uiPriority="61"/>
+    <w:lsdException w:name="Light Grid Accent 5" w:uiPriority="62"/>
+    <w:lsdException w:name="Medium Shading 1 Accent 5" w:uiPriority="63"/>
+    <w:lsdException w:name="Medium Shading 2 Accent 5" w:uiPriority="64"/>
+    <w:lsdException w:name="Medium List 1 Accent 5" w:uiPriority="65"/>
+    <w:lsdException w:name="Medium List 2 Accent 5" w:uiPriority="66"/>
+    <w:lsdException w:name="Medium Grid 1 Accent 5" w:uiPriority="67"/>
+    <w:lsdException w:name="Medium Grid 2 Accent 5" w:uiPriority="68"/>
+    <w:lsdException w:name="Medium Grid 3 Accent 5" w:uiPriority="69"/>
+    <w:lsdException w:name="Dark List Accent 5" w:uiPriority="70"/>
+    <w:lsdException w:name="Colorful Shading Accent 5" w:uiPriority="71"/>
+    <w:lsdException w:name="Colorful List Accent 5" w:uiPriority="72"/>
+    <w:lsdException w:name="Colorful Grid Accent 5" w:uiPriority="73"/>
+    <w:lsdException w:name="Light Shading Accent 6" w:uiPriority="60"/>
+    <w:lsdException w:name="Light List Accent 6" w:uiPriority="61"/>
+    <w:lsdException w:name="Light Grid Accent 6" w:uiPriority="62"/>
+    <w:lsdException w:name="Medium Shading 1 Accent 6" w:uiPriority="63"/>
+    <w:lsdException w:name="Medium Shading 2 Accent 6" w:uiPriority="64"/>
+    <w:lsdException w:name="Medium List 1 Accent 6" w:uiPriority="65"/>
+    <w:lsdException w:name="Medium List 2 Accent 6" w:uiPriority="66"/>
+    <w:lsdException w:name="Medium Grid 1 Accent 6" w:uiPriority="67"/>
+    <w:lsdException w:name="Medium Grid 2 Accent 6" w:uiPriority="68"/>
+    <w:lsdException w:name="Medium Grid 3 Accent 6" w:uiPriority="69"/>
+    <w:lsdException w:name="Dark List Accent 6" w:uiPriority="70"/>
+    <w:lsdException w:name="Colorful Shading Accent 6" w:uiPriority="71"/>
+    <w:lsdException w:name="Colorful List Accent 6" w:uiPriority="72"/>
+    <w:lsdException w:name="Colorful Grid Accent 6" w:uiPriority="73"/>
+    <w:lsdException w:name="Subtle Emphasis" w:uiPriority="19" w:qFormat="1"/>
+    <w:lsdException w:name="Intense Emphasis" w:uiPriority="21" w:qFormat="1"/>
+    <w:lsdException w:name="Subtle Reference" w:uiPriority="31" w:qFormat="1"/>
+    <w:lsdException w:name="Intense Reference" w:uiPriority="32" w:qFormat="1"/>
+    <w:lsdException w:name="Book Title" w:uiPriority="33" w:qFormat="1"/>
+    <w:lsdException w:name="Bibliography" w:semiHidden="1" w:uiPriority="37" w:unhideWhenUsed="1"/>
+    <w:lsdException w:name="TOC Heading" w:semiHidden="1" w:uiPriority="39" w:unhideWhenUsed="1" w:qFormat="1"/>
+    <w:lsdException w:name="Plain Table 1" w:uiPriority="41"/>
+    <w:lsdException w:name="Plain Table 2" w:uiPriority="42"/>
+    <w:lsdException w:name="Plain Table 3" w:uiPriority="43"/>
+    <w:lsdException w:name="Plain Table 4" w:uiPriority="44"/>
+    <w:lsdException w:name="Plain Table 5" w:uiPriority="45"/>
+    <w:lsdException w:name="Grid Table Light" w:uiPriority="40"/>
+    <w:lsdException w:name="Grid Table 1 Light" w:uiPriority="46"/>
+    <w:lsdException w:name="Grid Table 2" w:uiPriority="47"/>
+    <w:lsdException w:name="Grid Table 3" w:uiPriority="48"/>
+    <w:lsdException w:name="Grid Table 4" w:uiPriority="49"/>
+    <w:lsdException w:name="Grid Table 5 Dark" w:uiPriority="50"/>
+    <w:lsdException w:name="Grid Table 6 Colorful" w:uiPriority="51"/>
+    <w:lsdException w:name="Grid Table 7 Colorful" w:uiPriority="52"/>
+    <w:lsdException w:name="Grid Table 1 Light Accent 1" w:uiPriority="46"/>
+    <w:lsdException w:name="Grid Table 2 Accent 1" w:uiPriority="47"/>
+    <w:lsdException w:name="Grid Table 3 Accent 1" w:uiPriority="48"/>
+    <w:lsdException w:name="Grid Table 4 Accent 1" w:uiPriority="49"/>
+    <w:lsdException w:name="Grid Table 5 Dark Accent 1" w:uiPriority="50"/>
+    <w:lsdException w:name="Grid Table 6 Colorful Accent 1" w:uiPriority="51"/>
+    <w:lsdException w:name="Grid Table 7 Colorful Accent 1" w:uiPriority="52"/>
+    <w:lsdException w:name="Grid Table 1 Light Accent 2" w:uiPriority="46"/>
+    <w:lsdException w:name="Grid Table 2 Accent 2" w:uiPriority="47"/>
+    <w:lsdException w:name="Grid Table 3 Accent 2" w:uiPriority="48"/>
+    <w:lsdException w:name="Grid Table 4 Accent 2" w:uiPriority="49"/>
+    <w:lsdException w:name="Grid Table 5 Dark Accent 2" w:uiPriority="50"/>
+    <w:lsdException w:name="Grid Table 6 Colorful Accent 2" w:uiPriority="51"/>
+    <w:lsdException w:name="Grid Table 7 Colorful Accent 2" w:uiPriority="52"/>
+    <w:lsdException w:name="Grid Table 1 Light Accent 3" w:uiPriority="46"/>
+    <w:lsdException w:name="Grid Table 2 Accent 3" w:uiPriority="47"/>
+    <w:lsdException w:name="Grid Table 3 Accent 3" w:uiPriority="48"/>
+    <w:lsdException w:name="Grid Table 4 Accent 3" w:uiPriority="49"/>
+    <w:lsdException w:name="Grid Table 5 Dark Accent 3" w:uiPriority="50"/>
+    <w:lsdException w:name="Grid Table 6 Colorful Accent 3" w:uiPriority="51"/>
+    <w:lsdException w:name="Grid Table 7 Colorful Accent 3" w:uiPriority="52"/>
+    <w:lsdException w:name="Grid Table 1 Light Accent 4" w:uiPriority="46"/>
+    <w:lsdException w:name="Grid Table 2 Accent 4" w:uiPriority="47"/>
+    <w:lsdException w:name="Grid Table 3 Accent 4" w:uiPriority="48"/>
+    <w:lsdException w:name="Grid Table 4 Accent 4" w:uiPriority="49"/>
+    <w:lsdException w:name="Grid Table 5 Dark Accent 4" w:uiPriority="50"/>
+    <w:lsdException w:name="Grid Table 6 Colorful Accent 4" w:uiPriority="51"/>
+    <w:lsdException w:name="Grid Table 7 Colorful Accent 4" w:uiPriority="52"/>
+    <w:lsdException w:name="Grid Table 1 Light Accent 5" w:uiPriority="46"/>
+    <w:lsdException w:name="Grid Table 2 Accent 5" w:uiPriority="47"/>
+    <w:lsdException w:name="Grid Table 3 Accent 5" w:uiPriority="48"/>
+    <w:lsdException w:name="Grid Table 4 Accent 5" w:uiPriority="49"/>
+    <w:lsdException w:name="Grid Table 5 Dark Accent 5" w:uiPriority="50"/>
+    <w:lsdException w:name="Grid Table 6 Colorful Accent 5" w:uiPriority="51"/>
+    <w:lsdException w:name="Grid Table 7 Colorful Accent 5" w:uiPriority="52"/>
+    <w:lsdException w:name="Grid Table 1 Light Accent 6" w:uiPriority="46"/>
+    <w:lsdException w:name="Grid Table 2 Accent 6" w:uiPriority="47"/>
+    <w:lsdException w:name="Grid Table 3 Accent 6" w:uiPriority="48"/>
+    <w:lsdException w:name="Grid Table 4 Accent 6" w:uiPriority="49"/>
+    <w:lsdException w:name="Grid Table 5 Dark Accent 6" w:uiPriority="50"/>
+    <w:lsdException w:name="Grid Table 6 Colorful Accent 6" w:uiPriority="51"/>
+    <w:lsdException w:name="Grid Table 7 Colorful Accent 6" w:uiPriority="52"/>
+    <w:lsdException w:name="List Table 1 Light" w:uiPriority="46"/>
+    <w:lsdException w:name="List Table 2" w:uiPriority="47"/>
+    <w:lsdException w:name="List Table 3" w:uiPriority="48"/>
+    <w:lsdException w:name="List Table 4" w:uiPriority="49"/>
+    <w:lsdException w:name="List Table 5 Dark" w:uiPriority="50"/>
+    <w:lsdException w:name="List Table 6 Colorful" w:uiPriority="51"/>
+    <w:lsdException w:name="List Table 7 Colorful" w:uiPriority="52"/>
+    <w:lsdException w:name="List Table 1 Light Accent 1" w:uiPriority="46"/>
+    <w:lsdException w:name="List Table 2 Accent 1" w:uiPriority="47"/>
+    <w:lsdException w:name="List Table 3 Accent 1" w:uiPriority="48"/>
+    <w:lsdException w:name="List Table 4 Accent 1" w:uiPriority="49"/>
+    <w:lsdException w:name="List Table 5 Dark Accent 1" w:uiPriority="50"/>
+    <w:lsdException w:name="List Table 6 Colorful Accent 1" w:uiPriority="51"/>
+    <w:lsdException w:name="List Table 7 Colorful Accent 1" w:uiPriority="52"/>
+    <w:lsdException w:name="List Table 1 Light Accent 2" w:uiPriority="46"/>
+    <w:lsdException w:name="List Table 2 Accent 2" w:uiPriority="47"/>
+    <w:lsdException w:name="List Table 3 Accent 2" w:uiPriority="48"/>
+    <w:lsdException w:name="List Table 4 Accent 2" w:uiPriority="49"/>
+    <w:lsdException w:name="List Table 5 Dark Accent 2" w:uiPriority="50"/>
+    <w:lsdException w:name="List Table 6 Colorful Accent 2" w:uiPriority="51"/>
+    <w:lsdException w:name="List Table 7 Colorful Accent 2" w:uiPriority="52"/>
+    <w:lsdException w:name="List Table 1 Light Accent 3" w:uiPriority="46"/>
+    <w:lsdException w:name="List Table 2 Accent 3" w:uiPriority="47"/>
+    <w:lsdException w:name="List Table 3 Accent 3" w:uiPriority="48"/>
+    <w:lsdException w:name="List Table 4 Accent 3" w:uiPriority="49"/>
+    <w:lsdException w:name="List Table 5 Dark Accent 3" w:uiPriority="50"/>
+    <w:lsdException w:name="List Table 6 Colorful Accent 3" w:uiPriority="51"/>
+    <w:lsdException w:name="List Table 7 Colorful Accent 3" w:uiPriority="52"/>
+    <w:lsdException w:name="List Table 1 Light Accent 4" w:uiPriority="46"/>
+    <w:lsdException w:name="List Table 2 Accent 4" w:uiPriority="47"/>
+    <w:lsdException w:name="List Table 3 Accent 4" w:uiPriority="48"/>
+    <w:lsdException w:name="List Table 4 Accent 4" w:uiPriority="49"/>
+    <w:lsdException w:name="List Table 5 Dark Accent 4" w:uiPriority="50"/>
+    <w:lsdException w:name="List Table 6 Colorful Accent 4" w:uiPriority="51"/>
+    <w:lsdException w:name="List Table 7 Colorful Accent 4" w:uiPriority="52"/>
+    <w:lsdException w:name="List Table 1 Light Accent 5" w:uiPriority="46"/>
+    <w:lsdException w:name="List Table 2 Accent 5" w:uiPriority="47"/>
+    <w:lsdException w:name="List Table 3 Accent 5" w:uiPriority="48"/>
+    <w:lsdException w:name="List Table 4 Accent 5" w:uiPriority="49"/>
+    <w:lsdException w:name="List Table 5 Dark Accent 5" w:uiPriority="50"/>
+    <w:lsdException w:name="List Table 6 Colorful Accent 5" w:uiPriority="51"/>
+    <w:lsdException w:name="List Table 7 Colorful Accent 5" w:uiPriority="52"/>
+    <w:lsdException w:name="List Table 1 Light Accent 6" w:uiPriority="46"/>
+    <w:lsdException w:name="List Table 2 Accent 6" w:uiPriority="47"/>
+    <w:lsdException w:name="List Table 3 Accent 6" w:uiPriority="48"/>
+    <w:lsdException w:name="List Table 4 Accent 6" w:uiPriority="49"/>
+    <w:lsdException w:name="List Table 5 Dark Accent 6" w:uiPriority="50"/>
+    <w:lsdException w:name="List Table 6 Colorful Accent 6" w:uiPriority="51"/>
+    <w:lsdException w:name="List Table 7 Colorful Accent 6" w:uiPriority="52"/>
+    <w:lsdException w:name="Mention" w:semiHidden="1" w:unhideWhenUsed="1"/>
+    <w:lsdException w:name="Smart Hyperlink" w:semiHidden="1" w:unhideWhenUsed="1"/>
+    <w:lsdException w:name="Hashtag" w:semiHidden="1" w:unhideWhenUsed="1"/>
+    <w:lsdException w:name="Unresolved Mention" w:semiHidden="1" w:unhideWhenUsed="1"/>
+    <w:lsdException w:name="Smart Link" w:semiHidden="1" w:unhideWhenUsed="1"/>
+  </w:latentStyles>
+  <w:style w:type="paragraph" w:default="1" w:styleId="a">
     <w:name w:val="Normal"/>
     <w:qFormat/>
   </w:style>
-  <w:style w:type="paragraph" w:styleId="Title">
-    <w:name w:val="Title"/>
-    <w:basedOn w:val="Normal"/>
-    <w:next w:val="Normal"/>
-    <w:qFormat/>
-    <w:rPr>
-      <w:b/>
-      <w:sz w:val="40"/>
-      <w:szCs w:val="40"/>
-      <w:color w:val="1F4E79"/>
-    </w:rPr>
-  </w:style>
-  <w:style w:type="paragraph" w:styleId="Heading1">
+  <w:style w:type="paragraph" w:styleId="1">
     <w:name w:val="heading 1"/>
-    <w:basedOn w:val="Normal"/>
-    <w:next w:val="Normal"/>
+    <w:basedOn w:val="a"/>
+    <w:next w:val="a"/>
+    <w:uiPriority w:val="9"/>
     <w:qFormat/>
     <w:pPr>
       <w:keepNext/>
-      <w:spacing w:before="260" w:after="120"/>
+      <w:spacing w:before="260"/>
+      <w:outlineLvl w:val="0"/>
     </w:pPr>
     <w:rPr>
       <w:b/>
+      <w:color w:val="1F4E79"/>
       <w:sz w:val="30"/>
       <w:szCs w:val="30"/>
-      <w:color w:val="1F4E79"/>
     </w:rPr>
   </w:style>
-  <w:style w:type="paragraph" w:styleId="Heading2">
+  <w:style w:type="paragraph" w:styleId="2">
     <w:name w:val="heading 2"/>
-    <w:basedOn w:val="Normal"/>
-    <w:next w:val="Normal"/>
+    <w:basedOn w:val="a"/>
+    <w:next w:val="a"/>
+    <w:uiPriority w:val="9"/>
+    <w:unhideWhenUsed/>
     <w:qFormat/>
     <w:pPr>
       <w:keepNext/>
       <w:spacing w:before="180" w:after="100"/>
+      <w:outlineLvl w:val="1"/>
     </w:pPr>
     <w:rPr>
       <w:b/>
+      <w:color w:val="2F5597"/>
       <w:sz w:val="25"/>
       <w:szCs w:val="25"/>
-      <w:color w:val="2F5597"/>
     </w:rPr>
   </w:style>
-  <w:style w:type="paragraph" w:styleId="Heading3">
+  <w:style w:type="paragraph" w:styleId="3">
     <w:name w:val="heading 3"/>
-    <w:basedOn w:val="Normal"/>
-    <w:next w:val="Normal"/>
+    <w:basedOn w:val="a"/>
+    <w:next w:val="a"/>
+    <w:uiPriority w:val="9"/>
+    <w:semiHidden/>
+    <w:unhideWhenUsed/>
     <w:qFormat/>
     <w:pPr>
       <w:keepNext/>
       <w:spacing w:before="140" w:after="80"/>
+      <w:outlineLvl w:val="2"/>
     </w:pPr>
     <w:rPr>
       <w:b/>
@@ -4707,9 +7619,49 @@
       <w:szCs w:val="23"/>
     </w:rPr>
   </w:style>
-  <w:style w:type="paragraph" w:styleId="ListBullet">
+  <w:style w:type="character" w:default="1" w:styleId="a0">
+    <w:name w:val="Default Paragraph Font"/>
+    <w:uiPriority w:val="1"/>
+    <w:semiHidden/>
+    <w:unhideWhenUsed/>
+  </w:style>
+  <w:style w:type="table" w:default="1" w:styleId="a1">
+    <w:name w:val="Normal Table"/>
+    <w:uiPriority w:val="99"/>
+    <w:semiHidden/>
+    <w:unhideWhenUsed/>
+    <w:tblPr>
+      <w:tblInd w:w="0" w:type="dxa"/>
+      <w:tblCellMar>
+        <w:top w:w="0" w:type="dxa"/>
+        <w:left w:w="108" w:type="dxa"/>
+        <w:bottom w:w="0" w:type="dxa"/>
+        <w:right w:w="108" w:type="dxa"/>
+      </w:tblCellMar>
+    </w:tblPr>
+  </w:style>
+  <w:style w:type="numbering" w:default="1" w:styleId="a2">
+    <w:name w:val="No List"/>
+    <w:uiPriority w:val="99"/>
+    <w:semiHidden/>
+    <w:unhideWhenUsed/>
+  </w:style>
+  <w:style w:type="paragraph" w:styleId="a3">
+    <w:name w:val="Title"/>
+    <w:basedOn w:val="a"/>
+    <w:next w:val="a"/>
+    <w:uiPriority w:val="10"/>
+    <w:qFormat/>
+    <w:rPr>
+      <w:b/>
+      <w:color w:val="1F4E79"/>
+      <w:sz w:val="40"/>
+      <w:szCs w:val="40"/>
+    </w:rPr>
+  </w:style>
+  <w:style w:type="paragraph" w:styleId="a4">
     <w:name w:val="List Bullet"/>
-    <w:basedOn w:val="Normal"/>
+    <w:basedOn w:val="a"/>
     <w:pPr>
       <w:ind w:left="420" w:hanging="220"/>
     </w:pPr>
@@ -4717,14 +7669,14 @@
       <w:rFonts w:eastAsia="Microsoft YaHei"/>
     </w:rPr>
   </w:style>
-  <w:style w:type="paragraph" w:styleId="ListNumber">
+  <w:style w:type="paragraph" w:styleId="a5">
     <w:name w:val="List Number"/>
-    <w:basedOn w:val="Normal"/>
+    <w:basedOn w:val="a"/>
     <w:pPr>
       <w:ind w:left="420" w:hanging="220"/>
     </w:pPr>
   </w:style>
-  <w:style w:type="table" w:styleId="TableGrid">
+  <w:style w:type="table" w:styleId="a6">
     <w:name w:val="Table Grid"/>
     <w:tblPr>
       <w:tblBorders>
@@ -4744,4 +7696,319 @@
     </w:tblPr>
   </w:style>
 </w:styles>
+</file>
+
+<file path=word/theme/theme1.xml><?xml version="1.0" encoding="utf-8"?>
+<a:theme xmlns:a="http://schemas.openxmlformats.org/drawingml/2006/main" name="Office 主题​​">
+  <a:themeElements>
+    <a:clrScheme name="Office">
+      <a:dk1>
+        <a:sysClr val="windowText" lastClr="000000"/>
+      </a:dk1>
+      <a:lt1>
+        <a:sysClr val="window" lastClr="FFFFFF"/>
+      </a:lt1>
+      <a:dk2>
+        <a:srgbClr val="0E2841"/>
+      </a:dk2>
+      <a:lt2>
+        <a:srgbClr val="E8E8E8"/>
+      </a:lt2>
+      <a:accent1>
+        <a:srgbClr val="156082"/>
+      </a:accent1>
+      <a:accent2>
+        <a:srgbClr val="E97132"/>
+      </a:accent2>
+      <a:accent3>
+        <a:srgbClr val="196B24"/>
+      </a:accent3>
+      <a:accent4>
+        <a:srgbClr val="0F9ED5"/>
+      </a:accent4>
+      <a:accent5>
+        <a:srgbClr val="A02B93"/>
+      </a:accent5>
+      <a:accent6>
+        <a:srgbClr val="4EA72E"/>
+      </a:accent6>
+      <a:hlink>
+        <a:srgbClr val="467886"/>
+      </a:hlink>
+      <a:folHlink>
+        <a:srgbClr val="96607D"/>
+      </a:folHlink>
+    </a:clrScheme>
+    <a:fontScheme name="Office">
+      <a:majorFont>
+        <a:latin typeface="等线 Light" panose="02110004020202020204"/>
+        <a:ea typeface=""/>
+        <a:cs typeface=""/>
+        <a:font script="Jpan" typeface="游ゴシック Light"/>
+        <a:font script="Hang" typeface="맑은 고딕"/>
+        <a:font script="Hans" typeface="等线 Light"/>
+        <a:font script="Hant" typeface="新細明體"/>
+        <a:font script="Arab" typeface="Times New Roman"/>
+        <a:font script="Hebr" typeface="Times New Roman"/>
+        <a:font script="Thai" typeface="Angsana New"/>
+        <a:font script="Ethi" typeface="Nyala"/>
+        <a:font script="Beng" typeface="Vrinda"/>
+        <a:font script="Gujr" typeface="Shruti"/>
+        <a:font script="Khmr" typeface="MoolBoran"/>
+        <a:font script="Knda" typeface="Tunga"/>
+        <a:font script="Guru" typeface="Raavi"/>
+        <a:font script="Cans" typeface="Euphemia"/>
+        <a:font script="Cher" typeface="Plantagenet Cherokee"/>
+        <a:font script="Yiii" typeface="Microsoft Yi Baiti"/>
+        <a:font script="Tibt" typeface="Microsoft Himalaya"/>
+        <a:font script="Thaa" typeface="MV Boli"/>
+        <a:font script="Deva" typeface="Mangal"/>
+        <a:font script="Telu" typeface="Gautami"/>
+        <a:font script="Taml" typeface="Latha"/>
+        <a:font script="Syrc" typeface="Estrangelo Edessa"/>
+        <a:font script="Orya" typeface="Kalinga"/>
+        <a:font script="Mlym" typeface="Kartika"/>
+        <a:font script="Laoo" typeface="DokChampa"/>
+        <a:font script="Sinh" typeface="Iskoola Pota"/>
+        <a:font script="Mong" typeface="Mongolian Baiti"/>
+        <a:font script="Viet" typeface="Times New Roman"/>
+        <a:font script="Uigh" typeface="Microsoft Uighur"/>
+        <a:font script="Geor" typeface="Sylfaen"/>
+        <a:font script="Armn" typeface="Arial"/>
+        <a:font script="Bugi" typeface="Leelawadee UI"/>
+        <a:font script="Bopo" typeface="Microsoft JhengHei"/>
+        <a:font script="Java" typeface="Javanese Text"/>
+        <a:font script="Lisu" typeface="Segoe UI"/>
+        <a:font script="Mymr" typeface="Myanmar Text"/>
+        <a:font script="Nkoo" typeface="Ebrima"/>
+        <a:font script="Olck" typeface="Nirmala UI"/>
+        <a:font script="Osma" typeface="Ebrima"/>
+        <a:font script="Phag" typeface="Phagspa"/>
+        <a:font script="Syrn" typeface="Estrangelo Edessa"/>
+        <a:font script="Syrj" typeface="Estrangelo Edessa"/>
+        <a:font script="Syre" typeface="Estrangelo Edessa"/>
+        <a:font script="Sora" typeface="Nirmala UI"/>
+        <a:font script="Tale" typeface="Microsoft Tai Le"/>
+        <a:font script="Talu" typeface="Microsoft New Tai Lue"/>
+        <a:font script="Tfng" typeface="Ebrima"/>
+      </a:majorFont>
+      <a:minorFont>
+        <a:latin typeface="等线" panose="02110004020202020204"/>
+        <a:ea typeface=""/>
+        <a:cs typeface=""/>
+        <a:font script="Jpan" typeface="游明朝"/>
+        <a:font script="Hang" typeface="맑은 고딕"/>
+        <a:font script="Hans" typeface="等线"/>
+        <a:font script="Hant" typeface="新細明體"/>
+        <a:font script="Arab" typeface="Arial"/>
+        <a:font script="Hebr" typeface="Arial"/>
+        <a:font script="Thai" typeface="Cordia New"/>
+        <a:font script="Ethi" typeface="Nyala"/>
+        <a:font script="Beng" typeface="Vrinda"/>
+        <a:font script="Gujr" typeface="Shruti"/>
+        <a:font script="Khmr" typeface="DaunPenh"/>
+        <a:font script="Knda" typeface="Tunga"/>
+        <a:font script="Guru" typeface="Raavi"/>
+        <a:font script="Cans" typeface="Euphemia"/>
+        <a:font script="Cher" typeface="Plantagenet Cherokee"/>
+        <a:font script="Yiii" typeface="Microsoft Yi Baiti"/>
+        <a:font script="Tibt" typeface="Microsoft Himalaya"/>
+        <a:font script="Thaa" typeface="MV Boli"/>
+        <a:font script="Deva" typeface="Mangal"/>
+        <a:font script="Telu" typeface="Gautami"/>
+        <a:font script="Taml" typeface="Latha"/>
+        <a:font script="Syrc" typeface="Estrangelo Edessa"/>
+        <a:font script="Orya" typeface="Kalinga"/>
+        <a:font script="Mlym" typeface="Kartika"/>
+        <a:font script="Laoo" typeface="DokChampa"/>
+        <a:font script="Sinh" typeface="Iskoola Pota"/>
+        <a:font script="Mong" typeface="Mongolian Baiti"/>
+        <a:font script="Viet" typeface="Arial"/>
+        <a:font script="Uigh" typeface="Microsoft Uighur"/>
+        <a:font script="Geor" typeface="Sylfaen"/>
+        <a:font script="Armn" typeface="Arial"/>
+        <a:font script="Bugi" typeface="Leelawadee UI"/>
+        <a:font script="Bopo" typeface="Microsoft JhengHei"/>
+        <a:font script="Java" typeface="Javanese Text"/>
+        <a:font script="Lisu" typeface="Segoe UI"/>
+        <a:font script="Mymr" typeface="Myanmar Text"/>
+        <a:font script="Nkoo" typeface="Ebrima"/>
+        <a:font script="Olck" typeface="Nirmala UI"/>
+        <a:font script="Osma" typeface="Ebrima"/>
+        <a:font script="Phag" typeface="Phagspa"/>
+        <a:font script="Syrn" typeface="Estrangelo Edessa"/>
+        <a:font script="Syrj" typeface="Estrangelo Edessa"/>
+        <a:font script="Syre" typeface="Estrangelo Edessa"/>
+        <a:font script="Sora" typeface="Nirmala UI"/>
+        <a:font script="Tale" typeface="Microsoft Tai Le"/>
+        <a:font script="Talu" typeface="Microsoft New Tai Lue"/>
+        <a:font script="Tfng" typeface="Ebrima"/>
+      </a:minorFont>
+    </a:fontScheme>
+    <a:fmtScheme name="Office">
+      <a:fillStyleLst>
+        <a:solidFill>
+          <a:schemeClr val="phClr"/>
+        </a:solidFill>
+        <a:gradFill rotWithShape="1">
+          <a:gsLst>
+            <a:gs pos="0">
+              <a:schemeClr val="phClr">
+                <a:lumMod val="110000"/>
+                <a:satMod val="105000"/>
+                <a:tint val="67000"/>
+              </a:schemeClr>
+            </a:gs>
+            <a:gs pos="50000">
+              <a:schemeClr val="phClr">
+                <a:lumMod val="105000"/>
+                <a:satMod val="103000"/>
+                <a:tint val="73000"/>
+              </a:schemeClr>
+            </a:gs>
+            <a:gs pos="100000">
+              <a:schemeClr val="phClr">
+                <a:lumMod val="105000"/>
+                <a:satMod val="109000"/>
+                <a:tint val="81000"/>
+              </a:schemeClr>
+            </a:gs>
+          </a:gsLst>
+          <a:lin ang="5400000" scaled="0"/>
+        </a:gradFill>
+        <a:gradFill rotWithShape="1">
+          <a:gsLst>
+            <a:gs pos="0">
+              <a:schemeClr val="phClr">
+                <a:satMod val="103000"/>
+                <a:lumMod val="102000"/>
+                <a:tint val="94000"/>
+              </a:schemeClr>
+            </a:gs>
+            <a:gs pos="50000">
+              <a:schemeClr val="phClr">
+                <a:satMod val="110000"/>
+                <a:lumMod val="100000"/>
+                <a:shade val="100000"/>
+              </a:schemeClr>
+            </a:gs>
+            <a:gs pos="100000">
+              <a:schemeClr val="phClr">
+                <a:lumMod val="99000"/>
+                <a:satMod val="120000"/>
+                <a:shade val="78000"/>
+              </a:schemeClr>
+            </a:gs>
+          </a:gsLst>
+          <a:lin ang="5400000" scaled="0"/>
+        </a:gradFill>
+      </a:fillStyleLst>
+      <a:lnStyleLst>
+        <a:ln w="12700" cap="flat" cmpd="sng" algn="ctr">
+          <a:solidFill>
+            <a:schemeClr val="phClr"/>
+          </a:solidFill>
+          <a:prstDash val="solid"/>
+          <a:miter lim="800000"/>
+        </a:ln>
+        <a:ln w="19050" cap="flat" cmpd="sng" algn="ctr">
+          <a:solidFill>
+            <a:schemeClr val="phClr"/>
+          </a:solidFill>
+          <a:prstDash val="solid"/>
+          <a:miter lim="800000"/>
+        </a:ln>
+        <a:ln w="25400" cap="flat" cmpd="sng" algn="ctr">
+          <a:solidFill>
+            <a:schemeClr val="phClr"/>
+          </a:solidFill>
+          <a:prstDash val="solid"/>
+          <a:miter lim="800000"/>
+        </a:ln>
+      </a:lnStyleLst>
+      <a:effectStyleLst>
+        <a:effectStyle>
+          <a:effectLst/>
+        </a:effectStyle>
+        <a:effectStyle>
+          <a:effectLst/>
+        </a:effectStyle>
+        <a:effectStyle>
+          <a:effectLst>
+            <a:outerShdw blurRad="57150" dist="19050" dir="5400000" algn="ctr" rotWithShape="0">
+              <a:srgbClr val="000000">
+                <a:alpha val="63000"/>
+              </a:srgbClr>
+            </a:outerShdw>
+          </a:effectLst>
+        </a:effectStyle>
+      </a:effectStyleLst>
+      <a:bgFillStyleLst>
+        <a:solidFill>
+          <a:schemeClr val="phClr"/>
+        </a:solidFill>
+        <a:solidFill>
+          <a:schemeClr val="phClr">
+            <a:tint val="95000"/>
+            <a:satMod val="170000"/>
+          </a:schemeClr>
+        </a:solidFill>
+        <a:gradFill rotWithShape="1">
+          <a:gsLst>
+            <a:gs pos="0">
+              <a:schemeClr val="phClr">
+                <a:tint val="93000"/>
+                <a:satMod val="150000"/>
+                <a:shade val="98000"/>
+                <a:lumMod val="102000"/>
+              </a:schemeClr>
+            </a:gs>
+            <a:gs pos="50000">
+              <a:schemeClr val="phClr">
+                <a:tint val="98000"/>
+                <a:satMod val="130000"/>
+                <a:shade val="90000"/>
+                <a:lumMod val="103000"/>
+              </a:schemeClr>
+            </a:gs>
+            <a:gs pos="100000">
+              <a:schemeClr val="phClr">
+                <a:shade val="63000"/>
+                <a:satMod val="120000"/>
+              </a:schemeClr>
+            </a:gs>
+          </a:gsLst>
+          <a:lin ang="5400000" scaled="0"/>
+        </a:gradFill>
+      </a:bgFillStyleLst>
+    </a:fmtScheme>
+  </a:themeElements>
+  <a:objectDefaults>
+    <a:lnDef>
+      <a:spPr/>
+      <a:bodyPr/>
+      <a:lstStyle/>
+      <a:style>
+        <a:lnRef idx="2">
+          <a:schemeClr val="accent1"/>
+        </a:lnRef>
+        <a:fillRef idx="0">
+          <a:schemeClr val="accent1"/>
+        </a:fillRef>
+        <a:effectRef idx="1">
+          <a:schemeClr val="accent1"/>
+        </a:effectRef>
+        <a:fontRef idx="minor">
+          <a:schemeClr val="tx1"/>
+        </a:fontRef>
+      </a:style>
+    </a:lnDef>
+  </a:objectDefaults>
+  <a:extraClrSchemeLst/>
+  <a:extLst>
+    <a:ext uri="{05A4C25C-085E-4340-85A3-A5531E510DB2}">
+      <thm15:themeFamily xmlns:thm15="http://schemas.microsoft.com/office/thememl/2012/main" name="Office Theme" id="{2E142A2C-CD16-42D6-873A-C26D2A0506FA}" vid="{1BDDFF52-6CD6-40A5-AB3C-68EB2F1E4D0A}"/>
+    </a:ext>
+  </a:extLst>
+</a:theme>
 </file>